--- a/docs/IPI-CONSTRUCTA.docx
+++ b/docs/IPI-CONSTRUCTA.docx
@@ -1186,6 +1186,141 @@
           <w:sz w:val="22"/>
         </w:rPr>
         <w:t xml:space="preserve"> estimación de cantidades de materiales y costos asociados a una obra.</w:t>
+      </w:r>
+    </w:p>
+    <w:p>
+      <w:pPr>
+        <w:pStyle w:val="ListBullet"/>
+        <w:spacing w:after="60"/>
+        <w:jc w:val="both"/>
+      </w:pPr>
+      <w:r>
+        <w:rPr>
+          <w:rFonts w:ascii="Calibri" w:hAnsi="Calibri"/>
+          <w:b/>
+          <w:i w:val="0"/>
+          <w:color w:val="1A2329"/>
+          <w:sz w:val="22"/>
+        </w:rPr>
+        <w:t>Hito:</w:t>
+      </w:r>
+      <w:r>
+        <w:rPr>
+          <w:rFonts w:ascii="Calibri" w:hAnsi="Calibri"/>
+          <w:b w:val="0"/>
+          <w:i w:val="0"/>
+          <w:color w:val="1A2329"/>
+          <w:sz w:val="22"/>
+        </w:rPr>
+        <w:t xml:space="preserve"> punto de control sin duración en el cronograma que marca un evento significativo (por ejemplo, "fin de estructura").</w:t>
+      </w:r>
+    </w:p>
+    <w:p>
+      <w:pPr>
+        <w:pStyle w:val="ListBullet"/>
+        <w:spacing w:after="60"/>
+        <w:jc w:val="both"/>
+      </w:pPr>
+      <w:r>
+        <w:rPr>
+          <w:rFonts w:ascii="Calibri" w:hAnsi="Calibri"/>
+          <w:b/>
+          <w:i w:val="0"/>
+          <w:color w:val="1A2329"/>
+          <w:sz w:val="22"/>
+        </w:rPr>
+        <w:t>Desfase (lag):</w:t>
+      </w:r>
+      <w:r>
+        <w:rPr>
+          <w:rFonts w:ascii="Calibri" w:hAnsi="Calibri"/>
+          <w:b w:val="0"/>
+          <w:i w:val="0"/>
+          <w:color w:val="1A2329"/>
+          <w:sz w:val="22"/>
+        </w:rPr>
+        <w:t xml:space="preserve"> tiempo de espera o adelanto, en días, aplicado a una dependencia entre dos tareas.</w:t>
+      </w:r>
+    </w:p>
+    <w:p>
+      <w:pPr>
+        <w:pStyle w:val="ListBullet"/>
+        <w:spacing w:after="60"/>
+        <w:jc w:val="both"/>
+      </w:pPr>
+      <w:r>
+        <w:rPr>
+          <w:rFonts w:ascii="Calibri" w:hAnsi="Calibri"/>
+          <w:b/>
+          <w:i w:val="0"/>
+          <w:color w:val="1A2329"/>
+          <w:sz w:val="22"/>
+        </w:rPr>
+        <w:t>Holgura (float):</w:t>
+      </w:r>
+      <w:r>
+        <w:rPr>
+          <w:rFonts w:ascii="Calibri" w:hAnsi="Calibri"/>
+          <w:b w:val="0"/>
+          <w:i w:val="0"/>
+          <w:color w:val="1A2329"/>
+          <w:sz w:val="22"/>
+        </w:rPr>
+        <w:t xml:space="preserve"> margen de tiempo que una tarea puede demorarse sin afectar la fecha de fin de la obra; las tareas de la ruta crítica tienen holgura nula.</w:t>
+      </w:r>
+    </w:p>
+    <w:p>
+      <w:pPr>
+        <w:pStyle w:val="ListBullet"/>
+        <w:spacing w:after="60"/>
+        <w:jc w:val="both"/>
+      </w:pPr>
+      <w:r>
+        <w:rPr>
+          <w:rFonts w:ascii="Calibri" w:hAnsi="Calibri"/>
+          <w:b/>
+          <w:i w:val="0"/>
+          <w:color w:val="1A2329"/>
+          <w:sz w:val="22"/>
+        </w:rPr>
+        <w:t>Orden de compra:</w:t>
+      </w:r>
+      <w:r>
+        <w:rPr>
+          <w:rFonts w:ascii="Calibri" w:hAnsi="Calibri"/>
+          <w:b w:val="0"/>
+          <w:i w:val="0"/>
+          <w:color w:val="1A2329"/>
+          <w:sz w:val="22"/>
+        </w:rPr>
+        <w:t xml:space="preserve"> documento que formaliza el pedido de materiales o servicios a un proveedor.</w:t>
+      </w:r>
+    </w:p>
+    <w:p>
+      <w:pPr>
+        <w:pStyle w:val="ListBullet"/>
+        <w:spacing w:after="60"/>
+        <w:jc w:val="both"/>
+      </w:pPr>
+      <w:r>
+        <w:rPr>
+          <w:rFonts w:ascii="Calibri" w:hAnsi="Calibri"/>
+          <w:b/>
+          <w:i w:val="0"/>
+          <w:color w:val="1A2329"/>
+          <w:sz w:val="22"/>
+        </w:rPr>
+        <w:t>Empresa (inquilino):</w:t>
+      </w:r>
+      <w:r>
+        <w:rPr>
+          <w:rFonts w:ascii="Calibri" w:hAnsi="Calibri"/>
+          <w:b w:val="0"/>
+          <w:i w:val="0"/>
+          <w:color w:val="1A2329"/>
+          <w:sz w:val="22"/>
+        </w:rPr>
+        <w:t xml:space="preserve"> cada empresa cliente del sistema, cuyos datos (obras, equipo, presupuestos) quedan aislados del resto.</w:t>
       </w:r>
     </w:p>
     <w:p>
@@ -2086,7 +2221,27 @@
                 <w:color w:val="1A2329"/>
                 <w:sz w:val="20"/>
               </w:rPr>
-              <w:t>Pipeline audio → transcripción → análisis con modelo de lenguaje → resumen y sugerencias aplicables.</w:t>
+              <w:t>Cadena audio → transcripción (</w:t>
+            </w:r>
+            <w:r>
+              <w:rPr>
+                <w:rFonts w:ascii="Consolas" w:hAnsi="Consolas"/>
+                <w:b w:val="0"/>
+                <w:i w:val="0"/>
+                <w:color w:val="1A2329"/>
+                <w:sz w:val="19"/>
+              </w:rPr>
+              <w:t>gpt-4o-mini-transcribe</w:t>
+            </w:r>
+            <w:r>
+              <w:rPr>
+                <w:rFonts w:ascii="Calibri" w:hAnsi="Calibri"/>
+                <w:b w:val="0"/>
+                <w:i w:val="0"/>
+                <w:color w:val="1A2329"/>
+                <w:sz w:val="20"/>
+              </w:rPr>
+              <w:t>) → análisis con modelo de lenguaje (Claude Haiku 4.5, salida estructurada) → resumen, puntos clave y sugerencias aplicables.</w:t>
             </w:r>
           </w:p>
         </w:tc>
@@ -2204,7 +2359,7 @@
                 <w:color w:val="1A2329"/>
                 <w:sz w:val="20"/>
               </w:rPr>
-              <w:t>Servicio de evaluación de riesgos por obra; cinco tipos de alerta; emisión en tiempo real por Socket.IO.</w:t>
+              <w:t>Servicio de evaluación de riesgos por obra (vencidas, bloqueadas, sin responsable, alto porcentaje de vencimiento); seis tipos de alerta; emisión en tiempo real por Socket.IO y traza en el historial.</w:t>
             </w:r>
           </w:p>
         </w:tc>
@@ -2339,7 +2494,7 @@
           <w:color w:val="1A2329"/>
           <w:sz w:val="22"/>
         </w:rPr>
-        <w:t xml:space="preserve"> permite identificar, dentro de un conjunto de tareas con dependencias, la secuencia cuya demora afecta directamente la fecha de finalización del proyecto (Kelley &amp; Walker, 1959). La representación habitual del cronograma es el </w:t>
+        <w:t xml:space="preserve"> permite identificar, dentro de un conjunto de tareas con dependencias, la secuencia cuya demora afecta directamente la fecha de finalización del proyecto (Kelley &amp; Walker, 1959). El método calcula, para cada tarea, sus fechas más tempranas y más tardías de inicio y fin (mediante un recorrido hacia adelante y otro hacia atrás sobre la red), y de allí su </w:t>
       </w:r>
       <w:r>
         <w:rPr>
@@ -2349,6 +2504,26 @@
           <w:color w:val="1A2329"/>
           <w:sz w:val="22"/>
         </w:rPr>
+        <w:t>holgura</w:t>
+      </w:r>
+      <w:r>
+        <w:rPr>
+          <w:rFonts w:ascii="Calibri" w:hAnsi="Calibri"/>
+          <w:b w:val="0"/>
+          <w:i w:val="0"/>
+          <w:color w:val="1A2329"/>
+          <w:sz w:val="22"/>
+        </w:rPr>
+        <w:t xml:space="preserve">; las tareas con holgura nula conforman la ruta crítica. La representación habitual del cronograma es el </w:t>
+      </w:r>
+      <w:r>
+        <w:rPr>
+          <w:rFonts w:ascii="Calibri" w:hAnsi="Calibri"/>
+          <w:b/>
+          <w:i w:val="0"/>
+          <w:color w:val="1A2329"/>
+          <w:sz w:val="22"/>
+        </w:rPr>
         <w:t>diagrama de Gantt</w:t>
       </w:r>
       <w:r>
@@ -2359,7 +2534,103 @@
           <w:color w:val="1A2329"/>
           <w:sz w:val="22"/>
         </w:rPr>
-        <w:t>, que dispone las tareas sobre una línea de tiempo y permite visualizar duraciones, solapamientos y dependencias.</w:t>
+        <w:t>, atribuido a Henry L. Gantt a comienzos del siglo XX, que dispone las tareas sobre una línea de tiempo y permite visualizar duraciones, solapamientos y dependencias.</w:t>
+      </w:r>
+    </w:p>
+    <w:p>
+      <w:pPr>
+        <w:spacing w:after="160" w:lineRule="auto" w:line="276"/>
+        <w:jc w:val="both"/>
+      </w:pPr>
+      <w:r>
+        <w:rPr>
+          <w:rFonts w:ascii="Calibri" w:hAnsi="Calibri"/>
+          <w:b w:val="0"/>
+          <w:i w:val="0"/>
+          <w:color w:val="1A2329"/>
+          <w:sz w:val="22"/>
+        </w:rPr>
+        <w:t xml:space="preserve">La dirección de proyectos sistematiza, además, otros conceptos que la solución adopta: la </w:t>
+      </w:r>
+      <w:r>
+        <w:rPr>
+          <w:rFonts w:ascii="Calibri" w:hAnsi="Calibri"/>
+          <w:b/>
+          <w:i w:val="0"/>
+          <w:color w:val="1A2329"/>
+          <w:sz w:val="22"/>
+        </w:rPr>
+        <w:t>estructura de descomposición del trabajo (WBS)</w:t>
+      </w:r>
+      <w:r>
+        <w:rPr>
+          <w:rFonts w:ascii="Calibri" w:hAnsi="Calibri"/>
+          <w:b w:val="0"/>
+          <w:i w:val="0"/>
+          <w:color w:val="1A2329"/>
+          <w:sz w:val="22"/>
+        </w:rPr>
+        <w:t xml:space="preserve">, que organiza el alcance en tareas y subtareas jerárquicas; los </w:t>
+      </w:r>
+      <w:r>
+        <w:rPr>
+          <w:rFonts w:ascii="Calibri" w:hAnsi="Calibri"/>
+          <w:b/>
+          <w:i w:val="0"/>
+          <w:color w:val="1A2329"/>
+          <w:sz w:val="22"/>
+        </w:rPr>
+        <w:t>cuatro tipos de relación de precedencia</w:t>
+      </w:r>
+      <w:r>
+        <w:rPr>
+          <w:rFonts w:ascii="Calibri" w:hAnsi="Calibri"/>
+          <w:b w:val="0"/>
+          <w:i w:val="0"/>
+          <w:color w:val="1A2329"/>
+          <w:sz w:val="22"/>
+        </w:rPr>
+        <w:t xml:space="preserve"> entre actividades —Fin–Inicio (FS), Inicio–Inicio (SS), Fin–Fin (FF) e Inicio–Fin (SF)—, eventualmente con un desfase (</w:t>
+      </w:r>
+      <w:r>
+        <w:rPr>
+          <w:rFonts w:ascii="Calibri" w:hAnsi="Calibri"/>
+          <w:b w:val="0"/>
+          <w:i/>
+          <w:color w:val="1A2329"/>
+          <w:sz w:val="22"/>
+        </w:rPr>
+        <w:t>lag</w:t>
+      </w:r>
+      <w:r>
+        <w:rPr>
+          <w:rFonts w:ascii="Calibri" w:hAnsi="Calibri"/>
+          <w:b w:val="0"/>
+          <w:i w:val="0"/>
+          <w:color w:val="1A2329"/>
+          <w:sz w:val="22"/>
+        </w:rPr>
+        <w:t xml:space="preserve">); y la </w:t>
+      </w:r>
+      <w:r>
+        <w:rPr>
+          <w:rFonts w:ascii="Calibri" w:hAnsi="Calibri"/>
+          <w:b/>
+          <w:i w:val="0"/>
+          <w:color w:val="1A2329"/>
+          <w:sz w:val="22"/>
+        </w:rPr>
+        <w:t>línea base</w:t>
+      </w:r>
+      <w:r>
+        <w:rPr>
+          <w:rFonts w:ascii="Calibri" w:hAnsi="Calibri"/>
+          <w:b w:val="0"/>
+          <w:i w:val="0"/>
+          <w:color w:val="1A2329"/>
+          <w:sz w:val="22"/>
+        </w:rPr>
+        <w:t>, fotografía del cronograma aprobado que sirve de referencia para medir desvíos durante la ejecución (Project Management Institute, 2021).</w:t>
       </w:r>
     </w:p>
     <w:p>
@@ -2828,17 +3099,17 @@
           <w:color w:val="1A2329"/>
           <w:sz w:val="22"/>
         </w:rPr>
-        <w:t>Inteligencia artificial:</w:t>
-      </w:r>
-      <w:r>
-        <w:rPr>
-          <w:rFonts w:ascii="Calibri" w:hAnsi="Calibri"/>
-          <w:b w:val="0"/>
-          <w:i w:val="0"/>
-          <w:color w:val="1A2329"/>
-          <w:sz w:val="22"/>
-        </w:rPr>
-        <w:t xml:space="preserve"> se evaluó el uso de modelos de lenguaje de gran escala para dos tareas distintas —estructuración de texto y comprensión de documentos—, seleccionando los modelos de la familia Claude (Anthropic) por su soporte de </w:t>
+        <w:t>Inteligencia artificial — modelos de lenguaje:</w:t>
+      </w:r>
+      <w:r>
+        <w:rPr>
+          <w:rFonts w:ascii="Calibri" w:hAnsi="Calibri"/>
+          <w:b w:val="0"/>
+          <w:i w:val="0"/>
+          <w:color w:val="1A2329"/>
+          <w:sz w:val="22"/>
+        </w:rPr>
+        <w:t xml:space="preserve"> se evaluó el uso de modelos de lenguaje de gran escala (LLM) para dos tareas distintas —estructuración de texto y comprensión de documentos—, seleccionando el modelo Claude Haiku 4.5 (Anthropic) por su soporte de </w:t>
       </w:r>
       <w:r>
         <w:rPr>
@@ -2858,7 +3129,121 @@
           <w:color w:val="1A2329"/>
           <w:sz w:val="22"/>
         </w:rPr>
-        <w:t xml:space="preserve"> (salida con esquema JSON garantizado) y de lectura nativa de documentos PDF e imágenes. Para la transcripción de voz a texto se evaluó el uso de modelos de reconocimiento automático del habla orientados al español.</w:t>
+        <w:t xml:space="preserve"> (salida forzada a un esquema JSON, lo que garantiza que la respuesta del modelo sea procesable por el sistema sin análisis frágil de texto libre) y de lectura nativa de documentos PDF e imágenes. La técnica de salida estructurada es central para la confiabilidad de la solución: convierte lenguaje natural —mensajes y notas de voz— en datos validados contra un esquema, en lugar de texto a interpretar manualmente.</w:t>
+      </w:r>
+    </w:p>
+    <w:p>
+      <w:pPr>
+        <w:pStyle w:val="ListBullet"/>
+        <w:spacing w:after="60"/>
+        <w:jc w:val="both"/>
+      </w:pPr>
+      <w:r>
+        <w:rPr>
+          <w:rFonts w:ascii="Calibri" w:hAnsi="Calibri"/>
+          <w:b/>
+          <w:i w:val="0"/>
+          <w:color w:val="1A2329"/>
+          <w:sz w:val="22"/>
+        </w:rPr>
+        <w:t>Inteligencia artificial — reconocimiento del habla:</w:t>
+      </w:r>
+      <w:r>
+        <w:rPr>
+          <w:rFonts w:ascii="Calibri" w:hAnsi="Calibri"/>
+          <w:b w:val="0"/>
+          <w:i w:val="0"/>
+          <w:color w:val="1A2329"/>
+          <w:sz w:val="22"/>
+        </w:rPr>
+        <w:t xml:space="preserve"> para la transcripción de voz a texto se incorporó un modelo de reconocimiento automático del habla (ASR) orientado al español rioplatense (</w:t>
+      </w:r>
+      <w:r>
+        <w:rPr>
+          <w:rFonts w:ascii="Consolas" w:hAnsi="Consolas"/>
+          <w:b w:val="0"/>
+          <w:i w:val="0"/>
+          <w:color w:val="1A2329"/>
+          <w:sz w:val="21"/>
+        </w:rPr>
+        <w:t>gpt-4o-mini-transcribe</w:t>
+      </w:r>
+      <w:r>
+        <w:rPr>
+          <w:rFonts w:ascii="Calibri" w:hAnsi="Calibri"/>
+          <w:b w:val="0"/>
+          <w:i w:val="0"/>
+          <w:color w:val="1A2329"/>
+          <w:sz w:val="22"/>
+        </w:rPr>
+        <w:t>), de bajo costo por minuto, que constituye el primer eslabón del procesamiento de las notas de voz de obra.</w:t>
+      </w:r>
+    </w:p>
+    <w:p>
+      <w:pPr>
+        <w:pStyle w:val="ListBullet"/>
+        <w:spacing w:after="60"/>
+        <w:jc w:val="both"/>
+      </w:pPr>
+      <w:r>
+        <w:rPr>
+          <w:rFonts w:ascii="Calibri" w:hAnsi="Calibri"/>
+          <w:b/>
+          <w:i w:val="0"/>
+          <w:color w:val="1A2329"/>
+          <w:sz w:val="22"/>
+        </w:rPr>
+        <w:t>Comunicación en tiempo real y orientada a eventos:</w:t>
+      </w:r>
+      <w:r>
+        <w:rPr>
+          <w:rFonts w:ascii="Calibri" w:hAnsi="Calibri"/>
+          <w:b w:val="0"/>
+          <w:i w:val="0"/>
+          <w:color w:val="1A2329"/>
+          <w:sz w:val="22"/>
+        </w:rPr>
+        <w:t xml:space="preserve"> la solución combina dos mecanismos asíncronos. Por un lado, un </w:t>
+      </w:r>
+      <w:r>
+        <w:rPr>
+          <w:rFonts w:ascii="Calibri" w:hAnsi="Calibri"/>
+          <w:b w:val="0"/>
+          <w:i/>
+          <w:color w:val="1A2329"/>
+          <w:sz w:val="22"/>
+        </w:rPr>
+        <w:t>webhook</w:t>
+      </w:r>
+      <w:r>
+        <w:rPr>
+          <w:rFonts w:ascii="Calibri" w:hAnsi="Calibri"/>
+          <w:b w:val="0"/>
+          <w:i w:val="0"/>
+          <w:color w:val="1A2329"/>
+          <w:sz w:val="22"/>
+        </w:rPr>
+        <w:t xml:space="preserve"> HTTP recibe los mensajes entrantes de WhatsApp (arquitectura orientada a eventos: el proveedor de mensajería notifica al sistema). Por el otro, </w:t>
+      </w:r>
+      <w:r>
+        <w:rPr>
+          <w:rFonts w:ascii="Calibri" w:hAnsi="Calibri"/>
+          <w:b w:val="0"/>
+          <w:i/>
+          <w:color w:val="1A2329"/>
+          <w:sz w:val="22"/>
+        </w:rPr>
+        <w:t>websockets</w:t>
+      </w:r>
+      <w:r>
+        <w:rPr>
+          <w:rFonts w:ascii="Calibri" w:hAnsi="Calibri"/>
+          <w:b w:val="0"/>
+          <w:i w:val="0"/>
+          <w:color w:val="1A2329"/>
+          <w:sz w:val="22"/>
+        </w:rPr>
+        <w:t xml:space="preserve"> (Socket.IO) empujan al navegador, sin sondeo, los cambios de estado (presencia, alertas y edición colaborativa).</w:t>
       </w:r>
     </w:p>
     <w:p>
@@ -3397,6 +3782,310 @@
           <w:sz w:val="22"/>
         </w:rPr>
         <w:t>Notificación al jefe/administrador ante la respuesta de un responsable a un recordatorio (funcionalidad analizada, no implementada).</w:t>
+      </w:r>
+    </w:p>
+    <w:p>
+      <w:pPr>
+        <w:keepNext/>
+        <w:spacing w:before="200" w:after="80"/>
+      </w:pPr>
+      <w:r>
+        <w:rPr>
+          <w:rFonts w:ascii="Calibri" w:hAnsi="Calibri"/>
+          <w:b/>
+          <w:color w:val="3E4A52"/>
+          <w:sz w:val="23"/>
+        </w:rPr>
+        <w:t>Requerimientos no funcionales</w:t>
+      </w:r>
+    </w:p>
+    <w:p>
+      <w:pPr>
+        <w:pStyle w:val="ListBullet"/>
+        <w:spacing w:after="60"/>
+        <w:jc w:val="both"/>
+      </w:pPr>
+      <w:r>
+        <w:rPr>
+          <w:rFonts w:ascii="Calibri" w:hAnsi="Calibri"/>
+          <w:b/>
+          <w:i w:val="0"/>
+          <w:color w:val="1A2329"/>
+          <w:sz w:val="22"/>
+        </w:rPr>
+        <w:t>Seguridad:</w:t>
+      </w:r>
+      <w:r>
+        <w:rPr>
+          <w:rFonts w:ascii="Calibri" w:hAnsi="Calibri"/>
+          <w:b w:val="0"/>
+          <w:i w:val="0"/>
+          <w:color w:val="1A2329"/>
+          <w:sz w:val="22"/>
+        </w:rPr>
+        <w:t xml:space="preserve"> autenticación por tokens JWT, contraseñas almacenadas con </w:t>
+      </w:r>
+      <w:r>
+        <w:rPr>
+          <w:rFonts w:ascii="Calibri" w:hAnsi="Calibri"/>
+          <w:b w:val="0"/>
+          <w:i/>
+          <w:color w:val="1A2329"/>
+          <w:sz w:val="22"/>
+        </w:rPr>
+        <w:t>hashing</w:t>
+      </w:r>
+      <w:r>
+        <w:rPr>
+          <w:rFonts w:ascii="Calibri" w:hAnsi="Calibri"/>
+          <w:b w:val="0"/>
+          <w:i w:val="0"/>
+          <w:color w:val="1A2329"/>
+          <w:sz w:val="22"/>
+        </w:rPr>
+        <w:t>, control de acceso por rol (administrador / colaborador) y aislamiento estricto de los datos entre empresas (multi-inquilino). La eliminación es lógica (</w:t>
+      </w:r>
+      <w:r>
+        <w:rPr>
+          <w:rFonts w:ascii="Calibri" w:hAnsi="Calibri"/>
+          <w:b w:val="0"/>
+          <w:i/>
+          <w:color w:val="1A2329"/>
+          <w:sz w:val="22"/>
+        </w:rPr>
+        <w:t>soft delete</w:t>
+      </w:r>
+      <w:r>
+        <w:rPr>
+          <w:rFonts w:ascii="Calibri" w:hAnsi="Calibri"/>
+          <w:b w:val="0"/>
+          <w:i w:val="0"/>
+          <w:color w:val="1A2329"/>
+          <w:sz w:val="22"/>
+        </w:rPr>
+        <w:t>), preservando la información.</w:t>
+      </w:r>
+    </w:p>
+    <w:p>
+      <w:pPr>
+        <w:pStyle w:val="ListBullet"/>
+        <w:spacing w:after="60"/>
+        <w:jc w:val="both"/>
+      </w:pPr>
+      <w:r>
+        <w:rPr>
+          <w:rFonts w:ascii="Calibri" w:hAnsi="Calibri"/>
+          <w:b/>
+          <w:i w:val="0"/>
+          <w:color w:val="1A2329"/>
+          <w:sz w:val="22"/>
+        </w:rPr>
+        <w:t>Usabilidad y baja fricción de adopción:</w:t>
+      </w:r>
+      <w:r>
+        <w:rPr>
+          <w:rFonts w:ascii="Calibri" w:hAnsi="Calibri"/>
+          <w:b w:val="0"/>
+          <w:i w:val="0"/>
+          <w:color w:val="1A2329"/>
+          <w:sz w:val="22"/>
+        </w:rPr>
+        <w:t xml:space="preserve"> el personal de campo opera por WhatsApp sin instalar ninguna aplicación; la carga de datos en el escritorio reproduce los gestos de una hoja de cálculo. Es el requerimiento no funcional rector del proyecto.</w:t>
+      </w:r>
+    </w:p>
+    <w:p>
+      <w:pPr>
+        <w:pStyle w:val="ListBullet"/>
+        <w:spacing w:after="60"/>
+        <w:jc w:val="both"/>
+      </w:pPr>
+      <w:r>
+        <w:rPr>
+          <w:rFonts w:ascii="Calibri" w:hAnsi="Calibri"/>
+          <w:b/>
+          <w:i w:val="0"/>
+          <w:color w:val="1A2329"/>
+          <w:sz w:val="22"/>
+        </w:rPr>
+        <w:t>Rendimiento:</w:t>
+      </w:r>
+      <w:r>
+        <w:rPr>
+          <w:rFonts w:ascii="Calibri" w:hAnsi="Calibri"/>
+          <w:b w:val="0"/>
+          <w:i w:val="0"/>
+          <w:color w:val="1A2329"/>
+          <w:sz w:val="22"/>
+        </w:rPr>
+        <w:t xml:space="preserve"> el backend emplea entrada/salida asíncrona de extremo a extremo (FastAPI + SQLAlchemy </w:t>
+      </w:r>
+      <w:r>
+        <w:rPr>
+          <w:rFonts w:ascii="Calibri" w:hAnsi="Calibri"/>
+          <w:b w:val="0"/>
+          <w:i/>
+          <w:color w:val="1A2329"/>
+          <w:sz w:val="22"/>
+        </w:rPr>
+        <w:t>async</w:t>
+      </w:r>
+      <w:r>
+        <w:rPr>
+          <w:rFonts w:ascii="Calibri" w:hAnsi="Calibri"/>
+          <w:b w:val="0"/>
+          <w:i w:val="0"/>
+          <w:color w:val="1A2329"/>
+          <w:sz w:val="22"/>
+        </w:rPr>
+        <w:t xml:space="preserve">); los datos de una obra se cargan una sola vez al abrirla, y las actualizaciones de estado se propagan por </w:t>
+      </w:r>
+      <w:r>
+        <w:rPr>
+          <w:rFonts w:ascii="Calibri" w:hAnsi="Calibri"/>
+          <w:b w:val="0"/>
+          <w:i/>
+          <w:color w:val="1A2329"/>
+          <w:sz w:val="22"/>
+        </w:rPr>
+        <w:t>websockets</w:t>
+      </w:r>
+      <w:r>
+        <w:rPr>
+          <w:rFonts w:ascii="Calibri" w:hAnsi="Calibri"/>
+          <w:b w:val="0"/>
+          <w:i w:val="0"/>
+          <w:color w:val="1A2329"/>
+          <w:sz w:val="22"/>
+        </w:rPr>
+        <w:t xml:space="preserve"> en lugar de sondeo.</w:t>
+      </w:r>
+    </w:p>
+    <w:p>
+      <w:pPr>
+        <w:pStyle w:val="ListBullet"/>
+        <w:spacing w:after="60"/>
+        <w:jc w:val="both"/>
+      </w:pPr>
+      <w:r>
+        <w:rPr>
+          <w:rFonts w:ascii="Calibri" w:hAnsi="Calibri"/>
+          <w:b/>
+          <w:i w:val="0"/>
+          <w:color w:val="1A2329"/>
+          <w:sz w:val="22"/>
+        </w:rPr>
+        <w:t>Trazabilidad:</w:t>
+      </w:r>
+      <w:r>
+        <w:rPr>
+          <w:rFonts w:ascii="Calibri" w:hAnsi="Calibri"/>
+          <w:b w:val="0"/>
+          <w:i w:val="0"/>
+          <w:color w:val="1A2329"/>
+          <w:sz w:val="22"/>
+        </w:rPr>
+        <w:t xml:space="preserve"> todo evento relevante de obra queda registrado en un historial inmutable (</w:t>
+      </w:r>
+      <w:r>
+        <w:rPr>
+          <w:rFonts w:ascii="Calibri" w:hAnsi="Calibri"/>
+          <w:b w:val="0"/>
+          <w:i/>
+          <w:color w:val="1A2329"/>
+          <w:sz w:val="22"/>
+        </w:rPr>
+        <w:t>append-only</w:t>
+      </w:r>
+      <w:r>
+        <w:rPr>
+          <w:rFonts w:ascii="Calibri" w:hAnsi="Calibri"/>
+          <w:b w:val="0"/>
+          <w:i w:val="0"/>
+          <w:color w:val="1A2329"/>
+          <w:sz w:val="22"/>
+        </w:rPr>
+        <w:t>), lo que garantiza un registro auditable y no repudiable.</w:t>
+      </w:r>
+    </w:p>
+    <w:p>
+      <w:pPr>
+        <w:pStyle w:val="ListBullet"/>
+        <w:spacing w:after="60"/>
+        <w:jc w:val="both"/>
+      </w:pPr>
+      <w:r>
+        <w:rPr>
+          <w:rFonts w:ascii="Calibri" w:hAnsi="Calibri"/>
+          <w:b/>
+          <w:i w:val="0"/>
+          <w:color w:val="1A2329"/>
+          <w:sz w:val="22"/>
+        </w:rPr>
+        <w:t>Mantenibilidad:</w:t>
+      </w:r>
+      <w:r>
+        <w:rPr>
+          <w:rFonts w:ascii="Calibri" w:hAnsi="Calibri"/>
+          <w:b w:val="0"/>
+          <w:i w:val="0"/>
+          <w:color w:val="1A2329"/>
+          <w:sz w:val="22"/>
+        </w:rPr>
+        <w:t xml:space="preserve"> separación en capas (router → service → repository), esquema de base de datos versionado con migraciones (Alembic) y tipado estático en backend (Python con anotaciones de tipo) y frontend (TypeScript).</w:t>
+      </w:r>
+    </w:p>
+    <w:p>
+      <w:pPr>
+        <w:pStyle w:val="ListBullet"/>
+        <w:spacing w:after="60"/>
+        <w:jc w:val="both"/>
+      </w:pPr>
+      <w:r>
+        <w:rPr>
+          <w:rFonts w:ascii="Calibri" w:hAnsi="Calibri"/>
+          <w:b/>
+          <w:i w:val="0"/>
+          <w:color w:val="1A2329"/>
+          <w:sz w:val="22"/>
+        </w:rPr>
+        <w:t>Disponibilidad y escalabilidad:</w:t>
+      </w:r>
+      <w:r>
+        <w:rPr>
+          <w:rFonts w:ascii="Calibri" w:hAnsi="Calibri"/>
+          <w:b w:val="0"/>
+          <w:i w:val="0"/>
+          <w:color w:val="1A2329"/>
+          <w:sz w:val="22"/>
+        </w:rPr>
+        <w:t xml:space="preserve"> backend sin estado de sesión en memoria (el estado conversacional se persiste en la base), apto para despliegue en la nube y escalado horizontal.</w:t>
+      </w:r>
+    </w:p>
+    <w:p>
+      <w:pPr>
+        <w:pStyle w:val="ListBullet"/>
+        <w:spacing w:after="60"/>
+        <w:jc w:val="both"/>
+      </w:pPr>
+      <w:r>
+        <w:rPr>
+          <w:rFonts w:ascii="Calibri" w:hAnsi="Calibri"/>
+          <w:b/>
+          <w:i w:val="0"/>
+          <w:color w:val="1A2329"/>
+          <w:sz w:val="22"/>
+        </w:rPr>
+        <w:t>Costo de operación acotado:</w:t>
+      </w:r>
+      <w:r>
+        <w:rPr>
+          <w:rFonts w:ascii="Calibri" w:hAnsi="Calibri"/>
+          <w:b w:val="0"/>
+          <w:i w:val="0"/>
+          <w:color w:val="1A2329"/>
+          <w:sz w:val="22"/>
+        </w:rPr>
+        <w:t xml:space="preserve"> el costo variable de IA por uso es marginal (del orden de un centavo de dólar por nota de voz; véase Impacto económico).</w:t>
       </w:r>
     </w:p>
     <w:p>
@@ -4010,6 +4699,176 @@
     </w:p>
     <w:p>
       <w:pPr>
+        <w:spacing w:after="160" w:lineRule="auto" w:line="276"/>
+        <w:jc w:val="both"/>
+      </w:pPr>
+      <w:r>
+        <w:rPr>
+          <w:rFonts w:ascii="Calibri" w:hAnsi="Calibri"/>
+          <w:b w:val="0"/>
+          <w:i w:val="0"/>
+          <w:color w:val="1A2329"/>
+          <w:sz w:val="22"/>
+        </w:rPr>
+        <w:t>El sistema opera bajo dos flujos característicos:</w:t>
+      </w:r>
+    </w:p>
+    <w:p>
+      <w:pPr>
+        <w:pStyle w:val="ListNumber"/>
+        <w:spacing w:after="60"/>
+        <w:jc w:val="both"/>
+      </w:pPr>
+      <w:r>
+        <w:rPr>
+          <w:rFonts w:ascii="Calibri" w:hAnsi="Calibri"/>
+          <w:b/>
+          <w:i w:val="0"/>
+          <w:color w:val="1A2329"/>
+          <w:sz w:val="22"/>
+        </w:rPr>
+        <w:t>Flujo de aplicación web (petición–respuesta):</w:t>
+      </w:r>
+      <w:r>
+        <w:rPr>
+          <w:rFonts w:ascii="Calibri" w:hAnsi="Calibri"/>
+          <w:b w:val="0"/>
+          <w:i w:val="0"/>
+          <w:color w:val="1A2329"/>
+          <w:sz w:val="22"/>
+        </w:rPr>
+        <w:t xml:space="preserve"> el navegador realiza llamadas HTTP/JSON a la API; el </w:t>
+      </w:r>
+      <w:r>
+        <w:rPr>
+          <w:rFonts w:ascii="Calibri" w:hAnsi="Calibri"/>
+          <w:b w:val="0"/>
+          <w:i/>
+          <w:color w:val="1A2329"/>
+          <w:sz w:val="22"/>
+        </w:rPr>
+        <w:t>router</w:t>
+      </w:r>
+      <w:r>
+        <w:rPr>
+          <w:rFonts w:ascii="Calibri" w:hAnsi="Calibri"/>
+          <w:b w:val="0"/>
+          <w:i w:val="0"/>
+          <w:color w:val="1A2329"/>
+          <w:sz w:val="22"/>
+        </w:rPr>
+        <w:t xml:space="preserve"> valida la entrada con un esquema, delega la lógica en el </w:t>
+      </w:r>
+      <w:r>
+        <w:rPr>
+          <w:rFonts w:ascii="Calibri" w:hAnsi="Calibri"/>
+          <w:b w:val="0"/>
+          <w:i/>
+          <w:color w:val="1A2329"/>
+          <w:sz w:val="22"/>
+        </w:rPr>
+        <w:t>service</w:t>
+      </w:r>
+      <w:r>
+        <w:rPr>
+          <w:rFonts w:ascii="Calibri" w:hAnsi="Calibri"/>
+          <w:b w:val="0"/>
+          <w:i w:val="0"/>
+          <w:color w:val="1A2329"/>
+          <w:sz w:val="22"/>
+        </w:rPr>
+        <w:t xml:space="preserve">, este accede a los datos por el </w:t>
+      </w:r>
+      <w:r>
+        <w:rPr>
+          <w:rFonts w:ascii="Calibri" w:hAnsi="Calibri"/>
+          <w:b w:val="0"/>
+          <w:i/>
+          <w:color w:val="1A2329"/>
+          <w:sz w:val="22"/>
+        </w:rPr>
+        <w:t>repository</w:t>
+      </w:r>
+      <w:r>
+        <w:rPr>
+          <w:rFonts w:ascii="Calibri" w:hAnsi="Calibri"/>
+          <w:b w:val="0"/>
+          <w:i w:val="0"/>
+          <w:color w:val="1A2329"/>
+          <w:sz w:val="22"/>
+        </w:rPr>
+        <w:t>, y la respuesta vuelve al cliente. Cuando un cambio debe reflejarse en otros usuarios conectados (una nueva alerta, la presencia de un par, una edición concurrente), el servidor lo emite por Socket.IO sin que el cliente deba volver a consultar.</w:t>
+      </w:r>
+    </w:p>
+    <w:p>
+      <w:pPr>
+        <w:pStyle w:val="ListNumber"/>
+        <w:spacing w:after="60"/>
+        <w:jc w:val="both"/>
+      </w:pPr>
+      <w:r>
+        <w:rPr>
+          <w:rFonts w:ascii="Calibri" w:hAnsi="Calibri"/>
+          <w:b/>
+          <w:i w:val="0"/>
+          <w:color w:val="1A2329"/>
+          <w:sz w:val="22"/>
+        </w:rPr>
+        <w:t>Flujo de campo (orientado a eventos):</w:t>
+      </w:r>
+      <w:r>
+        <w:rPr>
+          <w:rFonts w:ascii="Calibri" w:hAnsi="Calibri"/>
+          <w:b w:val="0"/>
+          <w:i w:val="0"/>
+          <w:color w:val="1A2329"/>
+          <w:sz w:val="22"/>
+        </w:rPr>
+        <w:t xml:space="preserve"> cuando un responsable envía un mensaje de WhatsApp, el proveedor de mensajería invoca el </w:t>
+      </w:r>
+      <w:r>
+        <w:rPr>
+          <w:rFonts w:ascii="Calibri" w:hAnsi="Calibri"/>
+          <w:b w:val="0"/>
+          <w:i/>
+          <w:color w:val="1A2329"/>
+          <w:sz w:val="22"/>
+        </w:rPr>
+        <w:t>webhook</w:t>
+      </w:r>
+      <w:r>
+        <w:rPr>
+          <w:rFonts w:ascii="Calibri" w:hAnsi="Calibri"/>
+          <w:b w:val="0"/>
+          <w:i w:val="0"/>
+          <w:color w:val="1A2329"/>
+          <w:sz w:val="22"/>
+        </w:rPr>
+        <w:t xml:space="preserve"> del sistema. El servidor identifica al emisor por su número, recupera o crea su sesión de conversación y avanza la </w:t>
+      </w:r>
+      <w:r>
+        <w:rPr>
+          <w:rFonts w:ascii="Calibri" w:hAnsi="Calibri"/>
+          <w:b/>
+          <w:i w:val="0"/>
+          <w:color w:val="1A2329"/>
+          <w:sz w:val="22"/>
+        </w:rPr>
+        <w:t>máquina de estados</w:t>
+      </w:r>
+      <w:r>
+        <w:rPr>
+          <w:rFonts w:ascii="Calibri" w:hAnsi="Calibri"/>
+          <w:b w:val="0"/>
+          <w:i w:val="0"/>
+          <w:color w:val="1A2329"/>
+          <w:sz w:val="22"/>
+        </w:rPr>
+        <w:t xml:space="preserve"> del asistente. Si el mensaje es una nota de voz, se dispara el procesamiento de inteligencia artificial (transcripción y análisis), cuyo resultado se persiste y se notifica en tiempo real a la aplicación web. De este modo, un hecho ocurrido en el campo actualiza el plan sin intervención manual.</w:t>
+      </w:r>
+    </w:p>
+    <w:p>
+      <w:pPr>
         <w:jc w:val="center"/>
       </w:pPr>
       <w:r>
@@ -4090,7 +4949,54 @@
           <w:color w:val="1A2329"/>
           <w:sz w:val="22"/>
         </w:rPr>
-        <w:t xml:space="preserve">El modelo de datos se compone, entre otras, de las siguientes entidades principales: </w:t>
+        <w:t xml:space="preserve">El modelo de datos, versionado en treinta migraciones (0001 a 0030), se organiza en torno a la entidad </w:t>
+      </w:r>
+      <w:r>
+        <w:rPr>
+          <w:rFonts w:ascii="Calibri" w:hAnsi="Calibri"/>
+          <w:b/>
+          <w:i w:val="0"/>
+          <w:color w:val="1A2329"/>
+          <w:sz w:val="22"/>
+        </w:rPr>
+        <w:t>obra</w:t>
+      </w:r>
+      <w:r>
+        <w:rPr>
+          <w:rFonts w:ascii="Calibri" w:hAnsi="Calibri"/>
+          <w:b w:val="0"/>
+          <w:i w:val="0"/>
+          <w:color w:val="1A2329"/>
+          <w:sz w:val="22"/>
+        </w:rPr>
+        <w:t xml:space="preserve"> como agregado central y se compone de las siguientes entidades principales:</w:t>
+      </w:r>
+    </w:p>
+    <w:p>
+      <w:pPr>
+        <w:pStyle w:val="ListBullet"/>
+        <w:spacing w:after="60"/>
+        <w:jc w:val="both"/>
+      </w:pPr>
+      <w:r>
+        <w:rPr>
+          <w:rFonts w:ascii="Calibri" w:hAnsi="Calibri"/>
+          <w:b/>
+          <w:i w:val="0"/>
+          <w:color w:val="1A2329"/>
+          <w:sz w:val="22"/>
+        </w:rPr>
+        <w:t>Identidad y organización:</w:t>
+      </w:r>
+      <w:r>
+        <w:rPr>
+          <w:rFonts w:ascii="Calibri" w:hAnsi="Calibri"/>
+          <w:b w:val="0"/>
+          <w:i w:val="0"/>
+          <w:color w:val="1A2329"/>
+          <w:sz w:val="22"/>
+        </w:rPr>
+        <w:t xml:space="preserve"> </w:t>
       </w:r>
       <w:r>
         <w:rPr>
@@ -4110,7 +5016,7 @@
           <w:color w:val="1A2329"/>
           <w:sz w:val="22"/>
         </w:rPr>
-        <w:t xml:space="preserve"> (empresas), </w:t>
+        <w:t xml:space="preserve"> (empresas, con su </w:t>
       </w:r>
       <w:r>
         <w:rPr>
@@ -4120,6 +5026,26 @@
           <w:color w:val="1A2329"/>
           <w:sz w:val="21"/>
         </w:rPr>
+        <w:t>plan</w:t>
+      </w:r>
+      <w:r>
+        <w:rPr>
+          <w:rFonts w:ascii="Calibri" w:hAnsi="Calibri"/>
+          <w:b w:val="0"/>
+          <w:i w:val="0"/>
+          <w:color w:val="1A2329"/>
+          <w:sz w:val="22"/>
+        </w:rPr>
+        <w:t xml:space="preserve">), </w:t>
+      </w:r>
+      <w:r>
+        <w:rPr>
+          <w:rFonts w:ascii="Consolas" w:hAnsi="Consolas"/>
+          <w:b w:val="0"/>
+          <w:i w:val="0"/>
+          <w:color w:val="1A2329"/>
+          <w:sz w:val="21"/>
+        </w:rPr>
         <w:t>users</w:t>
       </w:r>
       <w:r>
@@ -4130,7 +5056,7 @@
           <w:color w:val="1A2329"/>
           <w:sz w:val="22"/>
         </w:rPr>
-        <w:t xml:space="preserve"> (usuarios con rol), </w:t>
+        <w:t xml:space="preserve"> (usuarios con rol y número de WhatsApp), </w:t>
       </w:r>
       <w:r>
         <w:rPr>
@@ -4140,6 +5066,53 @@
           <w:color w:val="1A2329"/>
           <w:sz w:val="21"/>
         </w:rPr>
+        <w:t>settings</w:t>
+      </w:r>
+      <w:r>
+        <w:rPr>
+          <w:rFonts w:ascii="Calibri" w:hAnsi="Calibri"/>
+          <w:b w:val="0"/>
+          <w:i w:val="0"/>
+          <w:color w:val="1A2329"/>
+          <w:sz w:val="22"/>
+        </w:rPr>
+        <w:t>.</w:t>
+      </w:r>
+    </w:p>
+    <w:p>
+      <w:pPr>
+        <w:pStyle w:val="ListBullet"/>
+        <w:spacing w:after="60"/>
+        <w:jc w:val="both"/>
+      </w:pPr>
+      <w:r>
+        <w:rPr>
+          <w:rFonts w:ascii="Calibri" w:hAnsi="Calibri"/>
+          <w:b/>
+          <w:i w:val="0"/>
+          <w:color w:val="1A2329"/>
+          <w:sz w:val="22"/>
+        </w:rPr>
+        <w:t>Obra y planificación:</w:t>
+      </w:r>
+      <w:r>
+        <w:rPr>
+          <w:rFonts w:ascii="Calibri" w:hAnsi="Calibri"/>
+          <w:b w:val="0"/>
+          <w:i w:val="0"/>
+          <w:color w:val="1A2329"/>
+          <w:sz w:val="22"/>
+        </w:rPr>
+        <w:t xml:space="preserve"> </w:t>
+      </w:r>
+      <w:r>
+        <w:rPr>
+          <w:rFonts w:ascii="Consolas" w:hAnsi="Consolas"/>
+          <w:b w:val="0"/>
+          <w:i w:val="0"/>
+          <w:color w:val="1A2329"/>
+          <w:sz w:val="21"/>
+        </w:rPr>
         <w:t>obras</w:t>
       </w:r>
       <w:r>
@@ -4150,6 +5123,347 @@
           <w:color w:val="1A2329"/>
           <w:sz w:val="22"/>
         </w:rPr>
+        <w:t xml:space="preserve"> (con datos del comitente), </w:t>
+      </w:r>
+      <w:r>
+        <w:rPr>
+          <w:rFonts w:ascii="Consolas" w:hAnsi="Consolas"/>
+          <w:b w:val="0"/>
+          <w:i w:val="0"/>
+          <w:color w:val="1A2329"/>
+          <w:sz w:val="21"/>
+        </w:rPr>
+        <w:t>tasks</w:t>
+      </w:r>
+      <w:r>
+        <w:rPr>
+          <w:rFonts w:ascii="Calibri" w:hAnsi="Calibri"/>
+          <w:b w:val="0"/>
+          <w:i w:val="0"/>
+          <w:color w:val="1A2329"/>
+          <w:sz w:val="22"/>
+        </w:rPr>
+        <w:t xml:space="preserve"> (con auto-referencia </w:t>
+      </w:r>
+      <w:r>
+        <w:rPr>
+          <w:rFonts w:ascii="Consolas" w:hAnsi="Consolas"/>
+          <w:b w:val="0"/>
+          <w:i w:val="0"/>
+          <w:color w:val="1A2329"/>
+          <w:sz w:val="21"/>
+        </w:rPr>
+        <w:t>parent_task_id</w:t>
+      </w:r>
+      <w:r>
+        <w:rPr>
+          <w:rFonts w:ascii="Calibri" w:hAnsi="Calibri"/>
+          <w:b w:val="0"/>
+          <w:i w:val="0"/>
+          <w:color w:val="1A2329"/>
+          <w:sz w:val="22"/>
+        </w:rPr>
+        <w:t xml:space="preserve"> para subtareas y una tabla intermedia de dependencias que registra el tipo —FS/SS/FF/SF— y el desfase), </w:t>
+      </w:r>
+      <w:r>
+        <w:rPr>
+          <w:rFonts w:ascii="Consolas" w:hAnsi="Consolas"/>
+          <w:b w:val="0"/>
+          <w:i w:val="0"/>
+          <w:color w:val="1A2329"/>
+          <w:sz w:val="21"/>
+        </w:rPr>
+        <w:t>baselines</w:t>
+      </w:r>
+      <w:r>
+        <w:rPr>
+          <w:rFonts w:ascii="Calibri" w:hAnsi="Calibri"/>
+          <w:b w:val="0"/>
+          <w:i w:val="0"/>
+          <w:color w:val="1A2329"/>
+          <w:sz w:val="22"/>
+        </w:rPr>
+        <w:t xml:space="preserve"> (líneas base de tareas), </w:t>
+      </w:r>
+      <w:r>
+        <w:rPr>
+          <w:rFonts w:ascii="Consolas" w:hAnsi="Consolas"/>
+          <w:b w:val="0"/>
+          <w:i w:val="0"/>
+          <w:color w:val="1A2329"/>
+          <w:sz w:val="21"/>
+        </w:rPr>
+        <w:t>calendar</w:t>
+      </w:r>
+      <w:r>
+        <w:rPr>
+          <w:rFonts w:ascii="Calibri" w:hAnsi="Calibri"/>
+          <w:b w:val="0"/>
+          <w:i w:val="0"/>
+          <w:color w:val="1A2329"/>
+          <w:sz w:val="22"/>
+        </w:rPr>
+        <w:t xml:space="preserve"> (calendario laboral).</w:t>
+      </w:r>
+    </w:p>
+    <w:p>
+      <w:pPr>
+        <w:pStyle w:val="ListBullet"/>
+        <w:spacing w:after="60"/>
+        <w:jc w:val="both"/>
+      </w:pPr>
+      <w:r>
+        <w:rPr>
+          <w:rFonts w:ascii="Calibri" w:hAnsi="Calibri"/>
+          <w:b/>
+          <w:i w:val="0"/>
+          <w:color w:val="1A2329"/>
+          <w:sz w:val="22"/>
+        </w:rPr>
+        <w:t>Equipo:</w:t>
+      </w:r>
+      <w:r>
+        <w:rPr>
+          <w:rFonts w:ascii="Calibri" w:hAnsi="Calibri"/>
+          <w:b w:val="0"/>
+          <w:i w:val="0"/>
+          <w:color w:val="1A2329"/>
+          <w:sz w:val="22"/>
+        </w:rPr>
+        <w:t xml:space="preserve"> </w:t>
+      </w:r>
+      <w:r>
+        <w:rPr>
+          <w:rFonts w:ascii="Consolas" w:hAnsi="Consolas"/>
+          <w:b w:val="0"/>
+          <w:i w:val="0"/>
+          <w:color w:val="1A2329"/>
+          <w:sz w:val="21"/>
+        </w:rPr>
+        <w:t>responsibles</w:t>
+      </w:r>
+      <w:r>
+        <w:rPr>
+          <w:rFonts w:ascii="Calibri" w:hAnsi="Calibri"/>
+          <w:b w:val="0"/>
+          <w:i w:val="0"/>
+          <w:color w:val="1A2329"/>
+          <w:sz w:val="22"/>
+        </w:rPr>
+        <w:t xml:space="preserve"> (directorio de personas) y </w:t>
+      </w:r>
+      <w:r>
+        <w:rPr>
+          <w:rFonts w:ascii="Consolas" w:hAnsi="Consolas"/>
+          <w:b w:val="0"/>
+          <w:i w:val="0"/>
+          <w:color w:val="1A2329"/>
+          <w:sz w:val="21"/>
+        </w:rPr>
+        <w:t>obra_team_members</w:t>
+      </w:r>
+      <w:r>
+        <w:rPr>
+          <w:rFonts w:ascii="Calibri" w:hAnsi="Calibri"/>
+          <w:b w:val="0"/>
+          <w:i w:val="0"/>
+          <w:color w:val="1A2329"/>
+          <w:sz w:val="22"/>
+        </w:rPr>
+        <w:t xml:space="preserve"> (relación muchos-a-muchos entre responsables y obras, con rol).</w:t>
+      </w:r>
+    </w:p>
+    <w:p>
+      <w:pPr>
+        <w:pStyle w:val="ListBullet"/>
+        <w:spacing w:after="60"/>
+        <w:jc w:val="both"/>
+      </w:pPr>
+      <w:r>
+        <w:rPr>
+          <w:rFonts w:ascii="Calibri" w:hAnsi="Calibri"/>
+          <w:b/>
+          <w:i w:val="0"/>
+          <w:color w:val="1A2329"/>
+          <w:sz w:val="22"/>
+        </w:rPr>
+        <w:t>Comunicación y campo:</w:t>
+      </w:r>
+      <w:r>
+        <w:rPr>
+          <w:rFonts w:ascii="Calibri" w:hAnsi="Calibri"/>
+          <w:b w:val="0"/>
+          <w:i w:val="0"/>
+          <w:color w:val="1A2329"/>
+          <w:sz w:val="22"/>
+        </w:rPr>
+        <w:t xml:space="preserve"> </w:t>
+      </w:r>
+      <w:r>
+        <w:rPr>
+          <w:rFonts w:ascii="Consolas" w:hAnsi="Consolas"/>
+          <w:b w:val="0"/>
+          <w:i w:val="0"/>
+          <w:color w:val="1A2329"/>
+          <w:sz w:val="21"/>
+        </w:rPr>
+        <w:t>messages</w:t>
+      </w:r>
+      <w:r>
+        <w:rPr>
+          <w:rFonts w:ascii="Calibri" w:hAnsi="Calibri"/>
+          <w:b w:val="0"/>
+          <w:i w:val="0"/>
+          <w:color w:val="1A2329"/>
+          <w:sz w:val="22"/>
+        </w:rPr>
+        <w:t xml:space="preserve"> y </w:t>
+      </w:r>
+      <w:r>
+        <w:rPr>
+          <w:rFonts w:ascii="Consolas" w:hAnsi="Consolas"/>
+          <w:b w:val="0"/>
+          <w:i w:val="0"/>
+          <w:color w:val="1A2329"/>
+          <w:sz w:val="21"/>
+        </w:rPr>
+        <w:t>conversation_sessions</w:t>
+      </w:r>
+      <w:r>
+        <w:rPr>
+          <w:rFonts w:ascii="Calibri" w:hAnsi="Calibri"/>
+          <w:b w:val="0"/>
+          <w:i w:val="0"/>
+          <w:color w:val="1A2329"/>
+          <w:sz w:val="22"/>
+        </w:rPr>
+        <w:t xml:space="preserve"> (estado del asistente de WhatsApp), </w:t>
+      </w:r>
+      <w:r>
+        <w:rPr>
+          <w:rFonts w:ascii="Consolas" w:hAnsi="Consolas"/>
+          <w:b w:val="0"/>
+          <w:i w:val="0"/>
+          <w:color w:val="1A2329"/>
+          <w:sz w:val="21"/>
+        </w:rPr>
+        <w:t>bitacora_entries</w:t>
+      </w:r>
+      <w:r>
+        <w:rPr>
+          <w:rFonts w:ascii="Calibri" w:hAnsi="Calibri"/>
+          <w:b w:val="0"/>
+          <w:i w:val="0"/>
+          <w:color w:val="1A2329"/>
+          <w:sz w:val="22"/>
+        </w:rPr>
+        <w:t xml:space="preserve"> (notas de voz con su transcripción, resumen y sugerencias), </w:t>
+      </w:r>
+      <w:r>
+        <w:rPr>
+          <w:rFonts w:ascii="Consolas" w:hAnsi="Consolas"/>
+          <w:b w:val="0"/>
+          <w:i w:val="0"/>
+          <w:color w:val="1A2329"/>
+          <w:sz w:val="21"/>
+        </w:rPr>
+        <w:t>historial</w:t>
+      </w:r>
+      <w:r>
+        <w:rPr>
+          <w:rFonts w:ascii="Calibri" w:hAnsi="Calibri"/>
+          <w:b w:val="0"/>
+          <w:i w:val="0"/>
+          <w:color w:val="1A2329"/>
+          <w:sz w:val="22"/>
+        </w:rPr>
+        <w:t xml:space="preserve"> (registro de eventos </w:t>
+      </w:r>
+      <w:r>
+        <w:rPr>
+          <w:rFonts w:ascii="Calibri" w:hAnsi="Calibri"/>
+          <w:b w:val="0"/>
+          <w:i/>
+          <w:color w:val="1A2329"/>
+          <w:sz w:val="22"/>
+        </w:rPr>
+        <w:t>append-only</w:t>
+      </w:r>
+      <w:r>
+        <w:rPr>
+          <w:rFonts w:ascii="Calibri" w:hAnsi="Calibri"/>
+          <w:b w:val="0"/>
+          <w:i w:val="0"/>
+          <w:color w:val="1A2329"/>
+          <w:sz w:val="22"/>
+        </w:rPr>
+        <w:t xml:space="preserve">), </w:t>
+      </w:r>
+      <w:r>
+        <w:rPr>
+          <w:rFonts w:ascii="Consolas" w:hAnsi="Consolas"/>
+          <w:b w:val="0"/>
+          <w:i w:val="0"/>
+          <w:color w:val="1A2329"/>
+          <w:sz w:val="21"/>
+        </w:rPr>
+        <w:t>alerts</w:t>
+      </w:r>
+      <w:r>
+        <w:rPr>
+          <w:rFonts w:ascii="Calibri" w:hAnsi="Calibri"/>
+          <w:b w:val="0"/>
+          <w:i w:val="0"/>
+          <w:color w:val="1A2329"/>
+          <w:sz w:val="22"/>
+        </w:rPr>
+        <w:t>.</w:t>
+      </w:r>
+    </w:p>
+    <w:p>
+      <w:pPr>
+        <w:pStyle w:val="ListBullet"/>
+        <w:spacing w:after="60"/>
+        <w:jc w:val="both"/>
+      </w:pPr>
+      <w:r>
+        <w:rPr>
+          <w:rFonts w:ascii="Calibri" w:hAnsi="Calibri"/>
+          <w:b/>
+          <w:i w:val="0"/>
+          <w:color w:val="1A2329"/>
+          <w:sz w:val="22"/>
+        </w:rPr>
+        <w:t>Compras y documentación:</w:t>
+      </w:r>
+      <w:r>
+        <w:rPr>
+          <w:rFonts w:ascii="Calibri" w:hAnsi="Calibri"/>
+          <w:b w:val="0"/>
+          <w:i w:val="0"/>
+          <w:color w:val="1A2329"/>
+          <w:sz w:val="22"/>
+        </w:rPr>
+        <w:t xml:space="preserve"> </w:t>
+      </w:r>
+      <w:r>
+        <w:rPr>
+          <w:rFonts w:ascii="Consolas" w:hAnsi="Consolas"/>
+          <w:b w:val="0"/>
+          <w:i w:val="0"/>
+          <w:color w:val="1A2329"/>
+          <w:sz w:val="21"/>
+        </w:rPr>
+        <w:t>suppliers</w:t>
+      </w:r>
+      <w:r>
+        <w:rPr>
+          <w:rFonts w:ascii="Calibri" w:hAnsi="Calibri"/>
+          <w:b w:val="0"/>
+          <w:i w:val="0"/>
+          <w:color w:val="1A2329"/>
+          <w:sz w:val="22"/>
+        </w:rPr>
         <w:t xml:space="preserve">, </w:t>
       </w:r>
       <w:r>
@@ -4160,17 +5474,17 @@
           <w:color w:val="1A2329"/>
           <w:sz w:val="21"/>
         </w:rPr>
-        <w:t>tasks</w:t>
-      </w:r>
-      <w:r>
-        <w:rPr>
-          <w:rFonts w:ascii="Calibri" w:hAnsi="Calibri"/>
-          <w:b w:val="0"/>
-          <w:i w:val="0"/>
-          <w:color w:val="1A2329"/>
-          <w:sz w:val="22"/>
-        </w:rPr>
-        <w:t xml:space="preserve"> (con auto-referencia para subtareas y tabla intermedia de dependencias), </w:t>
+        <w:t>task_materials</w:t>
+      </w:r>
+      <w:r>
+        <w:rPr>
+          <w:rFonts w:ascii="Calibri" w:hAnsi="Calibri"/>
+          <w:b w:val="0"/>
+          <w:i w:val="0"/>
+          <w:color w:val="1A2329"/>
+          <w:sz w:val="22"/>
+        </w:rPr>
+        <w:t xml:space="preserve">, </w:t>
       </w:r>
       <w:r>
         <w:rPr>
@@ -4180,17 +5494,17 @@
           <w:color w:val="1A2329"/>
           <w:sz w:val="21"/>
         </w:rPr>
-        <w:t>responsibles</w:t>
-      </w:r>
-      <w:r>
-        <w:rPr>
-          <w:rFonts w:ascii="Calibri" w:hAnsi="Calibri"/>
-          <w:b w:val="0"/>
-          <w:i w:val="0"/>
-          <w:color w:val="1A2329"/>
-          <w:sz w:val="22"/>
-        </w:rPr>
-        <w:t xml:space="preserve">, </w:t>
+        <w:t>purchase_orders</w:t>
+      </w:r>
+      <w:r>
+        <w:rPr>
+          <w:rFonts w:ascii="Calibri" w:hAnsi="Calibri"/>
+          <w:b w:val="0"/>
+          <w:i w:val="0"/>
+          <w:color w:val="1A2329"/>
+          <w:sz w:val="22"/>
+        </w:rPr>
+        <w:t xml:space="preserve"> (con sus ítems), </w:t>
       </w:r>
       <w:r>
         <w:rPr>
@@ -4200,17 +5514,17 @@
           <w:color w:val="1A2329"/>
           <w:sz w:val="21"/>
         </w:rPr>
-        <w:t>obra_team_members</w:t>
-      </w:r>
-      <w:r>
-        <w:rPr>
-          <w:rFonts w:ascii="Calibri" w:hAnsi="Calibri"/>
-          <w:b w:val="0"/>
-          <w:i w:val="0"/>
-          <w:color w:val="1A2329"/>
-          <w:sz w:val="22"/>
-        </w:rPr>
-        <w:t xml:space="preserve">, </w:t>
+        <w:t>budgets</w:t>
+      </w:r>
+      <w:r>
+        <w:rPr>
+          <w:rFonts w:ascii="Calibri" w:hAnsi="Calibri"/>
+          <w:b w:val="0"/>
+          <w:i w:val="0"/>
+          <w:color w:val="1A2329"/>
+          <w:sz w:val="22"/>
+        </w:rPr>
+        <w:t xml:space="preserve"> (presupuestos leídos por IA) y </w:t>
       </w:r>
       <w:r>
         <w:rPr>
@@ -4220,17 +5534,33 @@
           <w:color w:val="1A2329"/>
           <w:sz w:val="21"/>
         </w:rPr>
-        <w:t>alerts</w:t>
-      </w:r>
-      <w:r>
-        <w:rPr>
-          <w:rFonts w:ascii="Calibri" w:hAnsi="Calibri"/>
-          <w:b w:val="0"/>
-          <w:i w:val="0"/>
-          <w:color w:val="1A2329"/>
-          <w:sz w:val="22"/>
-        </w:rPr>
-        <w:t xml:space="preserve">, </w:t>
+        <w:t>planos</w:t>
+      </w:r>
+      <w:r>
+        <w:rPr>
+          <w:rFonts w:ascii="Calibri" w:hAnsi="Calibri"/>
+          <w:b w:val="0"/>
+          <w:i w:val="0"/>
+          <w:color w:val="1A2329"/>
+          <w:sz w:val="22"/>
+        </w:rPr>
+        <w:t xml:space="preserve"> (documentación versionada).</w:t>
+      </w:r>
+    </w:p>
+    <w:p>
+      <w:pPr>
+        <w:spacing w:after="160" w:lineRule="auto" w:line="276"/>
+        <w:jc w:val="both"/>
+      </w:pPr>
+      <w:r>
+        <w:rPr>
+          <w:rFonts w:ascii="Calibri" w:hAnsi="Calibri"/>
+          <w:b w:val="0"/>
+          <w:i w:val="0"/>
+          <w:color w:val="1A2329"/>
+          <w:sz w:val="22"/>
+        </w:rPr>
+        <w:t xml:space="preserve">El aislamiento entre empresas se materializa con la columna </w:t>
       </w:r>
       <w:r>
         <w:rPr>
@@ -4240,177 +5570,17 @@
           <w:color w:val="1A2329"/>
           <w:sz w:val="21"/>
         </w:rPr>
-        <w:t>historial_eventos</w:t>
-      </w:r>
-      <w:r>
-        <w:rPr>
-          <w:rFonts w:ascii="Calibri" w:hAnsi="Calibri"/>
-          <w:b w:val="0"/>
-          <w:i w:val="0"/>
-          <w:color w:val="1A2329"/>
-          <w:sz w:val="22"/>
-        </w:rPr>
-        <w:t xml:space="preserve"> (registro append-only), </w:t>
-      </w:r>
-      <w:r>
-        <w:rPr>
-          <w:rFonts w:ascii="Consolas" w:hAnsi="Consolas"/>
-          <w:b w:val="0"/>
-          <w:i w:val="0"/>
-          <w:color w:val="1A2329"/>
-          <w:sz w:val="21"/>
-        </w:rPr>
-        <w:t>messages</w:t>
-      </w:r>
-      <w:r>
-        <w:rPr>
-          <w:rFonts w:ascii="Calibri" w:hAnsi="Calibri"/>
-          <w:b w:val="0"/>
-          <w:i w:val="0"/>
-          <w:color w:val="1A2329"/>
-          <w:sz w:val="22"/>
-        </w:rPr>
-        <w:t xml:space="preserve"> y </w:t>
-      </w:r>
-      <w:r>
-        <w:rPr>
-          <w:rFonts w:ascii="Consolas" w:hAnsi="Consolas"/>
-          <w:b w:val="0"/>
-          <w:i w:val="0"/>
-          <w:color w:val="1A2329"/>
-          <w:sz w:val="21"/>
-        </w:rPr>
-        <w:t>conversation_sessions</w:t>
-      </w:r>
-      <w:r>
-        <w:rPr>
-          <w:rFonts w:ascii="Calibri" w:hAnsi="Calibri"/>
-          <w:b w:val="0"/>
-          <w:i w:val="0"/>
-          <w:color w:val="1A2329"/>
-          <w:sz w:val="22"/>
-        </w:rPr>
-        <w:t xml:space="preserve"> (chatbot), </w:t>
-      </w:r>
-      <w:r>
-        <w:rPr>
-          <w:rFonts w:ascii="Consolas" w:hAnsi="Consolas"/>
-          <w:b w:val="0"/>
-          <w:i w:val="0"/>
-          <w:color w:val="1A2329"/>
-          <w:sz w:val="21"/>
-        </w:rPr>
-        <w:t>suppliers</w:t>
-      </w:r>
-      <w:r>
-        <w:rPr>
-          <w:rFonts w:ascii="Calibri" w:hAnsi="Calibri"/>
-          <w:b w:val="0"/>
-          <w:i w:val="0"/>
-          <w:color w:val="1A2329"/>
-          <w:sz w:val="22"/>
-        </w:rPr>
-        <w:t xml:space="preserve">, </w:t>
-      </w:r>
-      <w:r>
-        <w:rPr>
-          <w:rFonts w:ascii="Consolas" w:hAnsi="Consolas"/>
-          <w:b w:val="0"/>
-          <w:i w:val="0"/>
-          <w:color w:val="1A2329"/>
-          <w:sz w:val="21"/>
-        </w:rPr>
-        <w:t>task_materials</w:t>
-      </w:r>
-      <w:r>
-        <w:rPr>
-          <w:rFonts w:ascii="Calibri" w:hAnsi="Calibri"/>
-          <w:b w:val="0"/>
-          <w:i w:val="0"/>
-          <w:color w:val="1A2329"/>
-          <w:sz w:val="22"/>
-        </w:rPr>
-        <w:t xml:space="preserve">, </w:t>
-      </w:r>
-      <w:r>
-        <w:rPr>
-          <w:rFonts w:ascii="Consolas" w:hAnsi="Consolas"/>
-          <w:b w:val="0"/>
-          <w:i w:val="0"/>
-          <w:color w:val="1A2329"/>
-          <w:sz w:val="21"/>
-        </w:rPr>
-        <w:t>purchase_orders</w:t>
-      </w:r>
-      <w:r>
-        <w:rPr>
-          <w:rFonts w:ascii="Calibri" w:hAnsi="Calibri"/>
-          <w:b w:val="0"/>
-          <w:i w:val="0"/>
-          <w:color w:val="1A2329"/>
-          <w:sz w:val="22"/>
-        </w:rPr>
-        <w:t xml:space="preserve">, </w:t>
-      </w:r>
-      <w:r>
-        <w:rPr>
-          <w:rFonts w:ascii="Consolas" w:hAnsi="Consolas"/>
-          <w:b w:val="0"/>
-          <w:i w:val="0"/>
-          <w:color w:val="1A2329"/>
-          <w:sz w:val="21"/>
-        </w:rPr>
-        <w:t>budgets</w:t>
-      </w:r>
-      <w:r>
-        <w:rPr>
-          <w:rFonts w:ascii="Calibri" w:hAnsi="Calibri"/>
-          <w:b w:val="0"/>
-          <w:i w:val="0"/>
-          <w:color w:val="1A2329"/>
-          <w:sz w:val="22"/>
-        </w:rPr>
-        <w:t xml:space="preserve"> (presupuestos con IA), </w:t>
-      </w:r>
-      <w:r>
-        <w:rPr>
-          <w:rFonts w:ascii="Consolas" w:hAnsi="Consolas"/>
-          <w:b w:val="0"/>
-          <w:i w:val="0"/>
-          <w:color w:val="1A2329"/>
-          <w:sz w:val="21"/>
-        </w:rPr>
-        <w:t>planos</w:t>
-      </w:r>
-      <w:r>
-        <w:rPr>
-          <w:rFonts w:ascii="Calibri" w:hAnsi="Calibri"/>
-          <w:b w:val="0"/>
-          <w:i w:val="0"/>
-          <w:color w:val="1A2329"/>
-          <w:sz w:val="22"/>
-        </w:rPr>
-        <w:t xml:space="preserve"> y </w:t>
-      </w:r>
-      <w:r>
-        <w:rPr>
-          <w:rFonts w:ascii="Consolas" w:hAnsi="Consolas"/>
-          <w:b w:val="0"/>
-          <w:i w:val="0"/>
-          <w:color w:val="1A2329"/>
-          <w:sz w:val="21"/>
-        </w:rPr>
-        <w:t>bitacora_entries</w:t>
-      </w:r>
-      <w:r>
-        <w:rPr>
-          <w:rFonts w:ascii="Calibri" w:hAnsi="Calibri"/>
-          <w:b w:val="0"/>
-          <w:i w:val="0"/>
-          <w:color w:val="1A2329"/>
-          <w:sz w:val="22"/>
-        </w:rPr>
-        <w:t>.</w:t>
+        <w:t>tenant_id</w:t>
+      </w:r>
+      <w:r>
+        <w:rPr>
+          <w:rFonts w:ascii="Calibri" w:hAnsi="Calibri"/>
+          <w:b w:val="0"/>
+          <w:i w:val="0"/>
+          <w:color w:val="1A2329"/>
+          <w:sz w:val="22"/>
+        </w:rPr>
+        <w:t xml:space="preserve"> en las entidades de cabecera. Las relaciones clave son: una empresa tiene muchos usuarios y muchas obras; una obra tiene muchas tareas, alertas, entradas de bitácora, presupuestos y planos; una tarea pertenece a una obra, puede tener una tarea padre, se relaciona con otras por dependencias y se asigna a un responsable.</w:t>
       </w:r>
     </w:p>
     <w:p>
@@ -4653,12 +5823,62 @@
       <w:r>
         <w:rPr>
           <w:rFonts w:ascii="Calibri" w:hAnsi="Calibri"/>
-          <w:b w:val="0"/>
-          <w:i w:val="0"/>
-          <w:color w:val="1A2329"/>
-          <w:sz w:val="22"/>
-        </w:rPr>
-        <w:t xml:space="preserve">El desarrollo se dividió en módulos lógicos que se construyeron y ensamblaron de manera incremental. La cronología completa del desarrollo se documenta en </w:t>
+          <w:b/>
+          <w:i w:val="0"/>
+          <w:color w:val="1A2329"/>
+          <w:sz w:val="22"/>
+        </w:rPr>
+        <w:t>Enfoque de desarrollo.</w:t>
+      </w:r>
+      <w:r>
+        <w:rPr>
+          <w:rFonts w:ascii="Calibri" w:hAnsi="Calibri"/>
+          <w:b w:val="0"/>
+          <w:i w:val="0"/>
+          <w:color w:val="1A2329"/>
+          <w:sz w:val="22"/>
+        </w:rPr>
+        <w:t xml:space="preserve"> La construcción se abordó de forma </w:t>
+      </w:r>
+      <w:r>
+        <w:rPr>
+          <w:rFonts w:ascii="Calibri" w:hAnsi="Calibri"/>
+          <w:b/>
+          <w:i w:val="0"/>
+          <w:color w:val="1A2329"/>
+          <w:sz w:val="22"/>
+        </w:rPr>
+        <w:t>incremental</w:t>
+      </w:r>
+      <w:r>
+        <w:rPr>
+          <w:rFonts w:ascii="Calibri" w:hAnsi="Calibri"/>
+          <w:b w:val="0"/>
+          <w:i w:val="0"/>
+          <w:color w:val="1A2329"/>
+          <w:sz w:val="22"/>
+        </w:rPr>
+        <w:t xml:space="preserve">, con una rama de control de versiones (Git) por cada etapa del plan, integrada al tronco principal tras su verificación. Cada cambio en el modelo de datos se materializó en una </w:t>
+      </w:r>
+      <w:r>
+        <w:rPr>
+          <w:rFonts w:ascii="Calibri" w:hAnsi="Calibri"/>
+          <w:b/>
+          <w:i w:val="0"/>
+          <w:color w:val="1A2329"/>
+          <w:sz w:val="22"/>
+        </w:rPr>
+        <w:t>migración</w:t>
+      </w:r>
+      <w:r>
+        <w:rPr>
+          <w:rFonts w:ascii="Calibri" w:hAnsi="Calibri"/>
+          <w:b w:val="0"/>
+          <w:i w:val="0"/>
+          <w:color w:val="1A2329"/>
+          <w:sz w:val="22"/>
+        </w:rPr>
+        <w:t xml:space="preserve"> versionada (treinta en total, 0001 a 0030), de modo que el esquema de la base pudiera evolucionar de manera reproducible. La cronología completa del desarrollo, con sus decisiones y validaciones, se documenta en </w:t>
       </w:r>
       <w:r>
         <w:rPr>
@@ -4679,6 +5899,88 @@
           <w:sz w:val="22"/>
         </w:rPr>
         <w:t>.</w:t>
+      </w:r>
+    </w:p>
+    <w:p>
+      <w:pPr>
+        <w:spacing w:after="160" w:lineRule="auto" w:line="276"/>
+        <w:jc w:val="both"/>
+      </w:pPr>
+      <w:r>
+        <w:rPr>
+          <w:rFonts w:ascii="Calibri" w:hAnsi="Calibri"/>
+          <w:b/>
+          <w:i w:val="0"/>
+          <w:color w:val="1A2329"/>
+          <w:sz w:val="22"/>
+        </w:rPr>
+        <w:t>Magnitud de la implementación.</w:t>
+      </w:r>
+      <w:r>
+        <w:rPr>
+          <w:rFonts w:ascii="Calibri" w:hAnsi="Calibri"/>
+          <w:b w:val="0"/>
+          <w:i w:val="0"/>
+          <w:color w:val="1A2329"/>
+          <w:sz w:val="22"/>
+        </w:rPr>
+        <w:t xml:space="preserve"> El backend expone alrededor de veintiséis grupos de </w:t>
+      </w:r>
+      <w:r>
+        <w:rPr>
+          <w:rFonts w:ascii="Calibri" w:hAnsi="Calibri"/>
+          <w:b w:val="0"/>
+          <w:i/>
+          <w:color w:val="1A2329"/>
+          <w:sz w:val="22"/>
+        </w:rPr>
+        <w:t>endpoints</w:t>
+      </w:r>
+      <w:r>
+        <w:rPr>
+          <w:rFonts w:ascii="Calibri" w:hAnsi="Calibri"/>
+          <w:b w:val="0"/>
+          <w:i w:val="0"/>
+          <w:color w:val="1A2329"/>
+          <w:sz w:val="22"/>
+        </w:rPr>
+        <w:t xml:space="preserve"> (autenticación, obras, tareas, dependencias, ruta crítica, línea base, calendario, alertas, notificaciones, presencia, responsables, equipo de obra, bitácora, presupuestos, planos, proveedores, materiales, órdenes de compra, importación, exportación, </w:t>
+      </w:r>
+      <w:r>
+        <w:rPr>
+          <w:rFonts w:ascii="Calibri" w:hAnsi="Calibri"/>
+          <w:b w:val="0"/>
+          <w:i/>
+          <w:color w:val="1A2329"/>
+          <w:sz w:val="22"/>
+        </w:rPr>
+        <w:t>webhooks</w:t>
+      </w:r>
+      <w:r>
+        <w:rPr>
+          <w:rFonts w:ascii="Calibri" w:hAnsi="Calibri"/>
+          <w:b w:val="0"/>
+          <w:i w:val="0"/>
+          <w:color w:val="1A2329"/>
+          <w:sz w:val="22"/>
+        </w:rPr>
+        <w:t>, administración, entre otros), apoyados en torno a veintiún entidades de datos y diecisiete servicios de negocio. El frontend se organiza en una docena de pantallas y unos treinta y cinco componentes reutilizables.</w:t>
+      </w:r>
+    </w:p>
+    <w:p>
+      <w:pPr>
+        <w:spacing w:after="160" w:lineRule="auto" w:line="276"/>
+        <w:jc w:val="both"/>
+      </w:pPr>
+      <w:r>
+        <w:rPr>
+          <w:rFonts w:ascii="Calibri" w:hAnsi="Calibri"/>
+          <w:b w:val="0"/>
+          <w:i w:val="0"/>
+          <w:color w:val="1A2329"/>
+          <w:sz w:val="22"/>
+        </w:rPr>
+        <w:t>A continuación se describen los módulos que componen la solución:</w:t>
       </w:r>
     </w:p>
     <w:p>
@@ -4705,7 +6007,7 @@
           <w:color w:val="1A2329"/>
           <w:sz w:val="22"/>
         </w:rPr>
-        <w:t xml:space="preserve"> registro de empresa, inicio de sesión con JWT, roles e invitaciones; aislamiento por </w:t>
+        <w:t xml:space="preserve"> registro de empresa, inicio de sesión con tokens JWT, gestión de roles (administrador / colaborador) e invitaciones de equipo por correo. Todas las consultas se filtran por el identificador de empresa (</w:t>
       </w:r>
       <w:r>
         <w:rPr>
@@ -4725,7 +6027,47 @@
           <w:color w:val="1A2329"/>
           <w:sz w:val="22"/>
         </w:rPr>
-        <w:t>.</w:t>
+        <w:t xml:space="preserve">), garantizando el aislamiento de datos. Incorpora un esquema de </w:t>
+      </w:r>
+      <w:r>
+        <w:rPr>
+          <w:rFonts w:ascii="Calibri" w:hAnsi="Calibri"/>
+          <w:b/>
+          <w:i w:val="0"/>
+          <w:color w:val="1A2329"/>
+          <w:sz w:val="22"/>
+        </w:rPr>
+        <w:t>planes</w:t>
+      </w:r>
+      <w:r>
+        <w:rPr>
+          <w:rFonts w:ascii="Calibri" w:hAnsi="Calibri"/>
+          <w:b w:val="0"/>
+          <w:i w:val="0"/>
+          <w:color w:val="1A2329"/>
+          <w:sz w:val="22"/>
+        </w:rPr>
+        <w:t xml:space="preserve"> (Básico, Pro, Enterprise) con límites de obras, usuarios y tareas: al superarse un límite, la API responde con el código HTTP 402 (</w:t>
+      </w:r>
+      <w:r>
+        <w:rPr>
+          <w:rFonts w:ascii="Calibri" w:hAnsi="Calibri"/>
+          <w:b w:val="0"/>
+          <w:i/>
+          <w:color w:val="1A2329"/>
+          <w:sz w:val="22"/>
+        </w:rPr>
+        <w:t>Payment Required</w:t>
+      </w:r>
+      <w:r>
+        <w:rPr>
+          <w:rFonts w:ascii="Calibri" w:hAnsi="Calibri"/>
+          <w:b w:val="0"/>
+          <w:i w:val="0"/>
+          <w:color w:val="1A2329"/>
+          <w:sz w:val="22"/>
+        </w:rPr>
+        <w:t>) y el frontend ofrece la mejora de plan.</w:t>
       </w:r>
     </w:p>
     <w:p>
@@ -4752,7 +6094,47 @@
           <w:color w:val="1A2329"/>
           <w:sz w:val="22"/>
         </w:rPr>
-        <w:t xml:space="preserve"> CRUD de obras y tareas, dependencias, subtareas, calendario laboral y reprogramación en cascada.</w:t>
+        <w:t xml:space="preserve"> alta de obra mediante asistente de cuatro pasos y gestión completa de tareas con fechas, porcentaje de avance, hitos, subtareas (WBS, vía </w:t>
+      </w:r>
+      <w:r>
+        <w:rPr>
+          <w:rFonts w:ascii="Consolas" w:hAnsi="Consolas"/>
+          <w:b w:val="0"/>
+          <w:i w:val="0"/>
+          <w:color w:val="1A2329"/>
+          <w:sz w:val="21"/>
+        </w:rPr>
+        <w:t>parent_task_id</w:t>
+      </w:r>
+      <w:r>
+        <w:rPr>
+          <w:rFonts w:ascii="Calibri" w:hAnsi="Calibri"/>
+          <w:b w:val="0"/>
+          <w:i w:val="0"/>
+          <w:color w:val="1A2329"/>
+          <w:sz w:val="22"/>
+        </w:rPr>
+        <w:t xml:space="preserve">) y dependencias en sus cuatro tipos (FS, SS, FF, SF) con desfase. Incluye la </w:t>
+      </w:r>
+      <w:r>
+        <w:rPr>
+          <w:rFonts w:ascii="Calibri" w:hAnsi="Calibri"/>
+          <w:b/>
+          <w:i w:val="0"/>
+          <w:color w:val="1A2329"/>
+          <w:sz w:val="22"/>
+        </w:rPr>
+        <w:t>reprogramación en cascada</w:t>
+      </w:r>
+      <w:r>
+        <w:rPr>
+          <w:rFonts w:ascii="Calibri" w:hAnsi="Calibri"/>
+          <w:b w:val="0"/>
+          <w:i w:val="0"/>
+          <w:color w:val="1A2329"/>
+          <w:sz w:val="22"/>
+        </w:rPr>
+        <w:t>: al modificar las fechas de una tarea con sucesoras, el sistema recorre el grafo de dependencias y ofrece una vista previa de las tareas afectadas antes de confirmar, registrando un único evento en el historial.</w:t>
       </w:r>
     </w:p>
     <w:p>
@@ -4779,7 +6161,47 @@
           <w:color w:val="1A2329"/>
           <w:sz w:val="22"/>
         </w:rPr>
-        <w:t xml:space="preserve"> visualización interactiva, ruta crítica, línea base.</w:t>
+        <w:t xml:space="preserve"> visualización interactiva del cronograma con arrastre y redimensionado de barras, vistas de semana, mes y trimestre, flechas de dependencia, </w:t>
+      </w:r>
+      <w:r>
+        <w:rPr>
+          <w:rFonts w:ascii="Calibri" w:hAnsi="Calibri"/>
+          <w:b/>
+          <w:i w:val="0"/>
+          <w:color w:val="1A2329"/>
+          <w:sz w:val="22"/>
+        </w:rPr>
+        <w:t>cálculo de ruta crítica (CPM)</w:t>
+      </w:r>
+      <w:r>
+        <w:rPr>
+          <w:rFonts w:ascii="Calibri" w:hAnsi="Calibri"/>
+          <w:b w:val="0"/>
+          <w:i w:val="0"/>
+          <w:color w:val="1A2329"/>
+          <w:sz w:val="22"/>
+        </w:rPr>
+        <w:t xml:space="preserve"> y superposición de la </w:t>
+      </w:r>
+      <w:r>
+        <w:rPr>
+          <w:rFonts w:ascii="Calibri" w:hAnsi="Calibri"/>
+          <w:b/>
+          <w:i w:val="0"/>
+          <w:color w:val="1A2329"/>
+          <w:sz w:val="22"/>
+        </w:rPr>
+        <w:t>línea base</w:t>
+      </w:r>
+      <w:r>
+        <w:rPr>
+          <w:rFonts w:ascii="Calibri" w:hAnsi="Calibri"/>
+          <w:b w:val="0"/>
+          <w:i w:val="0"/>
+          <w:color w:val="1A2329"/>
+          <w:sz w:val="22"/>
+        </w:rPr>
+        <w:t xml:space="preserve"> para comparar lo planificado con lo replanificado.</w:t>
       </w:r>
     </w:p>
     <w:p>
@@ -4796,17 +6218,57 @@
           <w:color w:val="1A2329"/>
           <w:sz w:val="22"/>
         </w:rPr>
-        <w:t>Módulo de planilla:</w:t>
-      </w:r>
-      <w:r>
-        <w:rPr>
-          <w:rFonts w:ascii="Calibri" w:hAnsi="Calibri"/>
-          <w:b w:val="0"/>
-          <w:i w:val="0"/>
-          <w:color w:val="1A2329"/>
-          <w:sz w:val="22"/>
-        </w:rPr>
-        <w:t xml:space="preserve"> edición tipo hoja de cálculo e importación/exportación (Excel, CSV, MS Project).</w:t>
+        <w:t>Módulo de planilla de tareas:</w:t>
+      </w:r>
+      <w:r>
+        <w:rPr>
+          <w:rFonts w:ascii="Calibri" w:hAnsi="Calibri"/>
+          <w:b w:val="0"/>
+          <w:i w:val="0"/>
+          <w:color w:val="1A2329"/>
+          <w:sz w:val="22"/>
+        </w:rPr>
+        <w:t xml:space="preserve"> vista de edición tipo hoja de cálculo con selección de celdas y rangos, relleno por arrastre con encadenado automático de fechas, copiar/pegar de bloques y deshacer. Se complementa con </w:t>
+      </w:r>
+      <w:r>
+        <w:rPr>
+          <w:rFonts w:ascii="Calibri" w:hAnsi="Calibri"/>
+          <w:b/>
+          <w:i w:val="0"/>
+          <w:color w:val="1A2329"/>
+          <w:sz w:val="22"/>
+        </w:rPr>
+        <w:t>importación</w:t>
+      </w:r>
+      <w:r>
+        <w:rPr>
+          <w:rFonts w:ascii="Calibri" w:hAnsi="Calibri"/>
+          <w:b w:val="0"/>
+          <w:i w:val="0"/>
+          <w:color w:val="1A2329"/>
+          <w:sz w:val="22"/>
+        </w:rPr>
+        <w:t xml:space="preserve"> desde Excel, CSV y MS Project (mapeo de WBS, recursos y dependencias) y </w:t>
+      </w:r>
+      <w:r>
+        <w:rPr>
+          <w:rFonts w:ascii="Calibri" w:hAnsi="Calibri"/>
+          <w:b/>
+          <w:i w:val="0"/>
+          <w:color w:val="1A2329"/>
+          <w:sz w:val="22"/>
+        </w:rPr>
+        <w:t>exportación</w:t>
+      </w:r>
+      <w:r>
+        <w:rPr>
+          <w:rFonts w:ascii="Calibri" w:hAnsi="Calibri"/>
+          <w:b w:val="0"/>
+          <w:i w:val="0"/>
+          <w:color w:val="1A2329"/>
+          <w:sz w:val="22"/>
+        </w:rPr>
+        <w:t xml:space="preserve"> a Excel, además de una plantilla descargable.</w:t>
       </w:r>
     </w:p>
     <w:p>
@@ -4833,7 +6295,7 @@
           <w:color w:val="1A2329"/>
           <w:sz w:val="22"/>
         </w:rPr>
-        <w:t xml:space="preserve"> evaluación de riesgos y emisión por Socket.IO; presencia de usuarios.</w:t>
+        <w:t xml:space="preserve"> un servicio evalúa automáticamente los riesgos de cada obra (tareas vencidas, demoradas o bloqueadas, sin responsable, y alto porcentaje de vencimiento) y genera alertas de distintos tipos —tarea bloqueada, riesgo de demora, tarea vencida, sin respuesta, reprogramación solicitada y recepción de pedido—. Las alertas se emiten en tiempo real por Socket.IO y quedan trazadas en el historial. El mismo canal soporta la presencia de usuarios conectados y la edición colaborativa.</w:t>
       </w:r>
     </w:p>
     <w:p>
@@ -4860,7 +6322,7 @@
           <w:color w:val="1A2329"/>
           <w:sz w:val="22"/>
         </w:rPr>
-        <w:t xml:space="preserve"> </w:t>
+        <w:t xml:space="preserve"> un </w:t>
       </w:r>
       <w:r>
         <w:rPr>
@@ -4880,7 +6342,27 @@
           <w:color w:val="1A2329"/>
           <w:sz w:val="22"/>
         </w:rPr>
-        <w:t>, identificación de emisores, reporte de estado, consulta de planos y registro de notas de voz.</w:t>
+        <w:t xml:space="preserve"> recibe los mensajes entrantes; el sistema identifica al emisor (responsable de tareas o personal de la empresa) por su número y conduce la conversación mediante una </w:t>
+      </w:r>
+      <w:r>
+        <w:rPr>
+          <w:rFonts w:ascii="Calibri" w:hAnsi="Calibri"/>
+          <w:b/>
+          <w:i w:val="0"/>
+          <w:color w:val="1A2329"/>
+          <w:sz w:val="22"/>
+        </w:rPr>
+        <w:t>máquina de estados</w:t>
+      </w:r>
+      <w:r>
+        <w:rPr>
+          <w:rFonts w:ascii="Calibri" w:hAnsi="Calibri"/>
+          <w:b w:val="0"/>
+          <w:i w:val="0"/>
+          <w:color w:val="1A2329"/>
+          <w:sz w:val="22"/>
+        </w:rPr>
+        <w:t xml:space="preserve"> (estados: reposo, selección de obra, selección de tarea, menú de estado y espera de fecha), persistida en la base. Permite reportar el estado de una tarea, registrar notas de voz y consultar planos.</w:t>
       </w:r>
     </w:p>
     <w:p>
@@ -4897,17 +6379,77 @@
           <w:color w:val="1A2329"/>
           <w:sz w:val="22"/>
         </w:rPr>
-        <w:t>Módulo de bitácora con IA:</w:t>
-      </w:r>
-      <w:r>
-        <w:rPr>
-          <w:rFonts w:ascii="Calibri" w:hAnsi="Calibri"/>
-          <w:b w:val="0"/>
-          <w:i w:val="0"/>
-          <w:color w:val="1A2329"/>
-          <w:sz w:val="22"/>
-        </w:rPr>
-        <w:t xml:space="preserve"> transcripción de audio y análisis con modelo de lenguaje (salida estructurada: resumen, puntos clave y sugerencias aplicables).</w:t>
+        <w:t>Módulo de bitácora de obra con IA:</w:t>
+      </w:r>
+      <w:r>
+        <w:rPr>
+          <w:rFonts w:ascii="Calibri" w:hAnsi="Calibri"/>
+          <w:b w:val="0"/>
+          <w:i w:val="0"/>
+          <w:color w:val="1A2329"/>
+          <w:sz w:val="22"/>
+        </w:rPr>
+        <w:t xml:space="preserve"> convierte una nota de voz en información estructurada mediante una cadena de procesamiento: el audio se transcribe con un modelo de reconocimiento del habla (</w:t>
+      </w:r>
+      <w:r>
+        <w:rPr>
+          <w:rFonts w:ascii="Consolas" w:hAnsi="Consolas"/>
+          <w:b w:val="0"/>
+          <w:i w:val="0"/>
+          <w:color w:val="1A2329"/>
+          <w:sz w:val="21"/>
+        </w:rPr>
+        <w:t>gpt-4o-mini-transcribe</w:t>
+      </w:r>
+      <w:r>
+        <w:rPr>
+          <w:rFonts w:ascii="Calibri" w:hAnsi="Calibri"/>
+          <w:b w:val="0"/>
+          <w:i w:val="0"/>
+          <w:color w:val="1A2329"/>
+          <w:sz w:val="22"/>
+        </w:rPr>
+        <w:t xml:space="preserve">) y el texto resultante se analiza con un modelo de lenguaje (Claude Haiku 4.5) configurado con </w:t>
+      </w:r>
+      <w:r>
+        <w:rPr>
+          <w:rFonts w:ascii="Calibri" w:hAnsi="Calibri"/>
+          <w:b/>
+          <w:i w:val="0"/>
+          <w:color w:val="1A2329"/>
+          <w:sz w:val="22"/>
+        </w:rPr>
+        <w:t>salida estructurada (JSON Schema)</w:t>
+      </w:r>
+      <w:r>
+        <w:rPr>
+          <w:rFonts w:ascii="Calibri" w:hAnsi="Calibri"/>
+          <w:b w:val="0"/>
+          <w:i w:val="0"/>
+          <w:color w:val="1A2329"/>
+          <w:sz w:val="22"/>
+        </w:rPr>
+        <w:t xml:space="preserve">. El análisis produce un resumen de dos a cuatro oraciones, una lista de puntos clave y un conjunto de </w:t>
+      </w:r>
+      <w:r>
+        <w:rPr>
+          <w:rFonts w:ascii="Calibri" w:hAnsi="Calibri"/>
+          <w:b/>
+          <w:i w:val="0"/>
+          <w:color w:val="1A2329"/>
+          <w:sz w:val="22"/>
+        </w:rPr>
+        <w:t>sugerencias aplicables</w:t>
+      </w:r>
+      <w:r>
+        <w:rPr>
+          <w:rFonts w:ascii="Calibri" w:hAnsi="Calibri"/>
+          <w:b w:val="0"/>
+          <w:i w:val="0"/>
+          <w:color w:val="1A2329"/>
+          <w:sz w:val="22"/>
+        </w:rPr>
+        <w:t xml:space="preserve"> sobre el plan —reprogramar una tarea, crear una tarea, cambiar un estado o dejar una nota—, cada una con una cita del audio que la justifica. Si el audio no contiene nada accionable, no se fuerzan sugerencias.</w:t>
       </w:r>
     </w:p>
     <w:p>
@@ -4934,7 +6476,47 @@
           <w:color w:val="1A2329"/>
           <w:sz w:val="22"/>
         </w:rPr>
-        <w:t xml:space="preserve"> lectura de documentos de proveedores, extracción estructurada, comparación y detección de inconsistencias.</w:t>
+        <w:t xml:space="preserve"> acepta presupuestos de proveedores en múltiples formatos (PDF, imagen, Excel o texto) y, con el mismo modelo de lenguaje, extrae sus datos a una estructura validada (proveedor, fecha, rubro, moneda, ítems con cantidad/unidad/precio/subtotal, IVA, total, flete, plazo de entrega, condiciones de pago y validez). Detecta </w:t>
+      </w:r>
+      <w:r>
+        <w:rPr>
+          <w:rFonts w:ascii="Calibri" w:hAnsi="Calibri"/>
+          <w:b/>
+          <w:i w:val="0"/>
+          <w:color w:val="1A2329"/>
+          <w:sz w:val="22"/>
+        </w:rPr>
+        <w:t>inconsistencias</w:t>
+      </w:r>
+      <w:r>
+        <w:rPr>
+          <w:rFonts w:ascii="Calibri" w:hAnsi="Calibri"/>
+          <w:b w:val="0"/>
+          <w:i w:val="0"/>
+          <w:color w:val="1A2329"/>
+          <w:sz w:val="22"/>
+        </w:rPr>
+        <w:t xml:space="preserve"> (por ejemplo, totales que no cierran o faltantes de precios) con su severidad, y </w:t>
+      </w:r>
+      <w:r>
+        <w:rPr>
+          <w:rFonts w:ascii="Calibri" w:hAnsi="Calibri"/>
+          <w:b/>
+          <w:i w:val="0"/>
+          <w:color w:val="1A2329"/>
+          <w:sz w:val="22"/>
+        </w:rPr>
+        <w:t>compara</w:t>
+      </w:r>
+      <w:r>
+        <w:rPr>
+          <w:rFonts w:ascii="Calibri" w:hAnsi="Calibri"/>
+          <w:b w:val="0"/>
+          <w:i w:val="0"/>
+          <w:color w:val="1A2329"/>
+          <w:sz w:val="22"/>
+        </w:rPr>
+        <w:t xml:space="preserve"> varios presupuestos calculando el promedio, el más económico y el desvío porcentual de cada uno.</w:t>
       </w:r>
     </w:p>
     <w:p>
@@ -4961,7 +6543,27 @@
           <w:color w:val="1A2329"/>
           <w:sz w:val="22"/>
         </w:rPr>
-        <w:t xml:space="preserve"> carga versionada y consulta por WhatsApp.</w:t>
+        <w:t xml:space="preserve"> repositorio de documentación con </w:t>
+      </w:r>
+      <w:r>
+        <w:rPr>
+          <w:rFonts w:ascii="Calibri" w:hAnsi="Calibri"/>
+          <w:b/>
+          <w:i w:val="0"/>
+          <w:color w:val="1A2329"/>
+          <w:sz w:val="22"/>
+        </w:rPr>
+        <w:t>versionado</w:t>
+      </w:r>
+      <w:r>
+        <w:rPr>
+          <w:rFonts w:ascii="Calibri" w:hAnsi="Calibri"/>
+          <w:b w:val="0"/>
+          <w:i w:val="0"/>
+          <w:color w:val="1A2329"/>
+          <w:sz w:val="22"/>
+        </w:rPr>
+        <w:t xml:space="preserve"> por obra y disciplina; marca la última versión vigente y permite su consulta y envío por WhatsApp, evitando que en el campo se trabaje sobre planos desactualizados.</w:t>
       </w:r>
     </w:p>
     <w:p>
@@ -4988,7 +6590,27 @@
           <w:color w:val="1A2329"/>
           <w:sz w:val="22"/>
         </w:rPr>
-        <w:t xml:space="preserve"> cómputo por tarea, presupuesto por obra y órdenes de compra.</w:t>
+        <w:t xml:space="preserve"> cómputo de materiales por tarea, presupuesto por obra (estimado frente a real) y generación de </w:t>
+      </w:r>
+      <w:r>
+        <w:rPr>
+          <w:rFonts w:ascii="Calibri" w:hAnsi="Calibri"/>
+          <w:b/>
+          <w:i w:val="0"/>
+          <w:color w:val="1A2329"/>
+          <w:sz w:val="22"/>
+        </w:rPr>
+        <w:t>órdenes de compra</w:t>
+      </w:r>
+      <w:r>
+        <w:rPr>
+          <w:rFonts w:ascii="Calibri" w:hAnsi="Calibri"/>
+          <w:b w:val="0"/>
+          <w:i w:val="0"/>
+          <w:color w:val="1A2329"/>
+          <w:sz w:val="22"/>
+        </w:rPr>
+        <w:t xml:space="preserve"> a proveedores, con su envío y el seguimiento de la recepción.</w:t>
       </w:r>
     </w:p>
     <w:p>
@@ -5189,6 +6811,484 @@
         </w:rPr>
         <w:t>.</w:t>
       </w:r>
+    </w:p>
+    <w:p>
+      <w:pPr>
+        <w:spacing w:after="160" w:lineRule="auto" w:line="276"/>
+        <w:jc w:val="both"/>
+      </w:pPr>
+      <w:r>
+        <w:rPr>
+          <w:rFonts w:ascii="Calibri" w:hAnsi="Calibri"/>
+          <w:b w:val="0"/>
+          <w:i w:val="0"/>
+          <w:color w:val="1A2329"/>
+          <w:sz w:val="22"/>
+        </w:rPr>
+        <w:t xml:space="preserve">A modo ilustrativo, se presentan algunos casos de prueba representativos (el conjunto completo se detalla en </w:t>
+      </w:r>
+      <w:r>
+        <w:rPr>
+          <w:rFonts w:ascii="Consolas" w:hAnsi="Consolas"/>
+          <w:b w:val="0"/>
+          <w:i w:val="0"/>
+          <w:color w:val="1A2329"/>
+          <w:sz w:val="21"/>
+        </w:rPr>
+        <w:t>docs/casos_de_prueba.md</w:t>
+      </w:r>
+      <w:r>
+        <w:rPr>
+          <w:rFonts w:ascii="Calibri" w:hAnsi="Calibri"/>
+          <w:b w:val="0"/>
+          <w:i w:val="0"/>
+          <w:color w:val="1A2329"/>
+          <w:sz w:val="22"/>
+        </w:rPr>
+        <w:t>):</w:t>
+      </w:r>
+    </w:p>
+    <w:tbl>
+      <w:tblPr>
+        <w:tblStyle w:val="TableGrid"/>
+        <w:tblW w:type="auto" w:w="0"/>
+        <w:jc w:val="center"/>
+        <w:tblLook w:firstColumn="1" w:firstRow="1" w:lastColumn="0" w:lastRow="0" w:noHBand="0" w:noVBand="1" w:val="04A0"/>
+      </w:tblPr>
+      <w:tblGrid>
+        <w:gridCol w:w="3120"/>
+        <w:gridCol w:w="3120"/>
+        <w:gridCol w:w="3120"/>
+      </w:tblGrid>
+      <w:tr>
+        <w:tc>
+          <w:tcPr>
+            <w:tcW w:type="dxa" w:w="3120"/>
+            <w:shd w:val="clear" w:fill="1A2329"/>
+          </w:tcPr>
+          <w:p>
+            <w:r/>
+            <w:r>
+              <w:rPr>
+                <w:rFonts w:ascii="Calibri" w:hAnsi="Calibri"/>
+                <w:b w:val="0"/>
+                <w:i w:val="0"/>
+                <w:color w:val="FFFFFF"/>
+                <w:sz w:val="20"/>
+              </w:rPr>
+              <w:t>Caso</w:t>
+            </w:r>
+          </w:p>
+        </w:tc>
+        <w:tc>
+          <w:tcPr>
+            <w:tcW w:type="dxa" w:w="3120"/>
+            <w:shd w:val="clear" w:fill="1A2329"/>
+          </w:tcPr>
+          <w:p>
+            <w:r/>
+            <w:r>
+              <w:rPr>
+                <w:rFonts w:ascii="Calibri" w:hAnsi="Calibri"/>
+                <w:b w:val="0"/>
+                <w:i w:val="0"/>
+                <w:color w:val="FFFFFF"/>
+                <w:sz w:val="20"/>
+              </w:rPr>
+              <w:t>Acción</w:t>
+            </w:r>
+          </w:p>
+        </w:tc>
+        <w:tc>
+          <w:tcPr>
+            <w:tcW w:type="dxa" w:w="3120"/>
+            <w:shd w:val="clear" w:fill="1A2329"/>
+          </w:tcPr>
+          <w:p>
+            <w:r/>
+            <w:r>
+              <w:rPr>
+                <w:rFonts w:ascii="Calibri" w:hAnsi="Calibri"/>
+                <w:b w:val="0"/>
+                <w:i w:val="0"/>
+                <w:color w:val="FFFFFF"/>
+                <w:sz w:val="20"/>
+              </w:rPr>
+              <w:t>Resultado esperado</w:t>
+            </w:r>
+          </w:p>
+        </w:tc>
+      </w:tr>
+      <w:tr>
+        <w:tc>
+          <w:tcPr>
+            <w:tcW w:type="dxa" w:w="3120"/>
+          </w:tcPr>
+          <w:p>
+            <w:r/>
+            <w:r>
+              <w:rPr>
+                <w:rFonts w:ascii="Calibri" w:hAnsi="Calibri"/>
+                <w:b w:val="0"/>
+                <w:i w:val="0"/>
+                <w:color w:val="1A2329"/>
+                <w:sz w:val="20"/>
+              </w:rPr>
+              <w:t>Carga masiva con encadenado de fechas</w:t>
+            </w:r>
+          </w:p>
+        </w:tc>
+        <w:tc>
+          <w:tcPr>
+            <w:tcW w:type="dxa" w:w="3120"/>
+          </w:tcPr>
+          <w:p>
+            <w:r/>
+            <w:r>
+              <w:rPr>
+                <w:rFonts w:ascii="Calibri" w:hAnsi="Calibri"/>
+                <w:b w:val="0"/>
+                <w:i w:val="0"/>
+                <w:color w:val="1A2329"/>
+                <w:sz w:val="20"/>
+              </w:rPr>
+              <w:t>Arrastrar el controlador de relleno sobre una columna de fechas en la planilla</w:t>
+            </w:r>
+          </w:p>
+        </w:tc>
+        <w:tc>
+          <w:tcPr>
+            <w:tcW w:type="dxa" w:w="3120"/>
+          </w:tcPr>
+          <w:p>
+            <w:r/>
+            <w:r>
+              <w:rPr>
+                <w:rFonts w:ascii="Calibri" w:hAnsi="Calibri"/>
+                <w:b w:val="0"/>
+                <w:i w:val="0"/>
+                <w:color w:val="1A2329"/>
+                <w:sz w:val="20"/>
+              </w:rPr>
+              <w:t>Las fechas se encadenan según la duración y persisten en la base.</w:t>
+            </w:r>
+          </w:p>
+        </w:tc>
+      </w:tr>
+      <w:tr>
+        <w:tc>
+          <w:tcPr>
+            <w:tcW w:type="dxa" w:w="3120"/>
+            <w:shd w:val="clear" w:fill="F6F7F6"/>
+          </w:tcPr>
+          <w:p>
+            <w:r/>
+            <w:r>
+              <w:rPr>
+                <w:rFonts w:ascii="Calibri" w:hAnsi="Calibri"/>
+                <w:b w:val="0"/>
+                <w:i w:val="0"/>
+                <w:color w:val="1A2329"/>
+                <w:sz w:val="20"/>
+              </w:rPr>
+              <w:t>Reprogramación en cascada</w:t>
+            </w:r>
+          </w:p>
+        </w:tc>
+        <w:tc>
+          <w:tcPr>
+            <w:tcW w:type="dxa" w:w="3120"/>
+            <w:shd w:val="clear" w:fill="F6F7F6"/>
+          </w:tcPr>
+          <w:p>
+            <w:r/>
+            <w:r>
+              <w:rPr>
+                <w:rFonts w:ascii="Calibri" w:hAnsi="Calibri"/>
+                <w:b w:val="0"/>
+                <w:i w:val="0"/>
+                <w:color w:val="1A2329"/>
+                <w:sz w:val="20"/>
+              </w:rPr>
+              <w:t>Mover una tarea con tareas sucesoras en el Gantt</w:t>
+            </w:r>
+          </w:p>
+        </w:tc>
+        <w:tc>
+          <w:tcPr>
+            <w:tcW w:type="dxa" w:w="3120"/>
+            <w:shd w:val="clear" w:fill="F6F7F6"/>
+          </w:tcPr>
+          <w:p>
+            <w:r/>
+            <w:r>
+              <w:rPr>
+                <w:rFonts w:ascii="Calibri" w:hAnsi="Calibri"/>
+                <w:b w:val="0"/>
+                <w:i w:val="0"/>
+                <w:color w:val="1A2329"/>
+                <w:sz w:val="20"/>
+              </w:rPr>
+              <w:t>El sistema muestra la vista previa de las tareas afectadas y, al confirmar, registra un único evento.</w:t>
+            </w:r>
+          </w:p>
+        </w:tc>
+      </w:tr>
+      <w:tr>
+        <w:tc>
+          <w:tcPr>
+            <w:tcW w:type="dxa" w:w="3120"/>
+          </w:tcPr>
+          <w:p>
+            <w:r/>
+            <w:r>
+              <w:rPr>
+                <w:rFonts w:ascii="Calibri" w:hAnsi="Calibri"/>
+                <w:b w:val="0"/>
+                <w:i w:val="0"/>
+                <w:color w:val="1A2329"/>
+                <w:sz w:val="20"/>
+              </w:rPr>
+              <w:t>Bitácora por voz</w:t>
+            </w:r>
+          </w:p>
+        </w:tc>
+        <w:tc>
+          <w:tcPr>
+            <w:tcW w:type="dxa" w:w="3120"/>
+          </w:tcPr>
+          <w:p>
+            <w:r/>
+            <w:r>
+              <w:rPr>
+                <w:rFonts w:ascii="Calibri" w:hAnsi="Calibri"/>
+                <w:b w:val="0"/>
+                <w:i w:val="0"/>
+                <w:color w:val="1A2329"/>
+                <w:sz w:val="20"/>
+              </w:rPr>
+              <w:t>Enviar una nota de voz de obra por WhatsApp</w:t>
+            </w:r>
+          </w:p>
+        </w:tc>
+        <w:tc>
+          <w:tcPr>
+            <w:tcW w:type="dxa" w:w="3120"/>
+          </w:tcPr>
+          <w:p>
+            <w:r/>
+            <w:r>
+              <w:rPr>
+                <w:rFonts w:ascii="Calibri" w:hAnsi="Calibri"/>
+                <w:b w:val="0"/>
+                <w:i w:val="0"/>
+                <w:color w:val="1A2329"/>
+                <w:sz w:val="20"/>
+              </w:rPr>
+              <w:t>Se transcribe, se genera el resumen y las sugerencias, y la entrada queda asociada a la obra.</w:t>
+            </w:r>
+          </w:p>
+        </w:tc>
+      </w:tr>
+      <w:tr>
+        <w:tc>
+          <w:tcPr>
+            <w:tcW w:type="dxa" w:w="3120"/>
+            <w:shd w:val="clear" w:fill="F6F7F6"/>
+          </w:tcPr>
+          <w:p>
+            <w:r/>
+            <w:r>
+              <w:rPr>
+                <w:rFonts w:ascii="Calibri" w:hAnsi="Calibri"/>
+                <w:b w:val="0"/>
+                <w:i w:val="0"/>
+                <w:color w:val="1A2329"/>
+                <w:sz w:val="20"/>
+              </w:rPr>
+              <w:t>Comparación de presupuestos</w:t>
+            </w:r>
+          </w:p>
+        </w:tc>
+        <w:tc>
+          <w:tcPr>
+            <w:tcW w:type="dxa" w:w="3120"/>
+            <w:shd w:val="clear" w:fill="F6F7F6"/>
+          </w:tcPr>
+          <w:p>
+            <w:r/>
+            <w:r>
+              <w:rPr>
+                <w:rFonts w:ascii="Calibri" w:hAnsi="Calibri"/>
+                <w:b w:val="0"/>
+                <w:i w:val="0"/>
+                <w:color w:val="1A2329"/>
+                <w:sz w:val="20"/>
+              </w:rPr>
+              <w:t>Cargar dos o más presupuestos de proveedores</w:t>
+            </w:r>
+          </w:p>
+        </w:tc>
+        <w:tc>
+          <w:tcPr>
+            <w:tcW w:type="dxa" w:w="3120"/>
+            <w:shd w:val="clear" w:fill="F6F7F6"/>
+          </w:tcPr>
+          <w:p>
+            <w:r/>
+            <w:r>
+              <w:rPr>
+                <w:rFonts w:ascii="Calibri" w:hAnsi="Calibri"/>
+                <w:b w:val="0"/>
+                <w:i w:val="0"/>
+                <w:color w:val="1A2329"/>
+                <w:sz w:val="20"/>
+              </w:rPr>
+              <w:t>Se extraen los datos, se marcan inconsistencias y se indica el más económico con su desvío.</w:t>
+            </w:r>
+          </w:p>
+        </w:tc>
+      </w:tr>
+      <w:tr>
+        <w:tc>
+          <w:tcPr>
+            <w:tcW w:type="dxa" w:w="3120"/>
+          </w:tcPr>
+          <w:p>
+            <w:r/>
+            <w:r>
+              <w:rPr>
+                <w:rFonts w:ascii="Calibri" w:hAnsi="Calibri"/>
+                <w:b w:val="0"/>
+                <w:i w:val="0"/>
+                <w:color w:val="1A2329"/>
+                <w:sz w:val="20"/>
+              </w:rPr>
+              <w:t>Límite de plan</w:t>
+            </w:r>
+          </w:p>
+        </w:tc>
+        <w:tc>
+          <w:tcPr>
+            <w:tcW w:type="dxa" w:w="3120"/>
+          </w:tcPr>
+          <w:p>
+            <w:r/>
+            <w:r>
+              <w:rPr>
+                <w:rFonts w:ascii="Calibri" w:hAnsi="Calibri"/>
+                <w:b w:val="0"/>
+                <w:i w:val="0"/>
+                <w:color w:val="1A2329"/>
+                <w:sz w:val="20"/>
+              </w:rPr>
+              <w:t>Crear una obra por encima del límite del plan</w:t>
+            </w:r>
+          </w:p>
+        </w:tc>
+        <w:tc>
+          <w:tcPr>
+            <w:tcW w:type="dxa" w:w="3120"/>
+          </w:tcPr>
+          <w:p>
+            <w:r/>
+            <w:r>
+              <w:rPr>
+                <w:rFonts w:ascii="Calibri" w:hAnsi="Calibri"/>
+                <w:b w:val="0"/>
+                <w:i w:val="0"/>
+                <w:color w:val="1A2329"/>
+                <w:sz w:val="20"/>
+              </w:rPr>
+              <w:t>La API responde HTTP 402 y el frontend ofrece la mejora de plan.</w:t>
+            </w:r>
+          </w:p>
+        </w:tc>
+      </w:tr>
+      <w:tr>
+        <w:tc>
+          <w:tcPr>
+            <w:tcW w:type="dxa" w:w="3120"/>
+            <w:shd w:val="clear" w:fill="F6F7F6"/>
+          </w:tcPr>
+          <w:p>
+            <w:r/>
+            <w:r>
+              <w:rPr>
+                <w:rFonts w:ascii="Calibri" w:hAnsi="Calibri"/>
+                <w:b w:val="0"/>
+                <w:i w:val="0"/>
+                <w:color w:val="1A2329"/>
+                <w:sz w:val="20"/>
+              </w:rPr>
+              <w:t>Aislamiento multi-inquilino</w:t>
+            </w:r>
+          </w:p>
+        </w:tc>
+        <w:tc>
+          <w:tcPr>
+            <w:tcW w:type="dxa" w:w="3120"/>
+            <w:shd w:val="clear" w:fill="F6F7F6"/>
+          </w:tcPr>
+          <w:p>
+            <w:r/>
+            <w:r>
+              <w:rPr>
+                <w:rFonts w:ascii="Calibri" w:hAnsi="Calibri"/>
+                <w:b w:val="0"/>
+                <w:i w:val="0"/>
+                <w:color w:val="1A2329"/>
+                <w:sz w:val="20"/>
+              </w:rPr>
+              <w:t>Consultar datos con un usuario de otra empresa</w:t>
+            </w:r>
+          </w:p>
+        </w:tc>
+        <w:tc>
+          <w:tcPr>
+            <w:tcW w:type="dxa" w:w="3120"/>
+            <w:shd w:val="clear" w:fill="F6F7F6"/>
+          </w:tcPr>
+          <w:p>
+            <w:r/>
+            <w:r>
+              <w:rPr>
+                <w:rFonts w:ascii="Calibri" w:hAnsi="Calibri"/>
+                <w:b w:val="0"/>
+                <w:i w:val="0"/>
+                <w:color w:val="1A2329"/>
+                <w:sz w:val="20"/>
+              </w:rPr>
+              <w:t xml:space="preserve">No se exponen obras ni datos ajenos al </w:t>
+            </w:r>
+            <w:r>
+              <w:rPr>
+                <w:rFonts w:ascii="Calibri" w:hAnsi="Calibri"/>
+                <w:b w:val="0"/>
+                <w:i/>
+                <w:color w:val="1A2329"/>
+                <w:sz w:val="20"/>
+              </w:rPr>
+              <w:t>tenant</w:t>
+            </w:r>
+            <w:r>
+              <w:rPr>
+                <w:rFonts w:ascii="Calibri" w:hAnsi="Calibri"/>
+                <w:b w:val="0"/>
+                <w:i w:val="0"/>
+                <w:color w:val="1A2329"/>
+                <w:sz w:val="20"/>
+              </w:rPr>
+              <w:t>.</w:t>
+            </w:r>
+          </w:p>
+        </w:tc>
+      </w:tr>
+    </w:tbl>
+    <w:p>
+      <w:pPr>
+        <w:spacing w:after="80"/>
+      </w:pPr>
     </w:p>
     <w:p>
       <w:pPr>
@@ -5958,7 +8058,7 @@
           <w:color w:val="1A2329"/>
           <w:sz w:val="22"/>
         </w:rPr>
-        <w:t xml:space="preserve">A modo de referencia verificada durante las pruebas, el costo de procesar una nota de voz de obra (transcripción + análisis con IA) se ubicó en el orden de </w:t>
+        <w:t xml:space="preserve">A modo de referencia verificada durante las pruebas, el costo de procesar una nota de voz de obra —que comprende dos llamadas a modelos de IA: la transcripción del audio y su posterior análisis con salida estructurada— se ubicó en el orden de </w:t>
       </w:r>
       <w:r>
         <w:rPr>
@@ -5978,7 +8078,7 @@
           <w:color w:val="1A2329"/>
           <w:sz w:val="22"/>
         </w:rPr>
-        <w:t>, lo que indica que el costo variable de IA por uso es marginal frente al valor que aporta.</w:t>
+        <w:t>. Esto indica que el costo variable de IA por uso es marginal frente al valor que aporta, y que la elección de modelos de bajo costo por operación (un modelo de reconocimiento del habla económico y un modelo de lenguaje de la familia Haiku) es determinante para la sustentabilidad del modelo de negocio.</w:t>
       </w:r>
     </w:p>
     <w:p>
@@ -6552,7 +8652,7 @@
           <w:color w:val="1A2329"/>
           <w:sz w:val="22"/>
         </w:rPr>
-        <w:t xml:space="preserve">Anthropic. (2026). </w:t>
+        <w:t xml:space="preserve">Alembic. (2026). </w:t>
       </w:r>
       <w:r>
         <w:rPr>
@@ -6562,17 +8662,17 @@
           <w:color w:val="1A2329"/>
           <w:sz w:val="22"/>
         </w:rPr>
-        <w:t>Claude API documentation</w:t>
-      </w:r>
-      <w:r>
-        <w:rPr>
-          <w:rFonts w:ascii="Calibri" w:hAnsi="Calibri"/>
-          <w:b w:val="0"/>
-          <w:i w:val="0"/>
-          <w:color w:val="1A2329"/>
-          <w:sz w:val="22"/>
-        </w:rPr>
-        <w:t>. Anthropic. https://docs.anthropic.com</w:t>
+        <w:t>Alembic documentation</w:t>
+      </w:r>
+      <w:r>
+        <w:rPr>
+          <w:rFonts w:ascii="Calibri" w:hAnsi="Calibri"/>
+          <w:b w:val="0"/>
+          <w:i w:val="0"/>
+          <w:color w:val="1A2329"/>
+          <w:sz w:val="22"/>
+        </w:rPr>
+        <w:t>. https://alembic.sqlalchemy.org</w:t>
       </w:r>
     </w:p>
     <w:p>
@@ -6589,7 +8689,7 @@
           <w:color w:val="1A2329"/>
           <w:sz w:val="22"/>
         </w:rPr>
-        <w:t xml:space="preserve">FastAPI. (2026). </w:t>
+        <w:t xml:space="preserve">Anthropic. (2026). </w:t>
       </w:r>
       <w:r>
         <w:rPr>
@@ -6599,17 +8699,17 @@
           <w:color w:val="1A2329"/>
           <w:sz w:val="22"/>
         </w:rPr>
-        <w:t>FastAPI documentation</w:t>
-      </w:r>
-      <w:r>
-        <w:rPr>
-          <w:rFonts w:ascii="Calibri" w:hAnsi="Calibri"/>
-          <w:b w:val="0"/>
-          <w:i w:val="0"/>
-          <w:color w:val="1A2329"/>
-          <w:sz w:val="22"/>
-        </w:rPr>
-        <w:t>. https://fastapi.tiangolo.com</w:t>
+        <w:t>Claude API documentation</w:t>
+      </w:r>
+      <w:r>
+        <w:rPr>
+          <w:rFonts w:ascii="Calibri" w:hAnsi="Calibri"/>
+          <w:b w:val="0"/>
+          <w:i w:val="0"/>
+          <w:color w:val="1A2329"/>
+          <w:sz w:val="22"/>
+        </w:rPr>
+        <w:t>. Anthropic. https://docs.anthropic.com</w:t>
       </w:r>
     </w:p>
     <w:p>
@@ -6626,7 +8726,7 @@
           <w:color w:val="1A2329"/>
           <w:sz w:val="22"/>
         </w:rPr>
-        <w:t xml:space="preserve">Kelley, J. E., &amp; Walker, M. R. (1959). Critical-path planning and scheduling. </w:t>
+        <w:t xml:space="preserve">FastAPI. (2026). </w:t>
       </w:r>
       <w:r>
         <w:rPr>
@@ -6636,17 +8736,17 @@
           <w:color w:val="1A2329"/>
           <w:sz w:val="22"/>
         </w:rPr>
-        <w:t>Proceedings of the Eastern Joint Computer Conference</w:t>
-      </w:r>
-      <w:r>
-        <w:rPr>
-          <w:rFonts w:ascii="Calibri" w:hAnsi="Calibri"/>
-          <w:b w:val="0"/>
-          <w:i w:val="0"/>
-          <w:color w:val="1A2329"/>
-          <w:sz w:val="22"/>
-        </w:rPr>
-        <w:t>, 160–173.</w:t>
+        <w:t>FastAPI documentation</w:t>
+      </w:r>
+      <w:r>
+        <w:rPr>
+          <w:rFonts w:ascii="Calibri" w:hAnsi="Calibri"/>
+          <w:b w:val="0"/>
+          <w:i w:val="0"/>
+          <w:color w:val="1A2329"/>
+          <w:sz w:val="22"/>
+        </w:rPr>
+        <w:t>. https://fastapi.tiangolo.com</w:t>
       </w:r>
     </w:p>
     <w:p>
@@ -6663,7 +8763,7 @@
           <w:color w:val="1A2329"/>
           <w:sz w:val="22"/>
         </w:rPr>
-        <w:t xml:space="preserve">Meta Platforms. (2026). </w:t>
+        <w:t xml:space="preserve">Kelley, J. E., &amp; Walker, M. R. (1959). Critical-path planning and scheduling. </w:t>
       </w:r>
       <w:r>
         <w:rPr>
@@ -6673,17 +8773,17 @@
           <w:color w:val="1A2329"/>
           <w:sz w:val="22"/>
         </w:rPr>
-        <w:t>WhatsApp Business Platform documentation</w:t>
-      </w:r>
-      <w:r>
-        <w:rPr>
-          <w:rFonts w:ascii="Calibri" w:hAnsi="Calibri"/>
-          <w:b w:val="0"/>
-          <w:i w:val="0"/>
-          <w:color w:val="1A2329"/>
-          <w:sz w:val="22"/>
-        </w:rPr>
-        <w:t>. https://developers.facebook.com/docs/whatsapp</w:t>
+        <w:t>Proceedings of the Eastern Joint Computer Conference</w:t>
+      </w:r>
+      <w:r>
+        <w:rPr>
+          <w:rFonts w:ascii="Calibri" w:hAnsi="Calibri"/>
+          <w:b w:val="0"/>
+          <w:i w:val="0"/>
+          <w:color w:val="1A2329"/>
+          <w:sz w:val="22"/>
+        </w:rPr>
+        <w:t>, 160–173.</w:t>
       </w:r>
     </w:p>
     <w:p>
@@ -6700,7 +8800,7 @@
           <w:color w:val="1A2329"/>
           <w:sz w:val="22"/>
         </w:rPr>
-        <w:t xml:space="preserve">PostgreSQL Global Development Group. (2026). </w:t>
+        <w:t xml:space="preserve">Meta Platforms. (2026). </w:t>
       </w:r>
       <w:r>
         <w:rPr>
@@ -6710,17 +8810,17 @@
           <w:color w:val="1A2329"/>
           <w:sz w:val="22"/>
         </w:rPr>
-        <w:t>PostgreSQL documentation</w:t>
-      </w:r>
-      <w:r>
-        <w:rPr>
-          <w:rFonts w:ascii="Calibri" w:hAnsi="Calibri"/>
-          <w:b w:val="0"/>
-          <w:i w:val="0"/>
-          <w:color w:val="1A2329"/>
-          <w:sz w:val="22"/>
-        </w:rPr>
-        <w:t>. https://www.postgresql.org/docs/</w:t>
+        <w:t>WhatsApp Business Platform documentation</w:t>
+      </w:r>
+      <w:r>
+        <w:rPr>
+          <w:rFonts w:ascii="Calibri" w:hAnsi="Calibri"/>
+          <w:b w:val="0"/>
+          <w:i w:val="0"/>
+          <w:color w:val="1A2329"/>
+          <w:sz w:val="22"/>
+        </w:rPr>
+        <w:t>. https://developers.facebook.com/docs/whatsapp</w:t>
       </w:r>
     </w:p>
     <w:p>
@@ -6737,7 +8837,7 @@
           <w:color w:val="1A2329"/>
           <w:sz w:val="22"/>
         </w:rPr>
-        <w:t xml:space="preserve">Project Management Institute. (2021). </w:t>
+        <w:t xml:space="preserve">OpenAI. (2026). </w:t>
       </w:r>
       <w:r>
         <w:rPr>
@@ -6747,17 +8847,17 @@
           <w:color w:val="1A2329"/>
           <w:sz w:val="22"/>
         </w:rPr>
-        <w:t>A guide to the project management body of knowledge (PMBOK guide)</w:t>
-      </w:r>
-      <w:r>
-        <w:rPr>
-          <w:rFonts w:ascii="Calibri" w:hAnsi="Calibri"/>
-          <w:b w:val="0"/>
-          <w:i w:val="0"/>
-          <w:color w:val="1A2329"/>
-          <w:sz w:val="22"/>
-        </w:rPr>
-        <w:t xml:space="preserve"> (7th ed.). PMI.</w:t>
+        <w:t>Speech-to-text (audio transcription) documentation</w:t>
+      </w:r>
+      <w:r>
+        <w:rPr>
+          <w:rFonts w:ascii="Calibri" w:hAnsi="Calibri"/>
+          <w:b w:val="0"/>
+          <w:i w:val="0"/>
+          <w:color w:val="1A2329"/>
+          <w:sz w:val="22"/>
+        </w:rPr>
+        <w:t>. https://platform.openai.com/docs/guides/speech-to-text</w:t>
       </w:r>
     </w:p>
     <w:p>
@@ -6774,7 +8874,7 @@
           <w:color w:val="1A2329"/>
           <w:sz w:val="22"/>
         </w:rPr>
-        <w:t xml:space="preserve">React. (2026). </w:t>
+        <w:t xml:space="preserve">PostgreSQL Global Development Group. (2026). </w:t>
       </w:r>
       <w:r>
         <w:rPr>
@@ -6784,17 +8884,17 @@
           <w:color w:val="1A2329"/>
           <w:sz w:val="22"/>
         </w:rPr>
-        <w:t>React documentation</w:t>
-      </w:r>
-      <w:r>
-        <w:rPr>
-          <w:rFonts w:ascii="Calibri" w:hAnsi="Calibri"/>
-          <w:b w:val="0"/>
-          <w:i w:val="0"/>
-          <w:color w:val="1A2329"/>
-          <w:sz w:val="22"/>
-        </w:rPr>
-        <w:t>. Meta. https://react.dev</w:t>
+        <w:t>PostgreSQL documentation</w:t>
+      </w:r>
+      <w:r>
+        <w:rPr>
+          <w:rFonts w:ascii="Calibri" w:hAnsi="Calibri"/>
+          <w:b w:val="0"/>
+          <w:i w:val="0"/>
+          <w:color w:val="1A2329"/>
+          <w:sz w:val="22"/>
+        </w:rPr>
+        <w:t>. https://www.postgresql.org/docs/</w:t>
       </w:r>
     </w:p>
     <w:p>
@@ -6811,7 +8911,7 @@
           <w:color w:val="1A2329"/>
           <w:sz w:val="22"/>
         </w:rPr>
-        <w:t xml:space="preserve">SQLAlchemy. (2026). </w:t>
+        <w:t xml:space="preserve">Project Management Institute. (2021). </w:t>
       </w:r>
       <w:r>
         <w:rPr>
@@ -6821,17 +8921,17 @@
           <w:color w:val="1A2329"/>
           <w:sz w:val="22"/>
         </w:rPr>
-        <w:t>SQLAlchemy 2.0 documentation</w:t>
-      </w:r>
-      <w:r>
-        <w:rPr>
-          <w:rFonts w:ascii="Calibri" w:hAnsi="Calibri"/>
-          <w:b w:val="0"/>
-          <w:i w:val="0"/>
-          <w:color w:val="1A2329"/>
-          <w:sz w:val="22"/>
-        </w:rPr>
-        <w:t>. https://docs.sqlalchemy.org</w:t>
+        <w:t>A guide to the project management body of knowledge (PMBOK guide)</w:t>
+      </w:r>
+      <w:r>
+        <w:rPr>
+          <w:rFonts w:ascii="Calibri" w:hAnsi="Calibri"/>
+          <w:b w:val="0"/>
+          <w:i w:val="0"/>
+          <w:color w:val="1A2329"/>
+          <w:sz w:val="22"/>
+        </w:rPr>
+        <w:t xml:space="preserve"> (7th ed.). PMI.</w:t>
       </w:r>
     </w:p>
     <w:p>
@@ -6848,6 +8948,117 @@
           <w:color w:val="1A2329"/>
           <w:sz w:val="22"/>
         </w:rPr>
+        <w:t xml:space="preserve">React. (2026). </w:t>
+      </w:r>
+      <w:r>
+        <w:rPr>
+          <w:rFonts w:ascii="Calibri" w:hAnsi="Calibri"/>
+          <w:b w:val="0"/>
+          <w:i/>
+          <w:color w:val="1A2329"/>
+          <w:sz w:val="22"/>
+        </w:rPr>
+        <w:t>React documentation</w:t>
+      </w:r>
+      <w:r>
+        <w:rPr>
+          <w:rFonts w:ascii="Calibri" w:hAnsi="Calibri"/>
+          <w:b w:val="0"/>
+          <w:i w:val="0"/>
+          <w:color w:val="1A2329"/>
+          <w:sz w:val="22"/>
+        </w:rPr>
+        <w:t>. Meta. https://react.dev</w:t>
+      </w:r>
+    </w:p>
+    <w:p>
+      <w:pPr>
+        <w:pStyle w:val="ListBullet"/>
+        <w:spacing w:after="60"/>
+        <w:jc w:val="both"/>
+      </w:pPr>
+      <w:r>
+        <w:rPr>
+          <w:rFonts w:ascii="Calibri" w:hAnsi="Calibri"/>
+          <w:b w:val="0"/>
+          <w:i w:val="0"/>
+          <w:color w:val="1A2329"/>
+          <w:sz w:val="22"/>
+        </w:rPr>
+        <w:t xml:space="preserve">Socket.IO. (2026). </w:t>
+      </w:r>
+      <w:r>
+        <w:rPr>
+          <w:rFonts w:ascii="Calibri" w:hAnsi="Calibri"/>
+          <w:b w:val="0"/>
+          <w:i/>
+          <w:color w:val="1A2329"/>
+          <w:sz w:val="22"/>
+        </w:rPr>
+        <w:t>Socket.IO documentation</w:t>
+      </w:r>
+      <w:r>
+        <w:rPr>
+          <w:rFonts w:ascii="Calibri" w:hAnsi="Calibri"/>
+          <w:b w:val="0"/>
+          <w:i w:val="0"/>
+          <w:color w:val="1A2329"/>
+          <w:sz w:val="22"/>
+        </w:rPr>
+        <w:t>. https://socket.io/docs/</w:t>
+      </w:r>
+    </w:p>
+    <w:p>
+      <w:pPr>
+        <w:pStyle w:val="ListBullet"/>
+        <w:spacing w:after="60"/>
+        <w:jc w:val="both"/>
+      </w:pPr>
+      <w:r>
+        <w:rPr>
+          <w:rFonts w:ascii="Calibri" w:hAnsi="Calibri"/>
+          <w:b w:val="0"/>
+          <w:i w:val="0"/>
+          <w:color w:val="1A2329"/>
+          <w:sz w:val="22"/>
+        </w:rPr>
+        <w:t xml:space="preserve">SQLAlchemy. (2026). </w:t>
+      </w:r>
+      <w:r>
+        <w:rPr>
+          <w:rFonts w:ascii="Calibri" w:hAnsi="Calibri"/>
+          <w:b w:val="0"/>
+          <w:i/>
+          <w:color w:val="1A2329"/>
+          <w:sz w:val="22"/>
+        </w:rPr>
+        <w:t>SQLAlchemy 2.0 documentation</w:t>
+      </w:r>
+      <w:r>
+        <w:rPr>
+          <w:rFonts w:ascii="Calibri" w:hAnsi="Calibri"/>
+          <w:b w:val="0"/>
+          <w:i w:val="0"/>
+          <w:color w:val="1A2329"/>
+          <w:sz w:val="22"/>
+        </w:rPr>
+        <w:t>. https://docs.sqlalchemy.org</w:t>
+      </w:r>
+    </w:p>
+    <w:p>
+      <w:pPr>
+        <w:pStyle w:val="ListBullet"/>
+        <w:spacing w:after="60"/>
+        <w:jc w:val="both"/>
+      </w:pPr>
+      <w:r>
+        <w:rPr>
+          <w:rFonts w:ascii="Calibri" w:hAnsi="Calibri"/>
+          <w:b w:val="0"/>
+          <w:i w:val="0"/>
+          <w:color w:val="1A2329"/>
+          <w:sz w:val="22"/>
+        </w:rPr>
         <w:t xml:space="preserve">Twilio. (2026). </w:t>
       </w:r>
       <w:r>
@@ -6869,6 +9080,43 @@
           <w:sz w:val="22"/>
         </w:rPr>
         <w:t>. https://www.twilio.com/docs/whatsapp</w:t>
+      </w:r>
+    </w:p>
+    <w:p>
+      <w:pPr>
+        <w:pStyle w:val="ListBullet"/>
+        <w:spacing w:after="60"/>
+        <w:jc w:val="both"/>
+      </w:pPr>
+      <w:r>
+        <w:rPr>
+          <w:rFonts w:ascii="Calibri" w:hAnsi="Calibri"/>
+          <w:b w:val="0"/>
+          <w:i w:val="0"/>
+          <w:color w:val="1A2329"/>
+          <w:sz w:val="22"/>
+        </w:rPr>
+        <w:t xml:space="preserve">TypeScript. (2026). </w:t>
+      </w:r>
+      <w:r>
+        <w:rPr>
+          <w:rFonts w:ascii="Calibri" w:hAnsi="Calibri"/>
+          <w:b w:val="0"/>
+          <w:i/>
+          <w:color w:val="1A2329"/>
+          <w:sz w:val="22"/>
+        </w:rPr>
+        <w:t>TypeScript documentation</w:t>
+      </w:r>
+      <w:r>
+        <w:rPr>
+          <w:rFonts w:ascii="Calibri" w:hAnsi="Calibri"/>
+          <w:b w:val="0"/>
+          <w:i w:val="0"/>
+          <w:color w:val="1A2329"/>
+          <w:sz w:val="22"/>
+        </w:rPr>
+        <w:t>. Microsoft. https://www.typescriptlang.org/docs/</w:t>
       </w:r>
     </w:p>
     <w:p>

--- a/docs/IPI-CONSTRUCTA.docx
+++ b/docs/IPI-CONSTRUCTA.docx
@@ -4694,7 +4694,7 @@
           <w:color w:val="1A2329"/>
           <w:sz w:val="22"/>
         </w:rPr>
-        <w:t>) que filtra las consultas de obras, responsables, alertas y usuarios.</w:t>
+        <w:t>) que filtra las consultas de obras, responsables, alertas, usuarios y bitácora.</w:t>
       </w:r>
     </w:p>
     <w:p>
@@ -6134,7 +6134,27 @@
           <w:color w:val="1A2329"/>
           <w:sz w:val="22"/>
         </w:rPr>
-        <w:t>: al modificar las fechas de una tarea con sucesoras, el sistema recorre el grafo de dependencias y ofrece una vista previa de las tareas afectadas antes de confirmar, registrando un único evento en el historial.</w:t>
+        <w:t xml:space="preserve">: al modificar las fechas de una tarea con sucesoras, el sistema recorre el grafo de dependencias y ofrece una vista previa de las tareas afectadas antes de confirmar, registrando un único evento en el historial. Además, cuando una fecha de inicio o de fin cae en un día no laboral (fin de semana o feriado del calendario de la obra), el sistema la </w:t>
+      </w:r>
+      <w:r>
+        <w:rPr>
+          <w:rFonts w:ascii="Calibri" w:hAnsi="Calibri"/>
+          <w:b/>
+          <w:i w:val="0"/>
+          <w:color w:val="1A2329"/>
+          <w:sz w:val="22"/>
+        </w:rPr>
+        <w:t>ajusta automáticamente al día laboral más cercano</w:t>
+      </w:r>
+      <w:r>
+        <w:rPr>
+          <w:rFonts w:ascii="Calibri" w:hAnsi="Calibri"/>
+          <w:b w:val="0"/>
+          <w:i w:val="0"/>
+          <w:color w:val="1A2329"/>
+          <w:sz w:val="22"/>
+        </w:rPr>
+        <w:t xml:space="preserve"> en lugar de rechazar la operación, e informa el ajuste realizado.</w:t>
       </w:r>
     </w:p>
     <w:p>
@@ -6449,7 +6469,27 @@
           <w:color w:val="1A2329"/>
           <w:sz w:val="22"/>
         </w:rPr>
-        <w:t xml:space="preserve"> sobre el plan —reprogramar una tarea, crear una tarea, cambiar un estado o dejar una nota—, cada una con una cita del audio que la justifica. Si el audio no contiene nada accionable, no se fuerzan sugerencias.</w:t>
+        <w:t xml:space="preserve"> sobre el plan —reprogramar una tarea, crear una tarea, cambiar un estado o dejar una nota—, cada una con una cita del audio que la justifica. Si el audio no contiene nada accionable, no se fuerzan sugerencias. El modelo recibe el </w:t>
+      </w:r>
+      <w:r>
+        <w:rPr>
+          <w:rFonts w:ascii="Calibri" w:hAnsi="Calibri"/>
+          <w:b/>
+          <w:i w:val="0"/>
+          <w:color w:val="1A2329"/>
+          <w:sz w:val="22"/>
+        </w:rPr>
+        <w:t>calendario laboral</w:t>
+      </w:r>
+      <w:r>
+        <w:rPr>
+          <w:rFonts w:ascii="Calibri" w:hAnsi="Calibri"/>
+          <w:b w:val="0"/>
+          <w:i w:val="0"/>
+          <w:color w:val="1A2329"/>
+          <w:sz w:val="22"/>
+        </w:rPr>
+        <w:t xml:space="preserve"> de la obra para proponer fechas en días hábiles, y las sugerencias se revisan y aplican (Sí/No) desde la aplicación, donde un indicador por obra señala las que quedan pendientes.</w:t>
       </w:r>
     </w:p>
     <w:p>
@@ -7049,6 +7089,63 @@
                 <w:color w:val="1A2329"/>
                 <w:sz w:val="20"/>
               </w:rPr>
+              <w:t>Ajuste a día laboral</w:t>
+            </w:r>
+          </w:p>
+        </w:tc>
+        <w:tc>
+          <w:tcPr>
+            <w:tcW w:type="dxa" w:w="3120"/>
+          </w:tcPr>
+          <w:p>
+            <w:r/>
+            <w:r>
+              <w:rPr>
+                <w:rFonts w:ascii="Calibri" w:hAnsi="Calibri"/>
+                <w:b w:val="0"/>
+                <w:i w:val="0"/>
+                <w:color w:val="1A2329"/>
+                <w:sz w:val="20"/>
+              </w:rPr>
+              <w:t>Crear o mover una tarea con fecha en fin de semana o feriado</w:t>
+            </w:r>
+          </w:p>
+        </w:tc>
+        <w:tc>
+          <w:tcPr>
+            <w:tcW w:type="dxa" w:w="3120"/>
+          </w:tcPr>
+          <w:p>
+            <w:r/>
+            <w:r>
+              <w:rPr>
+                <w:rFonts w:ascii="Calibri" w:hAnsi="Calibri"/>
+                <w:b w:val="0"/>
+                <w:i w:val="0"/>
+                <w:color w:val="1A2329"/>
+                <w:sz w:val="20"/>
+              </w:rPr>
+              <w:t>La fecha se corre al día laboral más cercano con un aviso, sin bloquear la operación.</w:t>
+            </w:r>
+          </w:p>
+        </w:tc>
+      </w:tr>
+      <w:tr>
+        <w:tc>
+          <w:tcPr>
+            <w:tcW w:type="dxa" w:w="3120"/>
+            <w:shd w:val="clear" w:fill="F6F7F6"/>
+          </w:tcPr>
+          <w:p>
+            <w:r/>
+            <w:r>
+              <w:rPr>
+                <w:rFonts w:ascii="Calibri" w:hAnsi="Calibri"/>
+                <w:b w:val="0"/>
+                <w:i w:val="0"/>
+                <w:color w:val="1A2329"/>
+                <w:sz w:val="20"/>
+              </w:rPr>
               <w:t>Bitácora por voz</w:t>
             </w:r>
           </w:p>
@@ -7056,6 +7153,7 @@
         <w:tc>
           <w:tcPr>
             <w:tcW w:type="dxa" w:w="3120"/>
+            <w:shd w:val="clear" w:fill="F6F7F6"/>
           </w:tcPr>
           <w:p>
             <w:r/>
@@ -7074,6 +7172,7 @@
         <w:tc>
           <w:tcPr>
             <w:tcW w:type="dxa" w:w="3120"/>
+            <w:shd w:val="clear" w:fill="F6F7F6"/>
           </w:tcPr>
           <w:p>
             <w:r/>
@@ -7094,7 +7193,6 @@
         <w:tc>
           <w:tcPr>
             <w:tcW w:type="dxa" w:w="3120"/>
-            <w:shd w:val="clear" w:fill="F6F7F6"/>
           </w:tcPr>
           <w:p>
             <w:r/>
@@ -7113,7 +7211,6 @@
         <w:tc>
           <w:tcPr>
             <w:tcW w:type="dxa" w:w="3120"/>
-            <w:shd w:val="clear" w:fill="F6F7F6"/>
           </w:tcPr>
           <w:p>
             <w:r/>
@@ -7132,7 +7229,6 @@
         <w:tc>
           <w:tcPr>
             <w:tcW w:type="dxa" w:w="3120"/>
-            <w:shd w:val="clear" w:fill="F6F7F6"/>
           </w:tcPr>
           <w:p>
             <w:r/>
@@ -7153,6 +7249,7 @@
         <w:tc>
           <w:tcPr>
             <w:tcW w:type="dxa" w:w="3120"/>
+            <w:shd w:val="clear" w:fill="F6F7F6"/>
           </w:tcPr>
           <w:p>
             <w:r/>
@@ -7171,6 +7268,7 @@
         <w:tc>
           <w:tcPr>
             <w:tcW w:type="dxa" w:w="3120"/>
+            <w:shd w:val="clear" w:fill="F6F7F6"/>
           </w:tcPr>
           <w:p>
             <w:r/>
@@ -7189,6 +7287,7 @@
         <w:tc>
           <w:tcPr>
             <w:tcW w:type="dxa" w:w="3120"/>
+            <w:shd w:val="clear" w:fill="F6F7F6"/>
           </w:tcPr>
           <w:p>
             <w:r/>
@@ -7209,7 +7308,6 @@
         <w:tc>
           <w:tcPr>
             <w:tcW w:type="dxa" w:w="3120"/>
-            <w:shd w:val="clear" w:fill="F6F7F6"/>
           </w:tcPr>
           <w:p>
             <w:r/>
@@ -7228,7 +7326,6 @@
         <w:tc>
           <w:tcPr>
             <w:tcW w:type="dxa" w:w="3120"/>
-            <w:shd w:val="clear" w:fill="F6F7F6"/>
           </w:tcPr>
           <w:p>
             <w:r/>
@@ -7247,7 +7344,6 @@
         <w:tc>
           <w:tcPr>
             <w:tcW w:type="dxa" w:w="3120"/>
-            <w:shd w:val="clear" w:fill="F6F7F6"/>
           </w:tcPr>
           <w:p>
             <w:r/>

--- a/docs/IPI-CONSTRUCTA.docx
+++ b/docs/IPI-CONSTRUCTA.docx
@@ -2065,7 +2065,7 @@
                 <w:color w:val="1A2329"/>
                 <w:sz w:val="20"/>
               </w:rPr>
-              <w:t>Módulos de obras, tareas, dependencias M2M, subtareas y calendario laboral implementados; migraciones de base de datos hasta la 0030.</w:t>
+              <w:t>Módulos de obras, tareas, dependencias M2M, subtareas y calendario laboral implementados; migraciones de base de datos hasta la 0037.</w:t>
             </w:r>
           </w:p>
         </w:tc>
@@ -4631,7 +4631,7 @@
           <w:color w:val="1A2329"/>
           <w:sz w:val="22"/>
         </w:rPr>
-        <w:t xml:space="preserve"> base de datos relacional PostgreSQL, con esquema versionado mediante migraciones (Alembic, hasta la versión 0030).</w:t>
+        <w:t xml:space="preserve"> base de datos relacional PostgreSQL, con esquema versionado mediante migraciones (Alembic, hasta la versión 0037).</w:t>
       </w:r>
     </w:p>
     <w:p>
@@ -4949,7 +4949,7 @@
           <w:color w:val="1A2329"/>
           <w:sz w:val="22"/>
         </w:rPr>
-        <w:t xml:space="preserve">El modelo de datos, versionado en treinta migraciones (0001 a 0030), se organiza en torno a la entidad </w:t>
+        <w:t xml:space="preserve">El modelo de datos, versionado en treinta y siete migraciones (0001 a 0037), se organiza en torno a la entidad </w:t>
       </w:r>
       <w:r>
         <w:rPr>
@@ -5878,7 +5878,7 @@
           <w:color w:val="1A2329"/>
           <w:sz w:val="22"/>
         </w:rPr>
-        <w:t xml:space="preserve"> versionada (treinta en total, 0001 a 0030), de modo que el esquema de la base pudiera evolucionar de manera reproducible. La cronología completa del desarrollo, con sus decisiones y validaciones, se documenta en </w:t>
+        <w:t xml:space="preserve"> versionada (treinta y siete en total, 0001 a 0037), de modo que el esquema de la base pudiera evolucionar de manera reproducible. La cronología completa del desarrollo, con sus decisiones y validaciones, se documenta en </w:t>
       </w:r>
       <w:r>
         <w:rPr>
@@ -6489,7 +6489,47 @@
           <w:color w:val="1A2329"/>
           <w:sz w:val="22"/>
         </w:rPr>
-        <w:t xml:space="preserve"> de la obra para proponer fechas en días hábiles, y las sugerencias se revisan y aplican (Sí/No) desde la aplicación, donde un indicador por obra señala las que quedan pendientes.</w:t>
+        <w:t xml:space="preserve"> de la obra para proponer fechas en días hábiles, y las sugerencias se revisan y aplican (Sí/No) desde la aplicación —un módulo propio de cada obra— donde un indicador por obra señala las que quedan pendientes. Para no perder ninguna nota, si una nota de voz llega sin obra (un emisor con varias obras que no indicó cuál), el sistema le </w:t>
+      </w:r>
+      <w:r>
+        <w:rPr>
+          <w:rFonts w:ascii="Calibri" w:hAnsi="Calibri"/>
+          <w:b/>
+          <w:i w:val="0"/>
+          <w:color w:val="1A2329"/>
+          <w:sz w:val="22"/>
+        </w:rPr>
+        <w:t>recuerda automáticamente al emisor cada 30 minutos</w:t>
+      </w:r>
+      <w:r>
+        <w:rPr>
+          <w:rFonts w:ascii="Calibri" w:hAnsi="Calibri"/>
+          <w:b w:val="0"/>
+          <w:i w:val="0"/>
+          <w:color w:val="1A2329"/>
+          <w:sz w:val="22"/>
+        </w:rPr>
+        <w:t xml:space="preserve"> —en horario laboral, hasta 48 horas— que la asigne; y si aun así no responde, la nota queda visible en una sección </w:t>
+      </w:r>
+      <w:r>
+        <w:rPr>
+          <w:rFonts w:ascii="Calibri" w:hAnsi="Calibri"/>
+          <w:b/>
+          <w:i w:val="0"/>
+          <w:color w:val="1A2329"/>
+          <w:sz w:val="22"/>
+        </w:rPr>
+        <w:t>"Sin asignar"</w:t>
+      </w:r>
+      <w:r>
+        <w:rPr>
+          <w:rFonts w:ascii="Calibri" w:hAnsi="Calibri"/>
+          <w:b w:val="0"/>
+          <w:i w:val="0"/>
+          <w:color w:val="1A2329"/>
+          <w:sz w:val="22"/>
+        </w:rPr>
+        <w:t xml:space="preserve"> para que el jefe de obra la asigne manualmente, garantizando la trazabilidad.</w:t>
       </w:r>
     </w:p>
     <w:p>
@@ -7204,6 +7244,63 @@
                 <w:color w:val="1A2329"/>
                 <w:sz w:val="20"/>
               </w:rPr>
+              <w:t>Nota de voz sin obra</w:t>
+            </w:r>
+          </w:p>
+        </w:tc>
+        <w:tc>
+          <w:tcPr>
+            <w:tcW w:type="dxa" w:w="3120"/>
+          </w:tcPr>
+          <w:p>
+            <w:r/>
+            <w:r>
+              <w:rPr>
+                <w:rFonts w:ascii="Calibri" w:hAnsi="Calibri"/>
+                <w:b w:val="0"/>
+                <w:i w:val="0"/>
+                <w:color w:val="1A2329"/>
+                <w:sz w:val="20"/>
+              </w:rPr>
+              <w:t>Enviar una nota desde un emisor con varias obras y no responder cuál</w:t>
+            </w:r>
+          </w:p>
+        </w:tc>
+        <w:tc>
+          <w:tcPr>
+            <w:tcW w:type="dxa" w:w="3120"/>
+          </w:tcPr>
+          <w:p>
+            <w:r/>
+            <w:r>
+              <w:rPr>
+                <w:rFonts w:ascii="Calibri" w:hAnsi="Calibri"/>
+                <w:b w:val="0"/>
+                <w:i w:val="0"/>
+                <w:color w:val="1A2329"/>
+                <w:sz w:val="20"/>
+              </w:rPr>
+              <w:t>El sistema recuerda cada 30 min asignar obra (hasta 48 h) y, si no se responde, la nota queda visible para asignación manual del jefe.</w:t>
+            </w:r>
+          </w:p>
+        </w:tc>
+      </w:tr>
+      <w:tr>
+        <w:tc>
+          <w:tcPr>
+            <w:tcW w:type="dxa" w:w="3120"/>
+            <w:shd w:val="clear" w:fill="F6F7F6"/>
+          </w:tcPr>
+          <w:p>
+            <w:r/>
+            <w:r>
+              <w:rPr>
+                <w:rFonts w:ascii="Calibri" w:hAnsi="Calibri"/>
+                <w:b w:val="0"/>
+                <w:i w:val="0"/>
+                <w:color w:val="1A2329"/>
+                <w:sz w:val="20"/>
+              </w:rPr>
               <w:t>Comparación de presupuestos</w:t>
             </w:r>
           </w:p>
@@ -7211,6 +7308,7 @@
         <w:tc>
           <w:tcPr>
             <w:tcW w:type="dxa" w:w="3120"/>
+            <w:shd w:val="clear" w:fill="F6F7F6"/>
           </w:tcPr>
           <w:p>
             <w:r/>
@@ -7229,6 +7327,7 @@
         <w:tc>
           <w:tcPr>
             <w:tcW w:type="dxa" w:w="3120"/>
+            <w:shd w:val="clear" w:fill="F6F7F6"/>
           </w:tcPr>
           <w:p>
             <w:r/>
@@ -7249,7 +7348,6 @@
         <w:tc>
           <w:tcPr>
             <w:tcW w:type="dxa" w:w="3120"/>
-            <w:shd w:val="clear" w:fill="F6F7F6"/>
           </w:tcPr>
           <w:p>
             <w:r/>
@@ -7268,7 +7366,6 @@
         <w:tc>
           <w:tcPr>
             <w:tcW w:type="dxa" w:w="3120"/>
-            <w:shd w:val="clear" w:fill="F6F7F6"/>
           </w:tcPr>
           <w:p>
             <w:r/>
@@ -7287,7 +7384,6 @@
         <w:tc>
           <w:tcPr>
             <w:tcW w:type="dxa" w:w="3120"/>
-            <w:shd w:val="clear" w:fill="F6F7F6"/>
           </w:tcPr>
           <w:p>
             <w:r/>
@@ -7308,6 +7404,7 @@
         <w:tc>
           <w:tcPr>
             <w:tcW w:type="dxa" w:w="3120"/>
+            <w:shd w:val="clear" w:fill="F6F7F6"/>
           </w:tcPr>
           <w:p>
             <w:r/>
@@ -7326,6 +7423,7 @@
         <w:tc>
           <w:tcPr>
             <w:tcW w:type="dxa" w:w="3120"/>
+            <w:shd w:val="clear" w:fill="F6F7F6"/>
           </w:tcPr>
           <w:p>
             <w:r/>
@@ -7344,6 +7442,7 @@
         <w:tc>
           <w:tcPr>
             <w:tcW w:type="dxa" w:w="3120"/>
+            <w:shd w:val="clear" w:fill="F6F7F6"/>
           </w:tcPr>
           <w:p>
             <w:r/>

--- a/docs/IPI-CONSTRUCTA.docx
+++ b/docs/IPI-CONSTRUCTA.docx
@@ -6529,7 +6529,67 @@
           <w:color w:val="1A2329"/>
           <w:sz w:val="22"/>
         </w:rPr>
-        <w:t xml:space="preserve"> para que el jefe de obra la asigne manualmente, garantizando la trazabilidad.</w:t>
+        <w:t xml:space="preserve"> para que el jefe de obra la asigne manualmente, garantizando la trazabilidad. Antes de aplicar una sugerencia, el jefe puede </w:t>
+      </w:r>
+      <w:r>
+        <w:rPr>
+          <w:rFonts w:ascii="Calibri" w:hAnsi="Calibri"/>
+          <w:b/>
+          <w:i w:val="0"/>
+          <w:color w:val="1A2329"/>
+          <w:sz w:val="22"/>
+        </w:rPr>
+        <w:t>editarla</w:t>
+      </w:r>
+      <w:r>
+        <w:rPr>
+          <w:rFonts w:ascii="Calibri" w:hAnsi="Calibri"/>
+          <w:b w:val="0"/>
+          <w:i w:val="0"/>
+          <w:color w:val="1A2329"/>
+          <w:sz w:val="22"/>
+        </w:rPr>
+        <w:t xml:space="preserve"> (ajustar fechas, título, responsable o estado): la IA propone y él decide. Cuando una sugerencia se aplica, el sistema </w:t>
+      </w:r>
+      <w:r>
+        <w:rPr>
+          <w:rFonts w:ascii="Calibri" w:hAnsi="Calibri"/>
+          <w:b/>
+          <w:i w:val="0"/>
+          <w:color w:val="1A2329"/>
+          <w:sz w:val="22"/>
+        </w:rPr>
+        <w:t>le confirma por WhatsApp a quien envió la nota</w:t>
+      </w:r>
+      <w:r>
+        <w:rPr>
+          <w:rFonts w:ascii="Calibri" w:hAnsi="Calibri"/>
+          <w:b w:val="0"/>
+          <w:i w:val="0"/>
+          <w:color w:val="1A2329"/>
+          <w:sz w:val="22"/>
+        </w:rPr>
+        <w:t xml:space="preserve"> qué se hizo, cerrando el círculo del reporte; y la llegada de una nota nueva se anuncia al instante con una </w:t>
+      </w:r>
+      <w:r>
+        <w:rPr>
+          <w:rFonts w:ascii="Calibri" w:hAnsi="Calibri"/>
+          <w:b/>
+          <w:i w:val="0"/>
+          <w:color w:val="1A2329"/>
+          <w:sz w:val="22"/>
+        </w:rPr>
+        <w:t>notificación en tiempo real</w:t>
+      </w:r>
+      <w:r>
+        <w:rPr>
+          <w:rFonts w:ascii="Calibri" w:hAnsi="Calibri"/>
+          <w:b w:val="0"/>
+          <w:i w:val="0"/>
+          <w:color w:val="1A2329"/>
+          <w:sz w:val="22"/>
+        </w:rPr>
+        <w:t xml:space="preserve"> (Socket.IO) al equipo de la obra.</w:t>
       </w:r>
     </w:p>
     <w:p>

--- a/docs/IPI-CONSTRUCTA.docx
+++ b/docs/IPI-CONSTRUCTA.docx
@@ -6589,7 +6589,47 @@
           <w:color w:val="1A2329"/>
           <w:sz w:val="22"/>
         </w:rPr>
-        <w:t xml:space="preserve"> (Socket.IO) al equipo de la obra.</w:t>
+        <w:t xml:space="preserve"> (Socket.IO) al equipo de la obra. La trazabilidad es navegable en ambos sentidos: desde una tarea se accede a las </w:t>
+      </w:r>
+      <w:r>
+        <w:rPr>
+          <w:rFonts w:ascii="Calibri" w:hAnsi="Calibri"/>
+          <w:b/>
+          <w:i w:val="0"/>
+          <w:color w:val="1A2329"/>
+          <w:sz w:val="22"/>
+        </w:rPr>
+        <w:t>notas de voz que la originaron o modificaron</w:t>
+      </w:r>
+      <w:r>
+        <w:rPr>
+          <w:rFonts w:ascii="Calibri" w:hAnsi="Calibri"/>
+          <w:b w:val="0"/>
+          <w:i w:val="0"/>
+          <w:color w:val="1A2329"/>
+          <w:sz w:val="22"/>
+        </w:rPr>
+        <w:t xml:space="preserve">, con el audio reproducible y la cita que lo justifica. El historial de notas se explora con </w:t>
+      </w:r>
+      <w:r>
+        <w:rPr>
+          <w:rFonts w:ascii="Calibri" w:hAnsi="Calibri"/>
+          <w:b/>
+          <w:i w:val="0"/>
+          <w:color w:val="1A2329"/>
+          <w:sz w:val="22"/>
+        </w:rPr>
+        <w:t>búsqueda y filtros</w:t>
+      </w:r>
+      <w:r>
+        <w:rPr>
+          <w:rFonts w:ascii="Calibri" w:hAnsi="Calibri"/>
+          <w:b w:val="0"/>
+          <w:i w:val="0"/>
+          <w:color w:val="1A2329"/>
+          <w:sz w:val="22"/>
+        </w:rPr>
+        <w:t xml:space="preserve"> (por texto o responsable, por tipo de acción y por fecha).</w:t>
       </w:r>
     </w:p>
     <w:p>

--- a/docs/IPI-CONSTRUCTA.docx
+++ b/docs/IPI-CONSTRUCTA.docx
@@ -6181,7 +6181,7 @@
           <w:color w:val="1A2329"/>
           <w:sz w:val="22"/>
         </w:rPr>
-        <w:t xml:space="preserve"> visualización interactiva del cronograma con arrastre y redimensionado de barras, vistas de semana, mes y trimestre, flechas de dependencia, </w:t>
+        <w:t xml:space="preserve"> visualización interactiva del cronograma con arrastre y redimensionado de barras, vistas de semana, mes y trimestre y </w:t>
       </w:r>
       <w:r>
         <w:rPr>
@@ -6191,6 +6191,86 @@
           <w:color w:val="1A2329"/>
           <w:sz w:val="22"/>
         </w:rPr>
+        <w:t>zoom continuo</w:t>
+      </w:r>
+      <w:r>
+        <w:rPr>
+          <w:rFonts w:ascii="Calibri" w:hAnsi="Calibri"/>
+          <w:b w:val="0"/>
+          <w:i w:val="0"/>
+          <w:color w:val="1A2329"/>
+          <w:sz w:val="22"/>
+        </w:rPr>
+        <w:t xml:space="preserve"> (gesto de pellizco del </w:t>
+      </w:r>
+      <w:r>
+        <w:rPr>
+          <w:rFonts w:ascii="Calibri" w:hAnsi="Calibri"/>
+          <w:b w:val="0"/>
+          <w:i/>
+          <w:color w:val="1A2329"/>
+          <w:sz w:val="22"/>
+        </w:rPr>
+        <w:t>trackpad</w:t>
+      </w:r>
+      <w:r>
+        <w:rPr>
+          <w:rFonts w:ascii="Calibri" w:hAnsi="Calibri"/>
+          <w:b w:val="0"/>
+          <w:i w:val="0"/>
+          <w:color w:val="1A2329"/>
+          <w:sz w:val="22"/>
+        </w:rPr>
+        <w:t xml:space="preserve"> o Ctrl+rueda, anclado al punto bajo el cursor) que permite ajustar el nivel de detalle desde una tarea individual hasta la obra completa. Las </w:t>
+      </w:r>
+      <w:r>
+        <w:rPr>
+          <w:rFonts w:ascii="Calibri" w:hAnsi="Calibri"/>
+          <w:b/>
+          <w:i w:val="0"/>
+          <w:color w:val="1A2329"/>
+          <w:sz w:val="22"/>
+        </w:rPr>
+        <w:t>subtareas se agrupan inmediatamente debajo de su tarea padre</w:t>
+      </w:r>
+      <w:r>
+        <w:rPr>
+          <w:rFonts w:ascii="Calibri" w:hAnsi="Calibri"/>
+          <w:b w:val="0"/>
+          <w:i w:val="0"/>
+          <w:color w:val="1A2329"/>
+          <w:sz w:val="22"/>
+        </w:rPr>
+        <w:t xml:space="preserve"> (jerarquía WBS) y las </w:t>
+      </w:r>
+      <w:r>
+        <w:rPr>
+          <w:rFonts w:ascii="Calibri" w:hAnsi="Calibri"/>
+          <w:b/>
+          <w:i w:val="0"/>
+          <w:color w:val="1A2329"/>
+          <w:sz w:val="22"/>
+        </w:rPr>
+        <w:t>dependencias</w:t>
+      </w:r>
+      <w:r>
+        <w:rPr>
+          <w:rFonts w:ascii="Calibri" w:hAnsi="Calibri"/>
+          <w:b w:val="0"/>
+          <w:i w:val="0"/>
+          <w:color w:val="1A2329"/>
+          <w:sz w:val="22"/>
+        </w:rPr>
+        <w:t xml:space="preserve"> se hacen explícitas por partida doble: con flechas sobre la línea de tiempo y con una etiqueta en la columna de tareas (que se omite cuando la predecesora es la propia tarea padre, por redundante). Incluye </w:t>
+      </w:r>
+      <w:r>
+        <w:rPr>
+          <w:rFonts w:ascii="Calibri" w:hAnsi="Calibri"/>
+          <w:b/>
+          <w:i w:val="0"/>
+          <w:color w:val="1A2329"/>
+          <w:sz w:val="22"/>
+        </w:rPr>
         <w:t>cálculo de ruta crítica (CPM)</w:t>
       </w:r>
       <w:r>
@@ -6221,7 +6301,7 @@
           <w:color w:val="1A2329"/>
           <w:sz w:val="22"/>
         </w:rPr>
-        <w:t xml:space="preserve"> para comparar lo planificado con lo replanificado.</w:t>
+        <w:t xml:space="preserve"> para comparar lo planificado con lo replanificado, además de edición y eliminación de tareas desde la propia fila.</w:t>
       </w:r>
     </w:p>
     <w:p>

--- a/docs/IPI-CONSTRUCTA.docx
+++ b/docs/IPI-CONSTRUCTA.docx
@@ -2065,7 +2065,7 @@
                 <w:color w:val="1A2329"/>
                 <w:sz w:val="20"/>
               </w:rPr>
-              <w:t>Módulos de obras, tareas, dependencias M2M, subtareas y calendario laboral implementados; migraciones de base de datos hasta la 0037.</w:t>
+              <w:t>Módulos de obras, tareas, dependencias M2M, subtareas y calendario laboral implementados; migraciones de base de datos hasta la 0038.</w:t>
             </w:r>
           </w:p>
         </w:tc>
@@ -2281,7 +2281,7 @@
                 <w:color w:val="1A2329"/>
                 <w:sz w:val="20"/>
               </w:rPr>
-              <w:t>Carga de PDF/imagen/Excel/texto, extracción estructurada, comparación con recomendación e inconsistencias.</w:t>
+              <w:t>Carga de PDF/imagen/Excel/texto, extracción estructurada, comparación con recomendación e inconsistencias. Módulo de solicitudes de cotización: generación de PDF de solicitud, envío a proveedores por WhatsApp, recepción automática de respuestas PDF desde WhatsApp, análisis comparativo con IA (salida estructurada) y confirmación de proveedor con generación de orden de compra.</w:t>
             </w:r>
           </w:p>
         </w:tc>
@@ -4631,7 +4631,7 @@
           <w:color w:val="1A2329"/>
           <w:sz w:val="22"/>
         </w:rPr>
-        <w:t xml:space="preserve"> base de datos relacional PostgreSQL, con esquema versionado mediante migraciones (Alembic, hasta la versión 0037).</w:t>
+        <w:t xml:space="preserve"> base de datos relacional PostgreSQL, con esquema versionado mediante migraciones (Alembic, hasta la versión 0038).</w:t>
       </w:r>
     </w:p>
     <w:p>
@@ -4949,7 +4949,7 @@
           <w:color w:val="1A2329"/>
           <w:sz w:val="22"/>
         </w:rPr>
-        <w:t xml:space="preserve">El modelo de datos, versionado en treinta y siete migraciones (0001 a 0037), se organiza en torno a la entidad </w:t>
+        <w:t xml:space="preserve">El modelo de datos, versionado en treinta y ocho migraciones (0001 a 0038), se organiza en torno a la entidad </w:t>
       </w:r>
       <w:r>
         <w:rPr>
@@ -5878,7 +5878,7 @@
           <w:color w:val="1A2329"/>
           <w:sz w:val="22"/>
         </w:rPr>
-        <w:t xml:space="preserve"> versionada (treinta y siete en total, 0001 a 0037), de modo que el esquema de la base pudiera evolucionar de manera reproducible. La cronología completa del desarrollo, con sus decisiones y validaciones, se documenta en </w:t>
+        <w:t xml:space="preserve"> versionada (treinta y ocho en total, 0001 a 0038), de modo que el esquema de la base pudiera evolucionar de manera reproducible. La cronología completa del desarrollo, con sus decisiones y validaciones, se documenta en </w:t>
       </w:r>
       <w:r>
         <w:rPr>
@@ -6328,7 +6328,167 @@
           <w:color w:val="1A2329"/>
           <w:sz w:val="22"/>
         </w:rPr>
-        <w:t xml:space="preserve"> vista de edición tipo hoja de cálculo con selección de celdas y rangos, relleno por arrastre con encadenado automático de fechas, copiar/pegar de bloques y deshacer. Se complementa con </w:t>
+        <w:t xml:space="preserve"> vista de edición tipo hoja de cálculo con selección de celdas y rangos, relleno por arrastre con encadenado automático de fechas, copiar/pegar de bloques y deshacer. La planilla replica la experiencia de una hoja de cálculo real: </w:t>
+      </w:r>
+      <w:r>
+        <w:rPr>
+          <w:rFonts w:ascii="Calibri" w:hAnsi="Calibri"/>
+          <w:b/>
+          <w:i w:val="0"/>
+          <w:color w:val="1A2329"/>
+          <w:sz w:val="22"/>
+        </w:rPr>
+        <w:t>zoom continuo</w:t>
+      </w:r>
+      <w:r>
+        <w:rPr>
+          <w:rFonts w:ascii="Calibri" w:hAnsi="Calibri"/>
+          <w:b w:val="0"/>
+          <w:i w:val="0"/>
+          <w:color w:val="1A2329"/>
+          <w:sz w:val="22"/>
+        </w:rPr>
+        <w:t xml:space="preserve"> (gesto de pellizco del </w:t>
+      </w:r>
+      <w:r>
+        <w:rPr>
+          <w:rFonts w:ascii="Calibri" w:hAnsi="Calibri"/>
+          <w:b w:val="0"/>
+          <w:i/>
+          <w:color w:val="1A2329"/>
+          <w:sz w:val="22"/>
+        </w:rPr>
+        <w:t>trackpad</w:t>
+      </w:r>
+      <w:r>
+        <w:rPr>
+          <w:rFonts w:ascii="Calibri" w:hAnsi="Calibri"/>
+          <w:b w:val="0"/>
+          <w:i w:val="0"/>
+          <w:color w:val="1A2329"/>
+          <w:sz w:val="22"/>
+        </w:rPr>
+        <w:t xml:space="preserve">, anclado al cursor) que revela más o menos celdas, una </w:t>
+      </w:r>
+      <w:r>
+        <w:rPr>
+          <w:rFonts w:ascii="Calibri" w:hAnsi="Calibri"/>
+          <w:b/>
+          <w:i w:val="0"/>
+          <w:color w:val="1A2329"/>
+          <w:sz w:val="22"/>
+        </w:rPr>
+        <w:t>grilla que se extiende más allá de los datos</w:t>
+      </w:r>
+      <w:r>
+        <w:rPr>
+          <w:rFonts w:ascii="Calibri" w:hAnsi="Calibri"/>
+          <w:b w:val="0"/>
+          <w:i w:val="0"/>
+          <w:color w:val="1A2329"/>
+          <w:sz w:val="22"/>
+        </w:rPr>
+        <w:t xml:space="preserve"> —con desplazamiento hacia celdas vacías como en una hoja de cálculo—, alta de tareas escribiendo directamente sobre cualquier celda vacía e </w:t>
+      </w:r>
+      <w:r>
+        <w:rPr>
+          <w:rFonts w:ascii="Calibri" w:hAnsi="Calibri"/>
+          <w:b/>
+          <w:i w:val="0"/>
+          <w:color w:val="1A2329"/>
+          <w:sz w:val="22"/>
+        </w:rPr>
+        <w:t>inserción de filas en cualquier posición del orden</w:t>
+      </w:r>
+      <w:r>
+        <w:rPr>
+          <w:rFonts w:ascii="Calibri" w:hAnsi="Calibri"/>
+          <w:b w:val="0"/>
+          <w:i w:val="0"/>
+          <w:color w:val="1A2329"/>
+          <w:sz w:val="22"/>
+        </w:rPr>
+        <w:t xml:space="preserve"> (que se persiste). El usuario puede </w:t>
+      </w:r>
+      <w:r>
+        <w:rPr>
+          <w:rFonts w:ascii="Calibri" w:hAnsi="Calibri"/>
+          <w:b/>
+          <w:i w:val="0"/>
+          <w:color w:val="1A2329"/>
+          <w:sz w:val="22"/>
+        </w:rPr>
+        <w:t>mostrar u ocultar columnas</w:t>
+      </w:r>
+      <w:r>
+        <w:rPr>
+          <w:rFonts w:ascii="Calibri" w:hAnsi="Calibri"/>
+          <w:b w:val="0"/>
+          <w:i w:val="0"/>
+          <w:color w:val="1A2329"/>
+          <w:sz w:val="22"/>
+        </w:rPr>
+        <w:t xml:space="preserve"> según su necesidad; además de las de planificación, dispone de columnas opcionales de </w:t>
+      </w:r>
+      <w:r>
+        <w:rPr>
+          <w:rFonts w:ascii="Calibri" w:hAnsi="Calibri"/>
+          <w:b/>
+          <w:i w:val="0"/>
+          <w:color w:val="1A2329"/>
+          <w:sz w:val="22"/>
+        </w:rPr>
+        <w:t>hito</w:t>
+      </w:r>
+      <w:r>
+        <w:rPr>
+          <w:rFonts w:ascii="Calibri" w:hAnsi="Calibri"/>
+          <w:b w:val="0"/>
+          <w:i w:val="0"/>
+          <w:color w:val="1A2329"/>
+          <w:sz w:val="22"/>
+        </w:rPr>
+        <w:t xml:space="preserve">, </w:t>
+      </w:r>
+      <w:r>
+        <w:rPr>
+          <w:rFonts w:ascii="Calibri" w:hAnsi="Calibri"/>
+          <w:b/>
+          <w:i w:val="0"/>
+          <w:color w:val="1A2329"/>
+          <w:sz w:val="22"/>
+        </w:rPr>
+        <w:t>dependencias</w:t>
+      </w:r>
+      <w:r>
+        <w:rPr>
+          <w:rFonts w:ascii="Calibri" w:hAnsi="Calibri"/>
+          <w:b w:val="0"/>
+          <w:i w:val="0"/>
+          <w:color w:val="1A2329"/>
+          <w:sz w:val="22"/>
+        </w:rPr>
+        <w:t xml:space="preserve"> y </w:t>
+      </w:r>
+      <w:r>
+        <w:rPr>
+          <w:rFonts w:ascii="Calibri" w:hAnsi="Calibri"/>
+          <w:b/>
+          <w:i w:val="0"/>
+          <w:color w:val="1A2329"/>
+          <w:sz w:val="22"/>
+        </w:rPr>
+        <w:t>costo de materiales</w:t>
+      </w:r>
+      <w:r>
+        <w:rPr>
+          <w:rFonts w:ascii="Calibri" w:hAnsi="Calibri"/>
+          <w:b w:val="0"/>
+          <w:i w:val="0"/>
+          <w:color w:val="1A2329"/>
+          <w:sz w:val="22"/>
+        </w:rPr>
+        <w:t xml:space="preserve"> (esta última, un resumen que vincula la planilla con el presupuesto de la tarea). Se complementa con </w:t>
       </w:r>
       <w:r>
         <w:rPr>
@@ -6850,7 +7010,7 @@
           <w:color w:val="1A2329"/>
           <w:sz w:val="22"/>
         </w:rPr>
-        <w:t xml:space="preserve"> cómputo de materiales por tarea, presupuesto por obra (estimado frente a real) y generación de </w:t>
+        <w:t xml:space="preserve"> cómputo de materiales por tarea (con unidad, precio unitario y estado de aprovisionamiento), presupuesto por obra (estimado frente a real) y un flujo de </w:t>
       </w:r>
       <w:r>
         <w:rPr>
@@ -6860,17 +7020,57 @@
           <w:color w:val="1A2329"/>
           <w:sz w:val="22"/>
         </w:rPr>
-        <w:t>órdenes de compra</w:t>
-      </w:r>
-      <w:r>
-        <w:rPr>
-          <w:rFonts w:ascii="Calibri" w:hAnsi="Calibri"/>
-          <w:b w:val="0"/>
-          <w:i w:val="0"/>
-          <w:color w:val="1A2329"/>
-          <w:sz w:val="22"/>
-        </w:rPr>
-        <w:t xml:space="preserve"> a proveedores, con su envío y el seguimiento de la recepción.</w:t>
+        <w:t>solicitudes de cotización</w:t>
+      </w:r>
+      <w:r>
+        <w:rPr>
+          <w:rFonts w:ascii="Calibri" w:hAnsi="Calibri"/>
+          <w:b w:val="0"/>
+          <w:i w:val="0"/>
+          <w:color w:val="1A2329"/>
+          <w:sz w:val="22"/>
+        </w:rPr>
+        <w:t xml:space="preserve">: desde la obra se seleccionan los materiales pendientes y los proveedores a consultar; el sistema genera un PDF de solicitud y lo envía a cada proveedor por WhatsApp. Cuando el proveedor responde con su presupuesto en PDF —también por WhatsApp—, el sistema lo detecta, lo descarga y delega en el módulo de presupuestos la extracción estructurada con IA. Con dos o más respuestas, se dispara automáticamente un </w:t>
+      </w:r>
+      <w:r>
+        <w:rPr>
+          <w:rFonts w:ascii="Calibri" w:hAnsi="Calibri"/>
+          <w:b/>
+          <w:i w:val="0"/>
+          <w:color w:val="1A2329"/>
+          <w:sz w:val="22"/>
+        </w:rPr>
+        <w:t>análisis comparativo</w:t>
+      </w:r>
+      <w:r>
+        <w:rPr>
+          <w:rFonts w:ascii="Calibri" w:hAnsi="Calibri"/>
+          <w:b w:val="0"/>
+          <w:i w:val="0"/>
+          <w:color w:val="1A2329"/>
+          <w:sz w:val="22"/>
+        </w:rPr>
+        <w:t xml:space="preserve"> (Claude con salida estructurada JSON Schema) que compara los presupuestos ítem por ítem, identifica ventajas y riesgos de cada proveedor y emite una recomendación fundamentada. Al confirmar el proveedor elegido, se genera la </w:t>
+      </w:r>
+      <w:r>
+        <w:rPr>
+          <w:rFonts w:ascii="Calibri" w:hAnsi="Calibri"/>
+          <w:b/>
+          <w:i w:val="0"/>
+          <w:color w:val="1A2329"/>
+          <w:sz w:val="22"/>
+        </w:rPr>
+        <w:t>orden de compra</w:t>
+      </w:r>
+      <w:r>
+        <w:rPr>
+          <w:rFonts w:ascii="Calibri" w:hAnsi="Calibri"/>
+          <w:b w:val="0"/>
+          <w:i w:val="0"/>
+          <w:color w:val="1A2329"/>
+          <w:sz w:val="22"/>
+        </w:rPr>
+        <w:t xml:space="preserve"> y los materiales pasan al estado "pedido".</w:t>
       </w:r>
     </w:p>
     <w:p>
@@ -7659,6 +7859,62 @@
           </w:p>
         </w:tc>
       </w:tr>
+      <w:tr>
+        <w:tc>
+          <w:tcPr>
+            <w:tcW w:type="dxa" w:w="3120"/>
+          </w:tcPr>
+          <w:p>
+            <w:r/>
+            <w:r>
+              <w:rPr>
+                <w:rFonts w:ascii="Calibri" w:hAnsi="Calibri"/>
+                <w:b w:val="0"/>
+                <w:i w:val="0"/>
+                <w:color w:val="1A2329"/>
+                <w:sz w:val="20"/>
+              </w:rPr>
+              <w:t>Solicitud de cotización</w:t>
+            </w:r>
+          </w:p>
+        </w:tc>
+        <w:tc>
+          <w:tcPr>
+            <w:tcW w:type="dxa" w:w="3120"/>
+          </w:tcPr>
+          <w:p>
+            <w:r/>
+            <w:r>
+              <w:rPr>
+                <w:rFonts w:ascii="Calibri" w:hAnsi="Calibri"/>
+                <w:b w:val="0"/>
+                <w:i w:val="0"/>
+                <w:color w:val="1A2329"/>
+                <w:sz w:val="20"/>
+              </w:rPr>
+              <w:t>Crear una solicitud, simular respuestas PDF de dos proveedores por WhatsApp y confirmar el proveedor recomendado</w:t>
+            </w:r>
+          </w:p>
+        </w:tc>
+        <w:tc>
+          <w:tcPr>
+            <w:tcW w:type="dxa" w:w="3120"/>
+          </w:tcPr>
+          <w:p>
+            <w:r/>
+            <w:r>
+              <w:rPr>
+                <w:rFonts w:ascii="Calibri" w:hAnsi="Calibri"/>
+                <w:b w:val="0"/>
+                <w:i w:val="0"/>
+                <w:color w:val="1A2329"/>
+                <w:sz w:val="20"/>
+              </w:rPr>
+              <w:t>La IA extrae los datos de cada PDF, genera el análisis comparativo y la orden de compra queda asociada a la solicitud.</w:t>
+            </w:r>
+          </w:p>
+        </w:tc>
+      </w:tr>
     </w:tbl>
     <w:p>
       <w:pPr>
@@ -8828,7 +9084,7 @@
           <w:color w:val="1A2329"/>
           <w:sz w:val="22"/>
         </w:rPr>
-        <w:t>El proyecto CONSTRUCTA permitió construir una plataforma funcional que aborda la desconexión entre la planificación y la ejecución en obra. Se cumplieron los objetivos específicos planteados: la gestión integral de obras y tareas, la visualización del cronograma con ruta crítica y línea base, la carga de baja fricción, el asistente de WhatsApp con identificación de emisores, la bitácora de obra asistida por IA, la gestión de presupuestos con lectura y comparación automática, el repositorio de planos consultable por WhatsApp, el sistema de alertas y el aislamiento multi-inquilino con planes.</w:t>
+        <w:t>El proyecto CONSTRUCTA permitió construir una plataforma funcional que aborda la desconexión entre la planificación y la ejecución en obra. Se cumplieron los objetivos específicos planteados: la gestión integral de obras y tareas, la visualización del cronograma con ruta crítica y línea base, la carga de baja fricción, el asistente de WhatsApp con identificación de emisores, la bitácora de obra asistida por IA, la gestión de presupuestos con lectura y comparación automática, el flujo de solicitudes de cotización a proveedores con análisis comparativo asistido por IA, el repositorio de planos consultable por WhatsApp, el sistema de alertas y el aislamiento multi-inquilino con planes.</w:t>
       </w:r>
     </w:p>
     <w:p>

--- a/docs/IPI-CONSTRUCTA.docx
+++ b/docs/IPI-CONSTRUCTA.docx
@@ -3381,7 +3381,167 @@
           <w:color w:val="1A2329"/>
           <w:sz w:val="22"/>
         </w:rPr>
-        <w:t xml:space="preserve"> alta mediante asistente de cuatro pasos (datos, responsables, tareas, confirmación), edición, estados (planificada, en progreso, pausada, completada, cancelada) y datos del comitente.</w:t>
+        <w:t xml:space="preserve"> alta mediante asistente de cuatro pasos (datos, responsables, tareas, confirmación), edición y datos del comitente. El </w:t>
+      </w:r>
+      <w:r>
+        <w:rPr>
+          <w:rFonts w:ascii="Calibri" w:hAnsi="Calibri"/>
+          <w:b/>
+          <w:i w:val="0"/>
+          <w:color w:val="1A2329"/>
+          <w:sz w:val="22"/>
+        </w:rPr>
+        <w:t>estado de la obra</w:t>
+      </w:r>
+      <w:r>
+        <w:rPr>
+          <w:rFonts w:ascii="Calibri" w:hAnsi="Calibri"/>
+          <w:b w:val="0"/>
+          <w:i w:val="0"/>
+          <w:color w:val="1A2329"/>
+          <w:sz w:val="22"/>
+        </w:rPr>
+        <w:t xml:space="preserve"> (planificada, en progreso, pausada, completada, cancelada) sigue un modelo </w:t>
+      </w:r>
+      <w:r>
+        <w:rPr>
+          <w:rFonts w:ascii="Calibri" w:hAnsi="Calibri"/>
+          <w:b/>
+          <w:i w:val="0"/>
+          <w:color w:val="1A2329"/>
+          <w:sz w:val="22"/>
+        </w:rPr>
+        <w:t>híbrido</w:t>
+      </w:r>
+      <w:r>
+        <w:rPr>
+          <w:rFonts w:ascii="Calibri" w:hAnsi="Calibri"/>
+          <w:b w:val="0"/>
+          <w:i w:val="0"/>
+          <w:color w:val="1A2329"/>
+          <w:sz w:val="22"/>
+        </w:rPr>
+        <w:t xml:space="preserve">: transiciona de forma </w:t>
+      </w:r>
+      <w:r>
+        <w:rPr>
+          <w:rFonts w:ascii="Calibri" w:hAnsi="Calibri"/>
+          <w:b/>
+          <w:i w:val="0"/>
+          <w:color w:val="1A2329"/>
+          <w:sz w:val="22"/>
+        </w:rPr>
+        <w:t>automática</w:t>
+      </w:r>
+      <w:r>
+        <w:rPr>
+          <w:rFonts w:ascii="Calibri" w:hAnsi="Calibri"/>
+          <w:b w:val="0"/>
+          <w:i w:val="0"/>
+          <w:color w:val="1A2329"/>
+          <w:sz w:val="22"/>
+        </w:rPr>
+        <w:t xml:space="preserve"> según el avance de las tareas (pasa a </w:t>
+      </w:r>
+      <w:r>
+        <w:rPr>
+          <w:rFonts w:ascii="Calibri" w:hAnsi="Calibri"/>
+          <w:b w:val="0"/>
+          <w:i/>
+          <w:color w:val="1A2329"/>
+          <w:sz w:val="22"/>
+        </w:rPr>
+        <w:t>en progreso</w:t>
+      </w:r>
+      <w:r>
+        <w:rPr>
+          <w:rFonts w:ascii="Calibri" w:hAnsi="Calibri"/>
+          <w:b w:val="0"/>
+          <w:i w:val="0"/>
+          <w:color w:val="1A2329"/>
+          <w:sz w:val="22"/>
+        </w:rPr>
+        <w:t xml:space="preserve"> cuando alguna tarea arranca y a </w:t>
+      </w:r>
+      <w:r>
+        <w:rPr>
+          <w:rFonts w:ascii="Calibri" w:hAnsi="Calibri"/>
+          <w:b w:val="0"/>
+          <w:i/>
+          <w:color w:val="1A2329"/>
+          <w:sz w:val="22"/>
+        </w:rPr>
+        <w:t>completada</w:t>
+      </w:r>
+      <w:r>
+        <w:rPr>
+          <w:rFonts w:ascii="Calibri" w:hAnsi="Calibri"/>
+          <w:b w:val="0"/>
+          <w:i w:val="0"/>
+          <w:color w:val="1A2329"/>
+          <w:sz w:val="22"/>
+        </w:rPr>
+        <w:t xml:space="preserve"> cuando todas se terminan), mientras que las decisiones que no pueden inferirse —</w:t>
+      </w:r>
+      <w:r>
+        <w:rPr>
+          <w:rFonts w:ascii="Calibri" w:hAnsi="Calibri"/>
+          <w:b w:val="0"/>
+          <w:i/>
+          <w:color w:val="1A2329"/>
+          <w:sz w:val="22"/>
+        </w:rPr>
+        <w:t>pausar</w:t>
+      </w:r>
+      <w:r>
+        <w:rPr>
+          <w:rFonts w:ascii="Calibri" w:hAnsi="Calibri"/>
+          <w:b w:val="0"/>
+          <w:i w:val="0"/>
+          <w:color w:val="1A2329"/>
+          <w:sz w:val="22"/>
+        </w:rPr>
+        <w:t xml:space="preserve"> y </w:t>
+      </w:r>
+      <w:r>
+        <w:rPr>
+          <w:rFonts w:ascii="Calibri" w:hAnsi="Calibri"/>
+          <w:b w:val="0"/>
+          <w:i/>
+          <w:color w:val="1A2329"/>
+          <w:sz w:val="22"/>
+        </w:rPr>
+        <w:t>reactivar</w:t>
+      </w:r>
+      <w:r>
+        <w:rPr>
+          <w:rFonts w:ascii="Calibri" w:hAnsi="Calibri"/>
+          <w:b w:val="0"/>
+          <w:i w:val="0"/>
+          <w:color w:val="1A2329"/>
+          <w:sz w:val="22"/>
+        </w:rPr>
+        <w:t xml:space="preserve">— se realizan de forma </w:t>
+      </w:r>
+      <w:r>
+        <w:rPr>
+          <w:rFonts w:ascii="Calibri" w:hAnsi="Calibri"/>
+          <w:b/>
+          <w:i w:val="0"/>
+          <w:color w:val="1A2329"/>
+          <w:sz w:val="22"/>
+        </w:rPr>
+        <w:t>manual</w:t>
+      </w:r>
+      <w:r>
+        <w:rPr>
+          <w:rFonts w:ascii="Calibri" w:hAnsi="Calibri"/>
+          <w:b w:val="0"/>
+          <w:i w:val="0"/>
+          <w:color w:val="1A2329"/>
+          <w:sz w:val="22"/>
+        </w:rPr>
+        <w:t>; los estados terminales no se modifican a mano.</w:t>
       </w:r>
     </w:p>
     <w:p>

--- a/docs/IPI-CONSTRUCTA.docx
+++ b/docs/IPI-CONSTRUCTA.docx
@@ -7430,6 +7430,133 @@
           <w:sz w:val="22"/>
         </w:rPr>
         <w:t>.</w:t>
+      </w:r>
+    </w:p>
+    <w:p>
+      <w:pPr>
+        <w:pStyle w:val="ListBullet"/>
+        <w:spacing w:after="60"/>
+        <w:jc w:val="both"/>
+      </w:pPr>
+      <w:r>
+        <w:rPr>
+          <w:rFonts w:ascii="Calibri" w:hAnsi="Calibri"/>
+          <w:b/>
+          <w:i w:val="0"/>
+          <w:color w:val="1A2329"/>
+          <w:sz w:val="22"/>
+        </w:rPr>
+        <w:t>Auditoría técnica sistemática:</w:t>
+      </w:r>
+      <w:r>
+        <w:rPr>
+          <w:rFonts w:ascii="Calibri" w:hAnsi="Calibri"/>
+          <w:b w:val="0"/>
+          <w:i w:val="0"/>
+          <w:color w:val="1A2329"/>
+          <w:sz w:val="22"/>
+        </w:rPr>
+        <w:t xml:space="preserve"> se auditó el sistema módulo por módulo —las 26 rutas del backend, los servicios y el modelo de datos— con ocho análisis (</w:t>
+      </w:r>
+      <w:r>
+        <w:rPr>
+          <w:rFonts w:ascii="Consolas" w:hAnsi="Consolas"/>
+          <w:b w:val="0"/>
+          <w:i w:val="0"/>
+          <w:color w:val="1A2329"/>
+          <w:sz w:val="21"/>
+        </w:rPr>
+        <w:t>docs/analisis-modulo-*.md</w:t>
+      </w:r>
+      <w:r>
+        <w:rPr>
+          <w:rFonts w:ascii="Calibri" w:hAnsi="Calibri"/>
+          <w:b w:val="0"/>
+          <w:i w:val="0"/>
+          <w:color w:val="1A2329"/>
+          <w:sz w:val="22"/>
+        </w:rPr>
+        <w:t>) consolidados en un informe maestro (</w:t>
+      </w:r>
+      <w:r>
+        <w:rPr>
+          <w:rFonts w:ascii="Consolas" w:hAnsi="Consolas"/>
+          <w:b w:val="0"/>
+          <w:i w:val="0"/>
+          <w:color w:val="1A2329"/>
+          <w:sz w:val="21"/>
+        </w:rPr>
+        <w:t>docs/auditoria-sistema-consolidada.md</w:t>
+      </w:r>
+      <w:r>
+        <w:rPr>
+          <w:rFonts w:ascii="Calibri" w:hAnsi="Calibri"/>
+          <w:b w:val="0"/>
+          <w:i w:val="0"/>
+          <w:color w:val="1A2329"/>
+          <w:sz w:val="22"/>
+        </w:rPr>
+        <w:t>) que clasifica los hallazgos por severidad (seguridad / robustez / pulido) e identifica como tema transversal principal el aislamiento entre empresas (</w:t>
+      </w:r>
+      <w:r>
+        <w:rPr>
+          <w:rFonts w:ascii="Calibri" w:hAnsi="Calibri"/>
+          <w:b w:val="0"/>
+          <w:i/>
+          <w:color w:val="1A2329"/>
+          <w:sz w:val="22"/>
+        </w:rPr>
+        <w:t>tenants</w:t>
+      </w:r>
+      <w:r>
+        <w:rPr>
+          <w:rFonts w:ascii="Calibri" w:hAnsi="Calibri"/>
+          <w:b w:val="0"/>
+          <w:i w:val="0"/>
+          <w:color w:val="1A2329"/>
+          <w:sz w:val="22"/>
+        </w:rPr>
+        <w:t xml:space="preserve">). Como primer arnés de pruebas automatizadas se incorporó un conjunto de tests de aislamiento multi-inquilino con </w:t>
+      </w:r>
+      <w:r>
+        <w:rPr>
+          <w:rFonts w:ascii="Calibri" w:hAnsi="Calibri"/>
+          <w:b w:val="0"/>
+          <w:i/>
+          <w:color w:val="1A2329"/>
+          <w:sz w:val="22"/>
+        </w:rPr>
+        <w:t>pytest</w:t>
+      </w:r>
+      <w:r>
+        <w:rPr>
+          <w:rFonts w:ascii="Calibri" w:hAnsi="Calibri"/>
+          <w:b w:val="0"/>
+          <w:i w:val="0"/>
+          <w:color w:val="1A2329"/>
+          <w:sz w:val="22"/>
+        </w:rPr>
+        <w:t xml:space="preserve"> (</w:t>
+      </w:r>
+      <w:r>
+        <w:rPr>
+          <w:rFonts w:ascii="Consolas" w:hAnsi="Consolas"/>
+          <w:b w:val="0"/>
+          <w:i w:val="0"/>
+          <w:color w:val="1A2329"/>
+          <w:sz w:val="21"/>
+        </w:rPr>
+        <w:t>backend/tests/test_tenant_isolation.py</w:t>
+      </w:r>
+      <w:r>
+        <w:rPr>
+          <w:rFonts w:ascii="Calibri" w:hAnsi="Calibri"/>
+          <w:b w:val="0"/>
+          <w:i w:val="0"/>
+          <w:color w:val="1A2329"/>
+          <w:sz w:val="22"/>
+        </w:rPr>
+        <w:t>), que verifica que un usuario de una empresa no accede a los recursos de otra.</w:t>
       </w:r>
     </w:p>
     <w:p>

--- a/docs/IPI-CONSTRUCTA.docx
+++ b/docs/IPI-CONSTRUCTA.docx
@@ -3141,7 +3141,27 @@
                 <w:color w:val="1A2329"/>
                 <w:sz w:val="20"/>
               </w:rPr>
-              <w:t>Tabla de historial con eventos de tareas, chatbot y alertas, escritos por los servicios.</w:t>
+              <w:t xml:space="preserve">Tabla de historial con eventos de tareas, obras, responsables, línea base, alertas y compras, escritos por los servicios; se actualiza en tiempo real por Socket.IO. El historial de una obra eliminada se preserva (tenant_id denormalizado sobrevive a la FK) y es recuperable desde un panel administrativo. Auditoría dedicada en </w:t>
+            </w:r>
+            <w:r>
+              <w:rPr>
+                <w:rFonts w:ascii="Consolas" w:hAnsi="Consolas"/>
+                <w:b w:val="0"/>
+                <w:i w:val="0"/>
+                <w:color w:val="1A2329"/>
+                <w:sz w:val="19"/>
+              </w:rPr>
+              <w:t>docs/auditoria/07-historial.md</w:t>
+            </w:r>
+            <w:r>
+              <w:rPr>
+                <w:rFonts w:ascii="Calibri" w:hAnsi="Calibri"/>
+                <w:b w:val="0"/>
+                <w:i w:val="0"/>
+                <w:color w:val="1A2329"/>
+                <w:sz w:val="20"/>
+              </w:rPr>
+              <w:t>, cerrada el 27/08/2026.</w:t>
             </w:r>
           </w:p>
         </w:tc>

--- a/docs/IPI-CONSTRUCTA.docx
+++ b/docs/IPI-CONSTRUCTA.docx
@@ -3506,7 +3506,27 @@
                 <w:color w:val="1A2329"/>
                 <w:sz w:val="20"/>
               </w:rPr>
-              <w:t>) → análisis (Claude Haiku 4.5, salida estructurada) → resumen, puntos clave y sugerencias aplicables. Navegación tarea → notas completa.</w:t>
+              <w:t xml:space="preserve">) → análisis (Claude Haiku 4.5, salida estructurada) → resumen, puntos clave y sugerencias aplicables. Navegación tarea → notas completa. Auditoría dedicada en </w:t>
+            </w:r>
+            <w:r>
+              <w:rPr>
+                <w:rFonts w:ascii="Consolas" w:hAnsi="Consolas"/>
+                <w:b w:val="0"/>
+                <w:i w:val="0"/>
+                <w:color w:val="1A2329"/>
+                <w:sz w:val="19"/>
+              </w:rPr>
+              <w:t>docs/auditoria/08-bitacora.md</w:t>
+            </w:r>
+            <w:r>
+              <w:rPr>
+                <w:rFonts w:ascii="Calibri" w:hAnsi="Calibri"/>
+                <w:b w:val="0"/>
+                <w:i w:val="0"/>
+                <w:color w:val="1A2329"/>
+                <w:sz w:val="20"/>
+              </w:rPr>
+              <w:t xml:space="preserve"> (aislamiento cross-tenant, cuota de IA por WhatsApp, límite de notas por hora, actualización en tiempo real, paginación), cerrada el 27/08/2026.</w:t>
             </w:r>
           </w:p>
         </w:tc>

--- a/docs/IPI-CONSTRUCTA.docx
+++ b/docs/IPI-CONSTRUCTA.docx
@@ -3278,7 +3278,7 @@
                 <w:color w:val="1A2329"/>
                 <w:sz w:val="20"/>
               </w:rPr>
-              <w:t>Implementado</w:t>
+              <w:t>Implementado, con una limitación de la plataforma</w:t>
             </w:r>
           </w:p>
         </w:tc>
@@ -3297,7 +3297,27 @@
                 <w:color w:val="1A2329"/>
                 <w:sz w:val="20"/>
               </w:rPr>
-              <w:t>Repositorio de planos con versionado por obra y disciplina; consulta y envío de la última versión vigente por WhatsApp.</w:t>
+              <w:t xml:space="preserve">Repositorio de planos con versionado por obra y disciplina; consulta y envío de la última versión vigente por WhatsApp; control de acceso por responsable y por disciplina. Auditoría dedicada en </w:t>
+            </w:r>
+            <w:r>
+              <w:rPr>
+                <w:rFonts w:ascii="Consolas" w:hAnsi="Consolas"/>
+                <w:b w:val="0"/>
+                <w:i w:val="0"/>
+                <w:color w:val="1A2329"/>
+                <w:sz w:val="19"/>
+              </w:rPr>
+              <w:t>docs/auditoria/05-planos.md</w:t>
+            </w:r>
+            <w:r>
+              <w:rPr>
+                <w:rFonts w:ascii="Calibri" w:hAnsi="Calibri"/>
+                <w:b w:val="0"/>
+                <w:i w:val="0"/>
+                <w:color w:val="1A2329"/>
+                <w:sz w:val="20"/>
+              </w:rPr>
+              <w:t>, cerrada el 21/08/2026, con una segunda ronda de correcciones surgidas de la prueba en producción (28/08/2026).</w:t>
             </w:r>
           </w:p>
         </w:tc>
@@ -3316,7 +3336,7 @@
                 <w:color w:val="1A2329"/>
                 <w:sz w:val="20"/>
               </w:rPr>
-              <w:t>Ninguno relevante.</w:t>
+              <w:t>WhatsApp no admite adjuntos de más de 16 MB: un plano que supere ese tamaño se advierte en la interfaz al cargarlo, pero quien lo solicite desde el campo no lo recibe. La compresión automática quedó fuera de alcance.</w:t>
             </w:r>
           </w:p>
         </w:tc>
@@ -12364,7 +12384,47 @@
           <w:color w:val="1A2329"/>
           <w:sz w:val="22"/>
         </w:rPr>
-        <w:t xml:space="preserve"> por obra y disciplina; marca la última versión vigente y permite su consulta y envío por WhatsApp, evitando que en el campo se trabaje sobre planos desactualizados.</w:t>
+        <w:t xml:space="preserve"> por obra y disciplina; marca la última versión vigente y permite su consulta y envío por WhatsApp, evitando que en el campo se trabaje sobre planos desactualizados. La interfaz presenta </w:t>
+      </w:r>
+      <w:r>
+        <w:rPr>
+          <w:rFonts w:ascii="Calibri" w:hAnsi="Calibri"/>
+          <w:b w:val="0"/>
+          <w:i/>
+          <w:color w:val="1A2329"/>
+          <w:sz w:val="22"/>
+        </w:rPr>
+        <w:t>planos</w:t>
+      </w:r>
+      <w:r>
+        <w:rPr>
+          <w:rFonts w:ascii="Calibri" w:hAnsi="Calibri"/>
+          <w:b w:val="0"/>
+          <w:i w:val="0"/>
+          <w:color w:val="1A2329"/>
+          <w:sz w:val="22"/>
+        </w:rPr>
+        <w:t xml:space="preserve"> —cada uno con su versión vigente y su historial de revisiones— y no archivos sueltos: subir una revisión nueva se resuelve desde la fila del plano correspondiente, de modo que el nombre del archivo entrante resulta irrelevante y no puede abrir un historial paralelo por una diferencia de tipeo. La regla de vigencia es deliberadamente simple y explicable en una línea: manda la última versión cargada, y si eso resulta incorrecto se corrige marcando otra a mano. El </w:t>
+      </w:r>
+      <w:r>
+        <w:rPr>
+          <w:rFonts w:ascii="Calibri" w:hAnsi="Calibri"/>
+          <w:b/>
+          <w:i w:val="0"/>
+          <w:color w:val="1A2329"/>
+          <w:sz w:val="22"/>
+        </w:rPr>
+        <w:t>acceso por responsable</w:t>
+      </w:r>
+      <w:r>
+        <w:rPr>
+          <w:rFonts w:ascii="Calibri" w:hAnsi="Calibri"/>
+          <w:b w:val="0"/>
+          <w:i w:val="0"/>
+          <w:color w:val="1A2329"/>
+          <w:sz w:val="22"/>
+        </w:rPr>
+        <w:t xml:space="preserve"> se controla por obra: por defecto quien integra el equipo puede consultar cualquier disciplina —criterio alineado con la práctica de obra, donde las especialidades se interconectan y el electricista puede necesitar el plano sanitario—, y esa apertura se restringe manualmente, ya sea quitando el acceso por completo o habilitando solo disciplinas puntuales.</w:t>
       </w:r>
     </w:p>
     <w:p>
@@ -12737,7 +12797,67 @@
           <w:color w:val="1A2329"/>
           <w:sz w:val="22"/>
         </w:rPr>
-        <w:t xml:space="preserve">). Como resultado, la suite automatizada alcanza 72 tests distribuidos en 16 archivos, ejecutados en integración continua ante cada cambio, cubriendo aislamiento por tenant con </w:t>
+        <w:t>). Tras la defensa se realizó una segunda ronda sistemática, módulo por módulo, documentada en once informes (</w:t>
+      </w:r>
+      <w:r>
+        <w:rPr>
+          <w:rFonts w:ascii="Consolas" w:hAnsi="Consolas"/>
+          <w:b w:val="0"/>
+          <w:i w:val="0"/>
+          <w:color w:val="1A2329"/>
+          <w:sz w:val="21"/>
+        </w:rPr>
+        <w:t>docs/auditoria/01</w:t>
+      </w:r>
+      <w:r>
+        <w:rPr>
+          <w:rFonts w:ascii="Calibri" w:hAnsi="Calibri"/>
+          <w:b w:val="0"/>
+          <w:i w:val="0"/>
+          <w:color w:val="1A2329"/>
+          <w:sz w:val="22"/>
+        </w:rPr>
+        <w:t xml:space="preserve"> a </w:t>
+      </w:r>
+      <w:r>
+        <w:rPr>
+          <w:rFonts w:ascii="Consolas" w:hAnsi="Consolas"/>
+          <w:b w:val="0"/>
+          <w:i w:val="0"/>
+          <w:color w:val="1A2329"/>
+          <w:sz w:val="21"/>
+        </w:rPr>
+        <w:t>11</w:t>
+      </w:r>
+      <w:r>
+        <w:rPr>
+          <w:rFonts w:ascii="Calibri" w:hAnsi="Calibri"/>
+          <w:b w:val="0"/>
+          <w:i w:val="0"/>
+          <w:color w:val="1A2329"/>
+          <w:sz w:val="22"/>
+        </w:rPr>
+        <w:t>), cuya remediación se completó entre el 21 y el 28 de agosto de 2026. La suite automatizada creció a 315 tests distribuidos en 37 archivos, ejecutados en integración continua ante cada cambio: aislamiento por tenant (</w:t>
+      </w:r>
+      <w:r>
+        <w:rPr>
+          <w:rFonts w:ascii="Consolas" w:hAnsi="Consolas"/>
+          <w:b w:val="0"/>
+          <w:i w:val="0"/>
+          <w:color w:val="1A2329"/>
+          <w:sz w:val="21"/>
+        </w:rPr>
+        <w:t>test_tenant_isolation.py</w:t>
+      </w:r>
+      <w:r>
+        <w:rPr>
+          <w:rFonts w:ascii="Calibri" w:hAnsi="Calibri"/>
+          <w:b w:val="0"/>
+          <w:i w:val="0"/>
+          <w:color w:val="1A2329"/>
+          <w:sz w:val="22"/>
+        </w:rPr>
+        <w:t xml:space="preserve">, que verifica que un usuario de una empresa no accede a los recursos de otra), permisos por obra, autenticación, </w:t>
       </w:r>
       <w:r>
         <w:rPr>
@@ -12747,37 +12867,44 @@
           <w:color w:val="1A2329"/>
           <w:sz w:val="22"/>
         </w:rPr>
-        <w:t>pytest</w:t>
-      </w:r>
-      <w:r>
-        <w:rPr>
-          <w:rFonts w:ascii="Calibri" w:hAnsi="Calibri"/>
-          <w:b w:val="0"/>
-          <w:i w:val="0"/>
-          <w:color w:val="1A2329"/>
-          <w:sz w:val="22"/>
-        </w:rPr>
-        <w:t xml:space="preserve"> (</w:t>
-      </w:r>
-      <w:r>
-        <w:rPr>
-          <w:rFonts w:ascii="Consolas" w:hAnsi="Consolas"/>
-          <w:b w:val="0"/>
-          <w:i w:val="0"/>
-          <w:color w:val="1A2329"/>
-          <w:sz w:val="21"/>
-        </w:rPr>
-        <w:t>backend/tests/test_tenant_isolation.py</w:t>
-      </w:r>
-      <w:r>
-        <w:rPr>
-          <w:rFonts w:ascii="Calibri" w:hAnsi="Calibri"/>
-          <w:b w:val="0"/>
-          <w:i w:val="0"/>
-          <w:color w:val="1A2329"/>
-          <w:sz w:val="22"/>
-        </w:rPr>
-        <w:t>, que verifica que un usuario de una empresa no accede a los recursos de otra), además de autenticación, rate limiting, importaciones y robustez de infraestructura. Los tests de frontend y la automatización end-to-end quedan pendientes; se declaran explícitamente en las secciones de Implementación y de Objetivos no cumplidos.</w:t>
+        <w:t>rate limiting</w:t>
+      </w:r>
+      <w:r>
+        <w:rPr>
+          <w:rFonts w:ascii="Calibri" w:hAnsi="Calibri"/>
+          <w:b w:val="0"/>
+          <w:i w:val="0"/>
+          <w:color w:val="1A2329"/>
+          <w:sz w:val="22"/>
+        </w:rPr>
+        <w:t>, importaciones, robustez de infraestructura y un archivo por módulo auditado. Los tests de frontend y la automatización end-to-end quedan pendientes; se declaran explícitamente en las secciones de Implementación y de Objetivos no cumplidos.</w:t>
+      </w:r>
+    </w:p>
+    <w:p>
+      <w:pPr>
+        <w:pStyle w:val="ListBullet"/>
+        <w:spacing w:after="60"/>
+        <w:jc w:val="both"/>
+      </w:pPr>
+      <w:r>
+        <w:rPr>
+          <w:rFonts w:ascii="Calibri" w:hAnsi="Calibri"/>
+          <w:b/>
+          <w:i w:val="0"/>
+          <w:color w:val="1A2329"/>
+          <w:sz w:val="22"/>
+        </w:rPr>
+        <w:t>Prueba en entorno real como fuente de hallazgos:</w:t>
+      </w:r>
+      <w:r>
+        <w:rPr>
+          <w:rFonts w:ascii="Calibri" w:hAnsi="Calibri"/>
+          <w:b w:val="0"/>
+          <w:i w:val="0"/>
+          <w:color w:val="1A2329"/>
+          <w:sz w:val="22"/>
+        </w:rPr>
+        <w:t xml:space="preserve"> la verificación contra la integración real de mensajería (Twilio/WhatsApp), y no solamente la lectura de código o la suite automatizada, expuso defectos que ninguna de las otras técnicas había detectado: un menú de desambiguación que no aceptaba el nombre de la obra como respuesta y dejaba al usuario en un ciclo sin salida; un valor por defecto invertido en la asignación de permisos, latente porque ninguna interfaz ejercitaba ese camino; y un límite de tamaño de la plataforma de mensajería que el sistema no comunicaba. Se documenta como aprendizaje metodológico: en un sistema cuya interfaz principal es un canal de terceros, la prueba de integración real resulta una técnica de verificación no sustituible.</w:t>
       </w:r>
     </w:p>
     <w:p>
@@ -13423,6 +13550,180 @@
           </w:p>
         </w:tc>
       </w:tr>
+      <w:tr>
+        <w:tc>
+          <w:tcPr>
+            <w:tcW w:type="dxa" w:w="3120"/>
+            <w:shd w:val="clear" w:fill="F6F7F6"/>
+          </w:tcPr>
+          <w:p>
+            <w:r/>
+            <w:r>
+              <w:rPr>
+                <w:rFonts w:ascii="Calibri" w:hAnsi="Calibri"/>
+                <w:b w:val="0"/>
+                <w:i w:val="0"/>
+                <w:color w:val="1A2329"/>
+                <w:sz w:val="20"/>
+              </w:rPr>
+              <w:t>Plano pedido en varias obras</w:t>
+            </w:r>
+          </w:p>
+        </w:tc>
+        <w:tc>
+          <w:tcPr>
+            <w:tcW w:type="dxa" w:w="3120"/>
+            <w:shd w:val="clear" w:fill="F6F7F6"/>
+          </w:tcPr>
+          <w:p>
+            <w:r/>
+            <w:r>
+              <w:rPr>
+                <w:rFonts w:ascii="Calibri" w:hAnsi="Calibri"/>
+                <w:b w:val="0"/>
+                <w:i w:val="0"/>
+                <w:color w:val="1A2329"/>
+                <w:sz w:val="20"/>
+              </w:rPr>
+              <w:t>Solicitar por WhatsApp una disciplina presente en más de una obra del responsable y responder con el nombre de la obra en lugar del número</w:t>
+            </w:r>
+          </w:p>
+        </w:tc>
+        <w:tc>
+          <w:tcPr>
+            <w:tcW w:type="dxa" w:w="3120"/>
+            <w:shd w:val="clear" w:fill="F6F7F6"/>
+          </w:tcPr>
+          <w:p>
+            <w:r/>
+            <w:r>
+              <w:rPr>
+                <w:rFonts w:ascii="Calibri" w:hAnsi="Calibri"/>
+                <w:b w:val="0"/>
+                <w:i w:val="0"/>
+                <w:color w:val="1A2329"/>
+                <w:sz w:val="20"/>
+              </w:rPr>
+              <w:t>El sistema entrega la versión vigente de la obra indicada, aceptando indistintamente el número o el nombre.</w:t>
+            </w:r>
+          </w:p>
+        </w:tc>
+      </w:tr>
+      <w:tr>
+        <w:tc>
+          <w:tcPr>
+            <w:tcW w:type="dxa" w:w="3120"/>
+          </w:tcPr>
+          <w:p>
+            <w:r/>
+            <w:r>
+              <w:rPr>
+                <w:rFonts w:ascii="Calibri" w:hAnsi="Calibri"/>
+                <w:b w:val="0"/>
+                <w:i w:val="0"/>
+                <w:color w:val="1A2329"/>
+                <w:sz w:val="20"/>
+              </w:rPr>
+              <w:t>Acceso restringido a planos</w:t>
+            </w:r>
+          </w:p>
+        </w:tc>
+        <w:tc>
+          <w:tcPr>
+            <w:tcW w:type="dxa" w:w="3120"/>
+          </w:tcPr>
+          <w:p>
+            <w:r/>
+            <w:r>
+              <w:rPr>
+                <w:rFonts w:ascii="Calibri" w:hAnsi="Calibri"/>
+                <w:b w:val="0"/>
+                <w:i w:val="0"/>
+                <w:color w:val="1A2329"/>
+                <w:sz w:val="20"/>
+              </w:rPr>
+              <w:t>Quitar el acceso a planos de un responsable y solicitar un plano desde su número</w:t>
+            </w:r>
+          </w:p>
+        </w:tc>
+        <w:tc>
+          <w:tcPr>
+            <w:tcW w:type="dxa" w:w="3120"/>
+          </w:tcPr>
+          <w:p>
+            <w:r/>
+            <w:r>
+              <w:rPr>
+                <w:rFonts w:ascii="Calibri" w:hAnsi="Calibri"/>
+                <w:b w:val="0"/>
+                <w:i w:val="0"/>
+                <w:color w:val="1A2329"/>
+                <w:sz w:val="20"/>
+              </w:rPr>
+              <w:t>El asistente responde que no tiene acceso, sin entregar el archivo.</w:t>
+            </w:r>
+          </w:p>
+        </w:tc>
+      </w:tr>
+      <w:tr>
+        <w:tc>
+          <w:tcPr>
+            <w:tcW w:type="dxa" w:w="3120"/>
+            <w:shd w:val="clear" w:fill="F6F7F6"/>
+          </w:tcPr>
+          <w:p>
+            <w:r/>
+            <w:r>
+              <w:rPr>
+                <w:rFonts w:ascii="Calibri" w:hAnsi="Calibri"/>
+                <w:b w:val="0"/>
+                <w:i w:val="0"/>
+                <w:color w:val="1A2329"/>
+                <w:sz w:val="20"/>
+              </w:rPr>
+              <w:t>Plano por encima del límite de mensajería</w:t>
+            </w:r>
+          </w:p>
+        </w:tc>
+        <w:tc>
+          <w:tcPr>
+            <w:tcW w:type="dxa" w:w="3120"/>
+            <w:shd w:val="clear" w:fill="F6F7F6"/>
+          </w:tcPr>
+          <w:p>
+            <w:r/>
+            <w:r>
+              <w:rPr>
+                <w:rFonts w:ascii="Calibri" w:hAnsi="Calibri"/>
+                <w:b w:val="0"/>
+                <w:i w:val="0"/>
+                <w:color w:val="1A2329"/>
+                <w:sz w:val="20"/>
+              </w:rPr>
+              <w:t>Cargar un plano de más de 16 MB</w:t>
+            </w:r>
+          </w:p>
+        </w:tc>
+        <w:tc>
+          <w:tcPr>
+            <w:tcW w:type="dxa" w:w="3120"/>
+            <w:shd w:val="clear" w:fill="F6F7F6"/>
+          </w:tcPr>
+          <w:p>
+            <w:r/>
+            <w:r>
+              <w:rPr>
+                <w:rFonts w:ascii="Calibri" w:hAnsi="Calibri"/>
+                <w:b w:val="0"/>
+                <w:i w:val="0"/>
+                <w:color w:val="1A2329"/>
+                <w:sz w:val="20"/>
+              </w:rPr>
+              <w:t>La carga se completa y la interfaz advierte que no podrá enviarse por WhatsApp, sin bloquear la operación.</w:t>
+            </w:r>
+          </w:p>
+        </w:tc>
+      </w:tr>
     </w:tbl>
     <w:p>
       <w:pPr>
@@ -13456,7 +13757,7 @@
           <w:color w:val="3E4A52"/>
           <w:sz w:val="21"/>
         </w:rPr>
-        <w:t xml:space="preserve"> El backend cuenta con 72 tests automatizados (</w:t>
+        <w:t xml:space="preserve"> El backend cuenta con 315 tests automatizados (</w:t>
       </w:r>
       <w:r>
         <w:rPr>
@@ -13476,7 +13777,7 @@
           <w:color w:val="3E4A52"/>
           <w:sz w:val="21"/>
         </w:rPr>
-        <w:t>, 16 archivos) corriendo en integración continua. No existen todavía pruebas automatizadas de frontend (</w:t>
+        <w:t>, 37 archivos) corriendo en integración continua. No existen todavía pruebas automatizadas de frontend (</w:t>
       </w:r>
       <w:r>
         <w:rPr>

--- a/docs/IPI-CONSTRUCTA.docx
+++ b/docs/IPI-CONSTRUCTA.docx
@@ -3336,7 +3336,7 @@
                 <w:color w:val="1A2329"/>
                 <w:sz w:val="20"/>
               </w:rPr>
-              <w:t>WhatsApp no admite adjuntos de más de 16 MB: un plano que supere ese tamaño se advierte en la interfaz al cargarlo, pero quien lo solicite desde el campo no lo recibe. La compresión automática quedó fuera de alcance.</w:t>
+              <w:t>WhatsApp no admite adjuntos de más de 16 MB: un plano que supere ese tamaño se advierte en la interfaz al cargarlo y, si alguien lo solicita desde el campo, el asistente responde explicando por qué no puede enviarlo y a quién recurrir. La compresión automática que permitiría entregarlo igualmente quedó fuera de alcance.</w:t>
             </w:r>
           </w:p>
         </w:tc>

--- a/docs/IPI-CONSTRUCTA.docx
+++ b/docs/IPI-CONSTRUCTA.docx
@@ -11408,7 +11408,7 @@
           <w:color w:val="1A2329"/>
           <w:sz w:val="22"/>
         </w:rPr>
-        <w:t xml:space="preserve">); las dos rutas sin filtro que había señalado la auditoría del 13/08/2026 (presencia y simulación de vencidos administrativa) quedaron corregidas el 26/08/2026. Incorpora un esquema de </w:t>
+        <w:t xml:space="preserve">); las dos rutas sin filtro que había señalado la auditoría del 13/08/2026 (presencia y simulación de vencidos administrativa) quedaron corregidas el 26/08/2026. Esta última —una herramienta de prueba para forzar alertas de tareas vencidas, oculta en el frontend solo para desarrollo pero sin ninguna validación equivalente en el backend— se eliminó por completo el 31/08/2026, junto con su análoga de prueba de envío de WhatsApp: ninguna de las dos aporta valor a un usuario final y ambas eran alcanzables en producción por cualquier administrador. Incorpora un esquema de </w:t>
       </w:r>
       <w:r>
         <w:rPr>

--- a/docs/IPI-CONSTRUCTA.docx
+++ b/docs/IPI-CONSTRUCTA.docx
@@ -5018,7 +5018,27 @@
           <w:color w:val="1A2329"/>
           <w:sz w:val="22"/>
         </w:rPr>
-        <w:t xml:space="preserve"> se utilizó React (React, 2026) con TypeScript (TypeScript, 2026) y Vite, por su madurez, su tipado estático y la velocidad de su entorno de desarrollo.</w:t>
+        <w:t xml:space="preserve"> se utilizó React (React, 2026) con TypeScript (TypeScript, 2026) y Vite, por su madurez, su tipado estático y la velocidad de su entorno de desarrollo. Para la planilla de tareas se incorporó además la biblioteca </w:t>
+      </w:r>
+      <w:r>
+        <w:rPr>
+          <w:rFonts w:ascii="Consolas" w:hAnsi="Consolas"/>
+          <w:b w:val="0"/>
+          <w:i w:val="0"/>
+          <w:color w:val="1A2329"/>
+          <w:sz w:val="21"/>
+        </w:rPr>
+        <w:t>react-datasheet-grid</w:t>
+      </w:r>
+      <w:r>
+        <w:rPr>
+          <w:rFonts w:ascii="Calibri" w:hAnsi="Calibri"/>
+          <w:b w:val="0"/>
+          <w:i w:val="0"/>
+          <w:color w:val="1A2329"/>
+          <w:sz w:val="22"/>
+        </w:rPr>
+        <w:t xml:space="preserve"> (licencia MIT): reimplementar el comportamiento de una grilla editable —selección de rangos, relleno por arrastre, portapapeles, deshacer— demostró ser costoso y frágil en una primera versión propia, y delegarlo en una biblioteca específica permitió concentrar el esfuerzo en la lógica del dominio.</w:t>
       </w:r>
     </w:p>
     <w:p>
@@ -11709,7 +11729,27 @@
           <w:color w:val="1A2329"/>
           <w:sz w:val="22"/>
         </w:rPr>
-        <w:t xml:space="preserve"> vista de edición tipo hoja de cálculo con selección de celdas y rangos, relleno por arrastre con encadenado automático de fechas, copiar/pegar de bloques y deshacer. La planilla replica la experiencia de una hoja de cálculo real: </w:t>
+        <w:t xml:space="preserve"> vista de edición tipo hoja de cálculo. Tras una primera versión de desarrollo propio que resultó poco fluida en la carga de datos, el módulo se reconstruyó sobre la biblioteca </w:t>
+      </w:r>
+      <w:r>
+        <w:rPr>
+          <w:rFonts w:ascii="Consolas" w:hAnsi="Consolas"/>
+          <w:b w:val="0"/>
+          <w:i w:val="0"/>
+          <w:color w:val="1A2329"/>
+          <w:sz w:val="21"/>
+        </w:rPr>
+        <w:t>react-datasheet-grid</w:t>
+      </w:r>
+      <w:r>
+        <w:rPr>
+          <w:rFonts w:ascii="Calibri" w:hAnsi="Calibri"/>
+          <w:b w:val="0"/>
+          <w:i w:val="0"/>
+          <w:color w:val="1A2329"/>
+          <w:sz w:val="22"/>
+        </w:rPr>
+        <w:t xml:space="preserve"> (licencia MIT), de modo que el comportamiento genérico de una grilla —selección de celdas y rangos, navegación con teclado, relleno por arrastre, copiar y pegar bloques, y deshacer— quedara resuelto por una implementación ya probada, y el desarrollo propio se concentrara en las celdas específicas del dominio. La planilla reproduce las convenciones de una hoja de cálculo: </w:t>
       </w:r>
       <w:r>
         <w:rPr>
@@ -11719,37 +11759,17 @@
           <w:color w:val="1A2329"/>
           <w:sz w:val="22"/>
         </w:rPr>
-        <w:t>zoom continuo</w:t>
-      </w:r>
-      <w:r>
-        <w:rPr>
-          <w:rFonts w:ascii="Calibri" w:hAnsi="Calibri"/>
-          <w:b w:val="0"/>
-          <w:i w:val="0"/>
-          <w:color w:val="1A2329"/>
-          <w:sz w:val="22"/>
-        </w:rPr>
-        <w:t xml:space="preserve"> (gesto de pellizco del </w:t>
-      </w:r>
-      <w:r>
-        <w:rPr>
-          <w:rFonts w:ascii="Calibri" w:hAnsi="Calibri"/>
-          <w:b w:val="0"/>
-          <w:i/>
-          <w:color w:val="1A2329"/>
-          <w:sz w:val="22"/>
-        </w:rPr>
-        <w:t>trackpad</w:t>
-      </w:r>
-      <w:r>
-        <w:rPr>
-          <w:rFonts w:ascii="Calibri" w:hAnsi="Calibri"/>
-          <w:b w:val="0"/>
-          <w:i w:val="0"/>
-          <w:color w:val="1A2329"/>
-          <w:sz w:val="22"/>
-        </w:rPr>
-        <w:t xml:space="preserve">, anclado al cursor) que revela más o menos celdas, una </w:t>
+        <w:t>grilla que se extiende más allá de los datos</w:t>
+      </w:r>
+      <w:r>
+        <w:rPr>
+          <w:rFonts w:ascii="Calibri" w:hAnsi="Calibri"/>
+          <w:b w:val="0"/>
+          <w:i w:val="0"/>
+          <w:color w:val="1A2329"/>
+          <w:sz w:val="22"/>
+        </w:rPr>
+        <w:t xml:space="preserve"> (una tarea se da de alta escribiendo directamente sobre cualquier celda vacía), </w:t>
       </w:r>
       <w:r>
         <w:rPr>
@@ -11759,17 +11779,17 @@
           <w:color w:val="1A2329"/>
           <w:sz w:val="22"/>
         </w:rPr>
-        <w:t>grilla que se extiende más allá de los datos</w:t>
-      </w:r>
-      <w:r>
-        <w:rPr>
-          <w:rFonts w:ascii="Calibri" w:hAnsi="Calibri"/>
-          <w:b w:val="0"/>
-          <w:i w:val="0"/>
-          <w:color w:val="1A2329"/>
-          <w:sz w:val="22"/>
-        </w:rPr>
-        <w:t xml:space="preserve"> —con desplazamiento hacia celdas vacías como en una hoja de cálculo—, alta de tareas escribiendo directamente sobre cualquier celda vacía e </w:t>
+        <w:t>inserción de filas en cualquier posición del orden</w:t>
+      </w:r>
+      <w:r>
+        <w:rPr>
+          <w:rFonts w:ascii="Calibri" w:hAnsi="Calibri"/>
+          <w:b w:val="0"/>
+          <w:i w:val="0"/>
+          <w:color w:val="1A2329"/>
+          <w:sz w:val="22"/>
+        </w:rPr>
+        <w:t xml:space="preserve"> (que se persiste), </w:t>
       </w:r>
       <w:r>
         <w:rPr>
@@ -11779,17 +11799,17 @@
           <w:color w:val="1A2329"/>
           <w:sz w:val="22"/>
         </w:rPr>
-        <w:t>inserción de filas en cualquier posición del orden</w:t>
-      </w:r>
-      <w:r>
-        <w:rPr>
-          <w:rFonts w:ascii="Calibri" w:hAnsi="Calibri"/>
-          <w:b w:val="0"/>
-          <w:i w:val="0"/>
-          <w:color w:val="1A2329"/>
-          <w:sz w:val="22"/>
-        </w:rPr>
-        <w:t xml:space="preserve"> (que se persiste). El usuario puede </w:t>
+        <w:t>columna de tarea fija</w:t>
+      </w:r>
+      <w:r>
+        <w:rPr>
+          <w:rFonts w:ascii="Calibri" w:hAnsi="Calibri"/>
+          <w:b w:val="0"/>
+          <w:i w:val="0"/>
+          <w:color w:val="1A2329"/>
+          <w:sz w:val="22"/>
+        </w:rPr>
+        <w:t xml:space="preserve"> al desplazarse horizontalmente, </w:t>
       </w:r>
       <w:r>
         <w:rPr>
@@ -11799,6 +11819,46 @@
           <w:color w:val="1A2329"/>
           <w:sz w:val="22"/>
         </w:rPr>
+        <w:t>ancho de columna ajustable</w:t>
+      </w:r>
+      <w:r>
+        <w:rPr>
+          <w:rFonts w:ascii="Calibri" w:hAnsi="Calibri"/>
+          <w:b w:val="0"/>
+          <w:i w:val="0"/>
+          <w:color w:val="1A2329"/>
+          <w:sz w:val="22"/>
+        </w:rPr>
+        <w:t xml:space="preserve"> por arrastre y </w:t>
+      </w:r>
+      <w:r>
+        <w:rPr>
+          <w:rFonts w:ascii="Calibri" w:hAnsi="Calibri"/>
+          <w:b/>
+          <w:i w:val="0"/>
+          <w:color w:val="1A2329"/>
+          <w:sz w:val="22"/>
+        </w:rPr>
+        <w:t>barra de estado</w:t>
+      </w:r>
+      <w:r>
+        <w:rPr>
+          <w:rFonts w:ascii="Calibri" w:hAnsi="Calibri"/>
+          <w:b w:val="0"/>
+          <w:i w:val="0"/>
+          <w:color w:val="1A2329"/>
+          <w:sz w:val="22"/>
+        </w:rPr>
+        <w:t xml:space="preserve"> que muestra el resumen de la obra y, cuando hay varias celdas seleccionadas, el recuento, la suma y el promedio de sus valores numéricos. El usuario puede </w:t>
+      </w:r>
+      <w:r>
+        <w:rPr>
+          <w:rFonts w:ascii="Calibri" w:hAnsi="Calibri"/>
+          <w:b/>
+          <w:i w:val="0"/>
+          <w:color w:val="1A2329"/>
+          <w:sz w:val="22"/>
+        </w:rPr>
         <w:t>mostrar u ocultar columnas</w:t>
       </w:r>
       <w:r>
@@ -11839,17 +11899,37 @@
           <w:color w:val="1A2329"/>
           <w:sz w:val="22"/>
         </w:rPr>
-        <w:t>dependencias</w:t>
-      </w:r>
-      <w:r>
-        <w:rPr>
-          <w:rFonts w:ascii="Calibri" w:hAnsi="Calibri"/>
-          <w:b w:val="0"/>
-          <w:i w:val="0"/>
-          <w:color w:val="1A2329"/>
-          <w:sz w:val="22"/>
-        </w:rPr>
-        <w:t xml:space="preserve"> y </w:t>
+        <w:t>predecesoras</w:t>
+      </w:r>
+      <w:r>
+        <w:rPr>
+          <w:rFonts w:ascii="Calibri" w:hAnsi="Calibri"/>
+          <w:b w:val="0"/>
+          <w:i w:val="0"/>
+          <w:color w:val="1A2329"/>
+          <w:sz w:val="22"/>
+        </w:rPr>
+        <w:t xml:space="preserve"> —con la notación de Microsoft Project (</w:t>
+      </w:r>
+      <w:r>
+        <w:rPr>
+          <w:rFonts w:ascii="Consolas" w:hAnsi="Consolas"/>
+          <w:b w:val="0"/>
+          <w:i w:val="0"/>
+          <w:color w:val="1A2329"/>
+          <w:sz w:val="21"/>
+        </w:rPr>
+        <w:t>5FS+2</w:t>
+      </w:r>
+      <w:r>
+        <w:rPr>
+          <w:rFonts w:ascii="Calibri" w:hAnsi="Calibri"/>
+          <w:b w:val="0"/>
+          <w:i w:val="0"/>
+          <w:color w:val="1A2329"/>
+          <w:sz w:val="22"/>
+        </w:rPr>
+        <w:t xml:space="preserve"> indica que la tarea comienza dos días después de finalizada la de la fila 5), acompañada de una ayuda desplegable en el encabezado— y </w:t>
       </w:r>
       <w:r>
         <w:rPr>
@@ -11869,7 +11949,7 @@
           <w:color w:val="1A2329"/>
           <w:sz w:val="22"/>
         </w:rPr>
-        <w:t xml:space="preserve"> (esta última, un resumen que vincula la planilla con el presupuesto de la tarea). Se complementa con </w:t>
+        <w:t xml:space="preserve">, que despliega el detalle de materiales de la tarea y enlaza con el módulo de presupuesto. Se complementa con </w:t>
       </w:r>
       <w:r>
         <w:rPr>

--- a/docs/IPI-CONSTRUCTA.docx
+++ b/docs/IPI-CONSTRUCTA.docx
@@ -2820,7 +2820,7 @@
                 <w:color w:val="1A2329"/>
                 <w:sz w:val="20"/>
               </w:rPr>
-              <w:t>Implementado</w:t>
+              <w:t>Implementado, ampliado a detección proactiva de riesgo</w:t>
             </w:r>
           </w:p>
         </w:tc>
@@ -2839,7 +2839,27 @@
                 <w:color w:val="1A2329"/>
                 <w:sz w:val="20"/>
               </w:rPr>
-              <w:t xml:space="preserve">Servicio de evaluación de riesgos (reactivo al abrir una obra y periódico cada 4 horas para obras sin tráfico), 6 tipos de alerta con auto-resolución cuando la condición que las disparó desaparece, emisión en tiempo real por Socket.IO, traza en el historial. Auditoría dedicada en </w:t>
+              <w:t xml:space="preserve">Servicio de evaluación de riesgos (reactivo al abrir una obra y periódico para obras sin tráfico), </w:t>
+            </w:r>
+            <w:r>
+              <w:rPr>
+                <w:rFonts w:ascii="Calibri" w:hAnsi="Calibri"/>
+                <w:b/>
+                <w:i w:val="0"/>
+                <w:color w:val="1A2329"/>
+                <w:sz w:val="20"/>
+              </w:rPr>
+              <w:t>17 tipos de alerta</w:t>
+            </w:r>
+            <w:r>
+              <w:rPr>
+                <w:rFonts w:ascii="Calibri" w:hAnsi="Calibri"/>
+                <w:b w:val="0"/>
+                <w:i w:val="0"/>
+                <w:color w:val="1A2329"/>
+                <w:sz w:val="20"/>
+              </w:rPr>
+              <w:t xml:space="preserve"> con severidad graduada, emisión en tiempo real por Socket.IO y traza en el historial. A las 6 reglas iniciales —que solo miraban fechas de vencimiento y respuestas del asistente— se sumaron 11 reglas de detección de riesgo que explotan datos que el sistema ya calculaba sin usarlos para alertar: ruta crítica, línea base, aprovisionamiento de materiales, calendario laboral e historial de eventos. Cada regla es configurable por empresa (interruptor y umbral). Auditoría dedicada en </w:t>
             </w:r>
             <w:r>
               <w:rPr>
@@ -2859,7 +2879,47 @@
                 <w:color w:val="1A2329"/>
                 <w:sz w:val="20"/>
               </w:rPr>
-              <w:t>, cerrada el 26/08/2026.</w:t>
+              <w:t xml:space="preserve">, cerrada el 26/08/2026; diseño de las reglas en </w:t>
+            </w:r>
+            <w:r>
+              <w:rPr>
+                <w:rFonts w:ascii="Consolas" w:hAnsi="Consolas"/>
+                <w:b w:val="0"/>
+                <w:i w:val="0"/>
+                <w:color w:val="1A2329"/>
+                <w:sz w:val="19"/>
+              </w:rPr>
+              <w:t>docs/propuesta-reglas-riesgo.md</w:t>
+            </w:r>
+            <w:r>
+              <w:rPr>
+                <w:rFonts w:ascii="Calibri" w:hAnsi="Calibri"/>
+                <w:b w:val="0"/>
+                <w:i w:val="0"/>
+                <w:color w:val="1A2329"/>
+                <w:sz w:val="20"/>
+              </w:rPr>
+              <w:t xml:space="preserve"> e implementación documentada en </w:t>
+            </w:r>
+            <w:r>
+              <w:rPr>
+                <w:rFonts w:ascii="Consolas" w:hAnsi="Consolas"/>
+                <w:b w:val="0"/>
+                <w:i w:val="0"/>
+                <w:color w:val="1A2329"/>
+                <w:sz w:val="19"/>
+              </w:rPr>
+              <w:t>docs/implementacion-reglas-riesgo.md</w:t>
+            </w:r>
+            <w:r>
+              <w:rPr>
+                <w:rFonts w:ascii="Calibri" w:hAnsi="Calibri"/>
+                <w:b w:val="0"/>
+                <w:i w:val="0"/>
+                <w:color w:val="1A2329"/>
+                <w:sz w:val="20"/>
+              </w:rPr>
+              <w:t xml:space="preserve"> (03/09/2026).</w:t>
             </w:r>
           </w:p>
         </w:tc>
@@ -2878,7 +2938,7 @@
                 <w:color w:val="1A2329"/>
                 <w:sz w:val="20"/>
               </w:rPr>
-              <w:t>Ninguno relevante para el objetivo comprometido.</w:t>
+              <w:t>Las alertas se entregan dentro de la aplicación; el envío de las de severidad crítica por WhatsApp al jefe de obra queda como extensión natural. Las reglas nuevas no se auto-resuelven cuando la condición desaparece, como sí lo hacen las 6 anteriores.</w:t>
             </w:r>
           </w:p>
         </w:tc>
@@ -8493,6 +8553,150 @@
     </w:p>
     <w:p>
       <w:pPr>
+        <w:spacing w:after="160" w:lineRule="auto" w:line="276"/>
+        <w:jc w:val="both"/>
+      </w:pPr>
+      <w:r>
+        <w:rPr>
+          <w:rFonts w:ascii="Calibri" w:hAnsi="Calibri"/>
+          <w:b/>
+          <w:i w:val="0"/>
+          <w:color w:val="1A2329"/>
+          <w:sz w:val="22"/>
+        </w:rPr>
+        <w:t>Detección de Riesgo</w:t>
+      </w:r>
+    </w:p>
+    <w:p>
+      <w:pPr>
+        <w:pStyle w:val="ListBullet"/>
+        <w:spacing w:after="60"/>
+        <w:jc w:val="both"/>
+      </w:pPr>
+      <w:r>
+        <w:rPr>
+          <w:rFonts w:ascii="Calibri" w:hAnsi="Calibri"/>
+          <w:b/>
+          <w:i w:val="0"/>
+          <w:color w:val="1A2329"/>
+          <w:sz w:val="22"/>
+        </w:rPr>
+        <w:t>RF-73:</w:t>
+      </w:r>
+      <w:r>
+        <w:rPr>
+          <w:rFonts w:ascii="Calibri" w:hAnsi="Calibri"/>
+          <w:b w:val="0"/>
+          <w:i w:val="0"/>
+          <w:color w:val="1A2329"/>
+          <w:sz w:val="22"/>
+        </w:rPr>
+        <w:t xml:space="preserve"> El sistema debe detectar automáticamente situaciones de riesgo cruzando la ruta crítica, la línea base, el estado de aprovisionamiento de materiales, el calendario laboral y el historial de la obra, sin requerir intervención del usuario.</w:t>
+      </w:r>
+    </w:p>
+    <w:p>
+      <w:pPr>
+        <w:pStyle w:val="ListBullet"/>
+        <w:spacing w:after="60"/>
+        <w:jc w:val="both"/>
+      </w:pPr>
+      <w:r>
+        <w:rPr>
+          <w:rFonts w:ascii="Calibri" w:hAnsi="Calibri"/>
+          <w:b/>
+          <w:i w:val="0"/>
+          <w:color w:val="1A2329"/>
+          <w:sz w:val="22"/>
+        </w:rPr>
+        <w:t>RF-74:</w:t>
+      </w:r>
+      <w:r>
+        <w:rPr>
+          <w:rFonts w:ascii="Calibri" w:hAnsi="Calibri"/>
+          <w:b w:val="0"/>
+          <w:i w:val="0"/>
+          <w:color w:val="1A2329"/>
+          <w:sz w:val="22"/>
+        </w:rPr>
+        <w:t xml:space="preserve"> El sistema debe anticipar el riesgo antes de que se materialice el atraso, avisando de un vencimiento en la ruta crítica, de un hito comprometido o de un material faltante </w:t>
+      </w:r>
+      <w:r>
+        <w:rPr>
+          <w:rFonts w:ascii="Calibri" w:hAnsi="Calibri"/>
+          <w:b/>
+          <w:i w:val="0"/>
+          <w:color w:val="1A2329"/>
+          <w:sz w:val="22"/>
+        </w:rPr>
+        <w:t>antes</w:t>
+      </w:r>
+      <w:r>
+        <w:rPr>
+          <w:rFonts w:ascii="Calibri" w:hAnsi="Calibri"/>
+          <w:b w:val="0"/>
+          <w:i w:val="0"/>
+          <w:color w:val="1A2329"/>
+          <w:sz w:val="22"/>
+        </w:rPr>
+        <w:t xml:space="preserve"> de la fecha correspondiente.</w:t>
+      </w:r>
+    </w:p>
+    <w:p>
+      <w:pPr>
+        <w:pStyle w:val="ListBullet"/>
+        <w:spacing w:after="60"/>
+        <w:jc w:val="both"/>
+      </w:pPr>
+      <w:r>
+        <w:rPr>
+          <w:rFonts w:ascii="Calibri" w:hAnsi="Calibri"/>
+          <w:b/>
+          <w:i w:val="0"/>
+          <w:color w:val="1A2329"/>
+          <w:sz w:val="22"/>
+        </w:rPr>
+        <w:t>RF-75:</w:t>
+      </w:r>
+      <w:r>
+        <w:rPr>
+          <w:rFonts w:ascii="Calibri" w:hAnsi="Calibri"/>
+          <w:b w:val="0"/>
+          <w:i w:val="0"/>
+          <w:color w:val="1A2329"/>
+          <w:sz w:val="22"/>
+        </w:rPr>
+        <w:t xml:space="preserve"> El sistema debe asignar un nivel de severidad a cada alerta (crítica, alta, media o baja) y priorizar visualmente las de mayor severidad.</w:t>
+      </w:r>
+    </w:p>
+    <w:p>
+      <w:pPr>
+        <w:pStyle w:val="ListBullet"/>
+        <w:spacing w:after="60"/>
+        <w:jc w:val="both"/>
+      </w:pPr>
+      <w:r>
+        <w:rPr>
+          <w:rFonts w:ascii="Calibri" w:hAnsi="Calibri"/>
+          <w:b/>
+          <w:i w:val="0"/>
+          <w:color w:val="1A2329"/>
+          <w:sz w:val="22"/>
+        </w:rPr>
+        <w:t>RF-76:</w:t>
+      </w:r>
+      <w:r>
+        <w:rPr>
+          <w:rFonts w:ascii="Calibri" w:hAnsi="Calibri"/>
+          <w:b w:val="0"/>
+          <w:i w:val="0"/>
+          <w:color w:val="1A2329"/>
+          <w:sz w:val="22"/>
+        </w:rPr>
+        <w:t xml:space="preserve"> El sistema debe permitir a cada organización habilitar o deshabilitar individualmente cada regla de detección de riesgo y configurar su umbral de disparo.</w:t>
+      </w:r>
+    </w:p>
+    <w:p>
+      <w:pPr>
         <w:keepNext/>
         <w:spacing w:before="200" w:after="80"/>
       </w:pPr>
@@ -10131,7 +10335,7 @@
           <w:color w:val="1A2329"/>
           <w:sz w:val="22"/>
         </w:rPr>
-        <w:t>El modelo de datos, versionado en cuarenta y cuatro migraciones (</w:t>
+        <w:t>El modelo de datos, versionado en sesenta y cuatro migraciones (</w:t>
       </w:r>
       <w:r>
         <w:rPr>
@@ -10161,7 +10365,7 @@
           <w:color w:val="1A2329"/>
           <w:sz w:val="21"/>
         </w:rPr>
-        <w:t>0044</w:t>
+        <w:t>0064</w:t>
       </w:r>
       <w:r>
         <w:rPr>
@@ -10639,7 +10843,7 @@
           <w:color w:val="1A2329"/>
           <w:sz w:val="22"/>
         </w:rPr>
-        <w:t>.</w:t>
+        <w:t xml:space="preserve"> (con su nivel de severidad).</w:t>
       </w:r>
     </w:p>
     <w:p>
@@ -10656,6 +10860,73 @@
           <w:color w:val="1A2329"/>
           <w:sz w:val="22"/>
         </w:rPr>
+        <w:t>Detección de riesgo:</w:t>
+      </w:r>
+      <w:r>
+        <w:rPr>
+          <w:rFonts w:ascii="Calibri" w:hAnsi="Calibri"/>
+          <w:b w:val="0"/>
+          <w:i w:val="0"/>
+          <w:color w:val="1A2329"/>
+          <w:sz w:val="22"/>
+        </w:rPr>
+        <w:t xml:space="preserve"> </w:t>
+      </w:r>
+      <w:r>
+        <w:rPr>
+          <w:rFonts w:ascii="Consolas" w:hAnsi="Consolas"/>
+          <w:b w:val="0"/>
+          <w:i w:val="0"/>
+          <w:color w:val="1A2329"/>
+          <w:sz w:val="21"/>
+        </w:rPr>
+        <w:t>task_risk_snapshots</w:t>
+      </w:r>
+      <w:r>
+        <w:rPr>
+          <w:rFonts w:ascii="Calibri" w:hAnsi="Calibri"/>
+          <w:b w:val="0"/>
+          <w:i w:val="0"/>
+          <w:color w:val="1A2329"/>
+          <w:sz w:val="22"/>
+        </w:rPr>
+        <w:t xml:space="preserve"> (holgura calculada en la corrida anterior, para detectar que se está achicando) y la configuración de reglas y umbrales por empresa, alojada en </w:t>
+      </w:r>
+      <w:r>
+        <w:rPr>
+          <w:rFonts w:ascii="Consolas" w:hAnsi="Consolas"/>
+          <w:b w:val="0"/>
+          <w:i w:val="0"/>
+          <w:color w:val="1A2329"/>
+          <w:sz w:val="21"/>
+        </w:rPr>
+        <w:t>settings</w:t>
+      </w:r>
+      <w:r>
+        <w:rPr>
+          <w:rFonts w:ascii="Calibri" w:hAnsi="Calibri"/>
+          <w:b w:val="0"/>
+          <w:i w:val="0"/>
+          <w:color w:val="1A2329"/>
+          <w:sz w:val="22"/>
+        </w:rPr>
+        <w:t>.</w:t>
+      </w:r>
+    </w:p>
+    <w:p>
+      <w:pPr>
+        <w:pStyle w:val="ListBullet"/>
+        <w:spacing w:after="60"/>
+        <w:jc w:val="both"/>
+      </w:pPr>
+      <w:r>
+        <w:rPr>
+          <w:rFonts w:ascii="Calibri" w:hAnsi="Calibri"/>
+          <w:b/>
+          <w:i w:val="0"/>
+          <w:color w:val="1A2329"/>
+          <w:sz w:val="22"/>
+        </w:rPr>
         <w:t>Compras y documentación:</w:t>
       </w:r>
       <w:r>
@@ -11187,7 +11458,7 @@
           <w:color w:val="1A2329"/>
           <w:sz w:val="22"/>
         </w:rPr>
-        <w:t xml:space="preserve">, con una rama de control de versiones (Git) por cada etapa del plan, integrada al tronco principal tras su verificación. Cada cambio en el modelo de datos se materializó en una migración versionada (cuarenta y cuatro en total, </w:t>
+        <w:t xml:space="preserve">, con una rama de control de versiones (Git) por cada etapa del plan, integrada al tronco principal tras su verificación. Cada cambio en el modelo de datos se materializó en una migración versionada (sesenta y cuatro en total, </w:t>
       </w:r>
       <w:r>
         <w:rPr>
@@ -11217,7 +11488,7 @@
           <w:color w:val="1A2329"/>
           <w:sz w:val="21"/>
         </w:rPr>
-        <w:t>0044</w:t>
+        <w:t>0064</w:t>
       </w:r>
       <w:r>
         <w:rPr>
@@ -11926,17 +12197,237 @@
           <w:color w:val="1A2329"/>
           <w:sz w:val="22"/>
         </w:rPr>
-        <w:t>Módulo de alertas y tiempo real:</w:t>
-      </w:r>
-      <w:r>
-        <w:rPr>
-          <w:rFonts w:ascii="Calibri" w:hAnsi="Calibri"/>
-          <w:b w:val="0"/>
-          <w:i w:val="0"/>
-          <w:color w:val="1A2329"/>
-          <w:sz w:val="22"/>
-        </w:rPr>
-        <w:t xml:space="preserve"> un servicio evalúa automáticamente los riesgos de cada obra (tareas vencidas, demoradas o bloqueadas, sin responsable, y alto porcentaje de vencimiento) y genera alertas de distintos tipos —tarea bloqueada, riesgo de demora, tarea vencida, sin respuesta, reprogramación solicitada y recepción de pedido—. La evaluación combina un chequeo reactivo (al abrir una obra) con un job periódico cada 4 horas que cubre obras sin tráfico, y cada alerta se auto-resuelve cuando la condición que la disparó desaparece (tarea completada, cancelada o corregida). Las alertas se emiten en tiempo real por Socket.IO y quedan trazadas en el historial. El mismo canal soporta la presencia de usuarios conectados y la edición colaborativa.</w:t>
+        <w:t>Módulo de alertas y detección de riesgo:</w:t>
+      </w:r>
+      <w:r>
+        <w:rPr>
+          <w:rFonts w:ascii="Calibri" w:hAnsi="Calibri"/>
+          <w:b w:val="0"/>
+          <w:i w:val="0"/>
+          <w:color w:val="1A2329"/>
+          <w:sz w:val="22"/>
+        </w:rPr>
+        <w:t xml:space="preserve"> el sistema evalúa automáticamente el riesgo de cada obra y genera alertas de </w:t>
+      </w:r>
+      <w:r>
+        <w:rPr>
+          <w:rFonts w:ascii="Calibri" w:hAnsi="Calibri"/>
+          <w:b/>
+          <w:i w:val="0"/>
+          <w:color w:val="1A2329"/>
+          <w:sz w:val="22"/>
+        </w:rPr>
+        <w:t>diecisiete tipos</w:t>
+      </w:r>
+      <w:r>
+        <w:rPr>
+          <w:rFonts w:ascii="Calibri" w:hAnsi="Calibri"/>
+          <w:b w:val="0"/>
+          <w:i w:val="0"/>
+          <w:color w:val="1A2329"/>
+          <w:sz w:val="22"/>
+        </w:rPr>
+        <w:t xml:space="preserve">, cada una con un nivel de </w:t>
+      </w:r>
+      <w:r>
+        <w:rPr>
+          <w:rFonts w:ascii="Calibri" w:hAnsi="Calibri"/>
+          <w:b/>
+          <w:i w:val="0"/>
+          <w:color w:val="1A2329"/>
+          <w:sz w:val="22"/>
+        </w:rPr>
+        <w:t>severidad</w:t>
+      </w:r>
+      <w:r>
+        <w:rPr>
+          <w:rFonts w:ascii="Calibri" w:hAnsi="Calibri"/>
+          <w:b w:val="0"/>
+          <w:i w:val="0"/>
+          <w:color w:val="1A2329"/>
+          <w:sz w:val="22"/>
+        </w:rPr>
+        <w:t xml:space="preserve"> (crítica, alta, media o baja) que ordena visualmente qué atender primero. Seis reglas iniciales cubren el estado inmediato —tarea bloqueada, riesgo de demora, tarea vencida, falta de respuesta, reprogramación solicitada y recepción de pedido—; a ellas se sumaron </w:t>
+      </w:r>
+      <w:r>
+        <w:rPr>
+          <w:rFonts w:ascii="Calibri" w:hAnsi="Calibri"/>
+          <w:b/>
+          <w:i w:val="0"/>
+          <w:color w:val="1A2329"/>
+          <w:sz w:val="22"/>
+        </w:rPr>
+        <w:t>once reglas de detección de riesgo</w:t>
+      </w:r>
+      <w:r>
+        <w:rPr>
+          <w:rFonts w:ascii="Calibri" w:hAnsi="Calibri"/>
+          <w:b w:val="0"/>
+          <w:i w:val="0"/>
+          <w:color w:val="1A2329"/>
+          <w:sz w:val="22"/>
+        </w:rPr>
+        <w:t xml:space="preserve"> que cruzan información que el sistema ya calculaba pero no utilizaba para alertar: la </w:t>
+      </w:r>
+      <w:r>
+        <w:rPr>
+          <w:rFonts w:ascii="Calibri" w:hAnsi="Calibri"/>
+          <w:b/>
+          <w:i w:val="0"/>
+          <w:color w:val="1A2329"/>
+          <w:sz w:val="22"/>
+        </w:rPr>
+        <w:t>ruta crítica</w:t>
+      </w:r>
+      <w:r>
+        <w:rPr>
+          <w:rFonts w:ascii="Calibri" w:hAnsi="Calibri"/>
+          <w:b w:val="0"/>
+          <w:i w:val="0"/>
+          <w:color w:val="1A2329"/>
+          <w:sz w:val="22"/>
+        </w:rPr>
+        <w:t xml:space="preserve"> (una tarea sin holgura que se atrasa corre la fecha de fin de toda la obra, y su holgura decreciente anticipa que está por volverse crítica), la </w:t>
+      </w:r>
+      <w:r>
+        <w:rPr>
+          <w:rFonts w:ascii="Calibri" w:hAnsi="Calibri"/>
+          <w:b/>
+          <w:i w:val="0"/>
+          <w:color w:val="1A2329"/>
+          <w:sz w:val="22"/>
+        </w:rPr>
+        <w:t>línea base</w:t>
+      </w:r>
+      <w:r>
+        <w:rPr>
+          <w:rFonts w:ascii="Calibri" w:hAnsi="Calibri"/>
+          <w:b w:val="0"/>
+          <w:i w:val="0"/>
+          <w:color w:val="1A2329"/>
+          <w:sz w:val="22"/>
+        </w:rPr>
+        <w:t xml:space="preserve"> (desvío entre lo planificado y lo replanificado), el </w:t>
+      </w:r>
+      <w:r>
+        <w:rPr>
+          <w:rFonts w:ascii="Calibri" w:hAnsi="Calibri"/>
+          <w:b/>
+          <w:i w:val="0"/>
+          <w:color w:val="1A2329"/>
+          <w:sz w:val="22"/>
+        </w:rPr>
+        <w:t>aprovisionamiento</w:t>
+      </w:r>
+      <w:r>
+        <w:rPr>
+          <w:rFonts w:ascii="Calibri" w:hAnsi="Calibri"/>
+          <w:b w:val="0"/>
+          <w:i w:val="0"/>
+          <w:color w:val="1A2329"/>
+          <w:sz w:val="22"/>
+        </w:rPr>
+        <w:t xml:space="preserve"> (materiales sin pedir, pedidos que el proveedor nunca confirmó y materiales que van a bloquear una tarea próxima a arrancar), el </w:t>
+      </w:r>
+      <w:r>
+        <w:rPr>
+          <w:rFonts w:ascii="Calibri" w:hAnsi="Calibri"/>
+          <w:b/>
+          <w:i w:val="0"/>
+          <w:color w:val="1A2329"/>
+          <w:sz w:val="22"/>
+        </w:rPr>
+        <w:t>calendario laboral</w:t>
+      </w:r>
+      <w:r>
+        <w:rPr>
+          <w:rFonts w:ascii="Calibri" w:hAnsi="Calibri"/>
+          <w:b w:val="0"/>
+          <w:i w:val="0"/>
+          <w:color w:val="1A2329"/>
+          <w:sz w:val="22"/>
+        </w:rPr>
+        <w:t xml:space="preserve"> (vencimientos que caen en feriado o día no laborable), el </w:t>
+      </w:r>
+      <w:r>
+        <w:rPr>
+          <w:rFonts w:ascii="Calibri" w:hAnsi="Calibri"/>
+          <w:b/>
+          <w:i w:val="0"/>
+          <w:color w:val="1A2329"/>
+          <w:sz w:val="22"/>
+        </w:rPr>
+        <w:t>historial</w:t>
+      </w:r>
+      <w:r>
+        <w:rPr>
+          <w:rFonts w:ascii="Calibri" w:hAnsi="Calibri"/>
+          <w:b w:val="0"/>
+          <w:i w:val="0"/>
+          <w:color w:val="1A2329"/>
+          <w:sz w:val="22"/>
+        </w:rPr>
+        <w:t xml:space="preserve"> (tareas que se bloquean una y otra vez, responsables que acumulan faltas de respuesta) y los </w:t>
+      </w:r>
+      <w:r>
+        <w:rPr>
+          <w:rFonts w:ascii="Calibri" w:hAnsi="Calibri"/>
+          <w:b/>
+          <w:i w:val="0"/>
+          <w:color w:val="1A2329"/>
+          <w:sz w:val="22"/>
+        </w:rPr>
+        <w:t>hitos</w:t>
+      </w:r>
+      <w:r>
+        <w:rPr>
+          <w:rFonts w:ascii="Calibri" w:hAnsi="Calibri"/>
+          <w:b w:val="0"/>
+          <w:i w:val="0"/>
+          <w:color w:val="1A2329"/>
+          <w:sz w:val="22"/>
+        </w:rPr>
+        <w:t xml:space="preserve"> (compromisos próximos con tareas previas sin terminar). El cambio cualitativo es que el sistema deja de limitarse a informar que algo </w:t>
+      </w:r>
+      <w:r>
+        <w:rPr>
+          <w:rFonts w:ascii="Calibri" w:hAnsi="Calibri"/>
+          <w:b/>
+          <w:i w:val="0"/>
+          <w:color w:val="1A2329"/>
+          <w:sz w:val="22"/>
+        </w:rPr>
+        <w:t>ya</w:t>
+      </w:r>
+      <w:r>
+        <w:rPr>
+          <w:rFonts w:ascii="Calibri" w:hAnsi="Calibri"/>
+          <w:b w:val="0"/>
+          <w:i w:val="0"/>
+          <w:color w:val="1A2329"/>
+          <w:sz w:val="22"/>
+        </w:rPr>
+        <w:t xml:space="preserve"> salió mal para avisar que </w:t>
+      </w:r>
+      <w:r>
+        <w:rPr>
+          <w:rFonts w:ascii="Calibri" w:hAnsi="Calibri"/>
+          <w:b/>
+          <w:i w:val="0"/>
+          <w:color w:val="1A2329"/>
+          <w:sz w:val="22"/>
+        </w:rPr>
+        <w:t>va a</w:t>
+      </w:r>
+      <w:r>
+        <w:rPr>
+          <w:rFonts w:ascii="Calibri" w:hAnsi="Calibri"/>
+          <w:b w:val="0"/>
+          <w:i w:val="0"/>
+          <w:color w:val="1A2329"/>
+          <w:sz w:val="22"/>
+        </w:rPr>
+        <w:t xml:space="preserve"> salir mal, mientras todavía hay margen de reacción. Cada regla puede habilitarse o deshabilitarse por empresa y tiene su umbral configurable, y se ejecutan en tres frecuencias según su naturaleza: las que miran el estado del día cada cuatro horas, las que comparan contra el estado del día anterior una vez por día, y las que detectan patrones acumulados sobre el historial una vez por semana. Las alertas se emiten en tiempo real por Socket.IO, se deduplican para no repetir un aviso vigente y quedan trazadas en el historial. El mismo canal soporta la presencia de usuarios conectados y la edición colaborativa.</w:t>
       </w:r>
     </w:p>
     <w:p>
@@ -12837,7 +13328,7 @@
           <w:color w:val="1A2329"/>
           <w:sz w:val="22"/>
         </w:rPr>
-        <w:t>), cuya remediación se completó entre el 21 y el 28 de agosto de 2026. La suite automatizada creció a 315 tests distribuidos en 37 archivos, ejecutados en integración continua ante cada cambio: aislamiento por tenant (</w:t>
+        <w:t>), cuya remediación se completó entre el 21 y el 28 de agosto de 2026. La suite automatizada creció a 356 tests distribuidos en 38 archivos, ejecutados en integración continua ante cada cambio: aislamiento por tenant (</w:t>
       </w:r>
       <w:r>
         <w:rPr>
@@ -12904,7 +13395,7 @@
           <w:color w:val="1A2329"/>
           <w:sz w:val="22"/>
         </w:rPr>
-        <w:t xml:space="preserve"> la verificación contra la integración real de mensajería (Twilio/WhatsApp), y no solamente la lectura de código o la suite automatizada, expuso defectos que ninguna de las otras técnicas había detectado: un menú de desambiguación que no aceptaba el nombre de la obra como respuesta y dejaba al usuario en un ciclo sin salida; un valor por defecto invertido en la asignación de permisos, latente porque ninguna interfaz ejercitaba ese camino; y un límite de tamaño de la plataforma de mensajería que el sistema no comunicaba. Se documenta como aprendizaje metodológico: en un sistema cuya interfaz principal es un canal de terceros, la prueba de integración real resulta una técnica de verificación no sustituible.</w:t>
+        <w:t xml:space="preserve"> la verificación contra la integración real de mensajería (Twilio/WhatsApp), y no solamente la lectura de código o la suite automatizada, expuso defectos que ninguna de las otras técnicas había detectado: un menú de desambiguación que no aceptaba el nombre de la obra como respuesta y dejaba al usuario en un ciclo sin salida; un valor por defecto invertido en la asignación de permisos, latente porque ninguna interfaz ejercitaba ese camino; y un límite de tamaño de la plataforma de mensajería que el sistema no comunicaba. Se documenta como aprendizaje metodológico: en un sistema cuya interfaz principal es un canal de terceros, la prueba de integración real resulta una técnica de verificación no sustituible. El mismo principio se confirmó en otro plano al implementar la detección de riesgo: la suite automatizada corre sobre SQLite, y recién al aplicar las migraciones sobre PostgreSQL apareció una comparación entre una columna de tipo enumerado y un parámetro de texto que ese motor no admite, y que en SQLite pasaba inadvertida por representar los enumerados como texto.</w:t>
       </w:r>
     </w:p>
     <w:p>
@@ -13724,6 +14215,177 @@
           </w:p>
         </w:tc>
       </w:tr>
+      <w:tr>
+        <w:tc>
+          <w:tcPr>
+            <w:tcW w:type="dxa" w:w="3120"/>
+          </w:tcPr>
+          <w:p>
+            <w:r/>
+            <w:r>
+              <w:rPr>
+                <w:rFonts w:ascii="Calibri" w:hAnsi="Calibri"/>
+                <w:b w:val="0"/>
+                <w:i w:val="0"/>
+                <w:color w:val="1A2329"/>
+                <w:sz w:val="20"/>
+              </w:rPr>
+              <w:t>Riesgo en la ruta crítica</w:t>
+            </w:r>
+          </w:p>
+        </w:tc>
+        <w:tc>
+          <w:tcPr>
+            <w:tcW w:type="dxa" w:w="3120"/>
+          </w:tcPr>
+          <w:p>
+            <w:r/>
+            <w:r>
+              <w:rPr>
+                <w:rFonts w:ascii="Calibri" w:hAnsi="Calibri"/>
+                <w:b w:val="0"/>
+                <w:i w:val="0"/>
+                <w:color w:val="1A2329"/>
+                <w:sz w:val="20"/>
+              </w:rPr>
+              <w:t>Encadenar dos tareas sin holgura y dejar vencer la primera</w:t>
+            </w:r>
+          </w:p>
+        </w:tc>
+        <w:tc>
+          <w:tcPr>
+            <w:tcW w:type="dxa" w:w="3120"/>
+          </w:tcPr>
+          <w:p>
+            <w:r/>
+            <w:r>
+              <w:rPr>
+                <w:rFonts w:ascii="Calibri" w:hAnsi="Calibri"/>
+                <w:b w:val="0"/>
+                <w:i w:val="0"/>
+                <w:color w:val="1A2329"/>
+                <w:sz w:val="20"/>
+              </w:rPr>
+              <w:t>Se genera una alerta de severidad crítica que indica que la fecha de fin de obra ya se corrió, distinta de la alerta común de tarea vencida.</w:t>
+            </w:r>
+          </w:p>
+        </w:tc>
+      </w:tr>
+      <w:tr>
+        <w:tc>
+          <w:tcPr>
+            <w:tcW w:type="dxa" w:w="3120"/>
+            <w:shd w:val="clear" w:fill="F6F7F6"/>
+          </w:tcPr>
+          <w:p>
+            <w:r/>
+            <w:r>
+              <w:rPr>
+                <w:rFonts w:ascii="Calibri" w:hAnsi="Calibri"/>
+                <w:b w:val="0"/>
+                <w:i w:val="0"/>
+                <w:color w:val="1A2329"/>
+                <w:sz w:val="20"/>
+              </w:rPr>
+              <w:t>Material que va a bloquear una tarea</w:t>
+            </w:r>
+          </w:p>
+        </w:tc>
+        <w:tc>
+          <w:tcPr>
+            <w:tcW w:type="dxa" w:w="3120"/>
+            <w:shd w:val="clear" w:fill="F6F7F6"/>
+          </w:tcPr>
+          <w:p>
+            <w:r/>
+            <w:r>
+              <w:rPr>
+                <w:rFonts w:ascii="Calibri" w:hAnsi="Calibri"/>
+                <w:b w:val="0"/>
+                <w:i w:val="0"/>
+                <w:color w:val="1A2329"/>
+                <w:sz w:val="20"/>
+              </w:rPr>
+              <w:t>Cargar un material sin recibir en una tarea que arranca en pocos días</w:t>
+            </w:r>
+          </w:p>
+        </w:tc>
+        <w:tc>
+          <w:tcPr>
+            <w:tcW w:type="dxa" w:w="3120"/>
+            <w:shd w:val="clear" w:fill="F6F7F6"/>
+          </w:tcPr>
+          <w:p>
+            <w:r/>
+            <w:r>
+              <w:rPr>
+                <w:rFonts w:ascii="Calibri" w:hAnsi="Calibri"/>
+                <w:b w:val="0"/>
+                <w:i w:val="0"/>
+                <w:color w:val="1A2329"/>
+                <w:sz w:val="20"/>
+              </w:rPr>
+              <w:t>Se avisa antes de que la tarea llegue a estado Bloqueada, indicando qué material falta.</w:t>
+            </w:r>
+          </w:p>
+        </w:tc>
+      </w:tr>
+      <w:tr>
+        <w:tc>
+          <w:tcPr>
+            <w:tcW w:type="dxa" w:w="3120"/>
+          </w:tcPr>
+          <w:p>
+            <w:r/>
+            <w:r>
+              <w:rPr>
+                <w:rFonts w:ascii="Calibri" w:hAnsi="Calibri"/>
+                <w:b w:val="0"/>
+                <w:i w:val="0"/>
+                <w:color w:val="1A2329"/>
+                <w:sz w:val="20"/>
+              </w:rPr>
+              <w:t>Configuración de una regla de riesgo</w:t>
+            </w:r>
+          </w:p>
+        </w:tc>
+        <w:tc>
+          <w:tcPr>
+            <w:tcW w:type="dxa" w:w="3120"/>
+          </w:tcPr>
+          <w:p>
+            <w:r/>
+            <w:r>
+              <w:rPr>
+                <w:rFonts w:ascii="Calibri" w:hAnsi="Calibri"/>
+                <w:b w:val="0"/>
+                <w:i w:val="0"/>
+                <w:color w:val="1A2329"/>
+                <w:sz w:val="20"/>
+              </w:rPr>
+              <w:t>Deshabilitar una regla desde Configuración y ejecutar la evaluación</w:t>
+            </w:r>
+          </w:p>
+        </w:tc>
+        <w:tc>
+          <w:tcPr>
+            <w:tcW w:type="dxa" w:w="3120"/>
+          </w:tcPr>
+          <w:p>
+            <w:r/>
+            <w:r>
+              <w:rPr>
+                <w:rFonts w:ascii="Calibri" w:hAnsi="Calibri"/>
+                <w:b w:val="0"/>
+                <w:i w:val="0"/>
+                <w:color w:val="1A2329"/>
+                <w:sz w:val="20"/>
+              </w:rPr>
+              <w:t>Esa regla deja de generar alertas y las demás siguen funcionando.</w:t>
+            </w:r>
+          </w:p>
+        </w:tc>
+      </w:tr>
     </w:tbl>
     <w:p>
       <w:pPr>
@@ -13757,7 +14419,7 @@
           <w:color w:val="3E4A52"/>
           <w:sz w:val="21"/>
         </w:rPr>
-        <w:t xml:space="preserve"> El backend cuenta con 315 tests automatizados (</w:t>
+        <w:t xml:space="preserve"> El backend cuenta con 356 tests automatizados (</w:t>
       </w:r>
       <w:r>
         <w:rPr>
@@ -13777,7 +14439,7 @@
           <w:color w:val="3E4A52"/>
           <w:sz w:val="21"/>
         </w:rPr>
-        <w:t>, 37 archivos) corriendo en integración continua. No existen todavía pruebas automatizadas de frontend (</w:t>
+        <w:t>, 38 archivos) corriendo en integración continua. No existen todavía pruebas automatizadas de frontend (</w:t>
       </w:r>
       <w:r>
         <w:rPr>
